--- a/hellenic_arc_paper/טבלת_אימות_ציטוטים.docx
+++ b/hellenic_arc_paper/טבלת_אימות_ציטוטים.docx
@@ -53,7 +53,7 @@
           <w:rtl w:val="1"/>
           <w:lang w:bidi="he-IL" w:val="en-US"/>
         </w:rPr>
-        <w:t>לכל אחת מ-57 הערות השוליים שבעבודה מובאים כאן המקור, הלוקטור המדויק (עמוד מודפס אצל Huguen ו-Güneş; מספר פסקה בפורמט AGU אצל Kopf ו-Royden), הטענה כפי שנוסחה בעבודה, והציטוט המילולי שממנו היא נגזרת. כל 53 הציטוטים אותרו אוטומטית בקובצי ה-PDF של המאמרים, בעמוד או בפסקה שהלוקטור טוען לו, לפני שנכתבו לכאן.</w:t>
+        <w:t>לכל אחת מהערות השוליים שבעבודה מובאים כאן המקור, הלוקטור המדויק (עמוד מודפס אצל Huguen ו-Güneş; מספר פסקה בפורמט AGU אצל Kopf ו-Royden), הטענה כפי שנוסחה בעבודה, והציטוט המילולי שממנו היא נגזרת. כל 56 הציטוטים אותרו אוטומטית בקובצי ה-PDF של המאמרים, בעמוד או בפסקה שהלוקטור טוען לו, לפני שנכתבו לכאן.</w:t>
       </w:r>
     </w:p>
     <w:p>
@@ -1822,7 +1822,7 @@
           <w:rtl w:val="1"/>
           <w:lang w:bidi="he-IL" w:val="en-US"/>
         </w:rPr>
-        <w:t>הטענה בעבודה: שקעי פליני וסטראבו ערוכים כשרשרת אגנים במערך מדורג (en échelon) בכיוון צפון-מזרח–דרום-מערב, המבטא תנועת גזירה שמאלית.</w:t>
+        <w:t>הטענה בעבודה: הם ערוכים במערך מדורג (en échelon) בכיוון צפון-מזרח–דרום-מערב, אגניהם רחבים ומלאים חלקית במשקעים, והמבנה כולו מבטא תנועת גזירה שמאלית.</w:t>
       </w:r>
     </w:p>
     <w:p>
@@ -1898,7 +1898,7 @@
           <w:rtl w:val="1"/>
           <w:lang w:bidi="he-IL" w:val="en-US"/>
         </w:rPr>
-        <w:t>הערת השוליים בעבודה: Huguen et al. (2006), עמ' 61 ו-65 (תקציר ומבוא).</w:t>
+        <w:t>הערת השוליים בעבודה: Huguen et al. (2006), עמ' 72 (סעיף The Eastern Mediterranean Ridge).</w:t>
       </w:r>
     </w:p>
     <w:p>
@@ -1916,7 +1916,7 @@
           <w:rtl w:val="1"/>
           <w:lang w:bidi="he-IL" w:val="en-US"/>
         </w:rPr>
-        <w:t>הטענה בעבודה: המיפוי הרב-קרני והפרופילים הסיסמיים שנאספו בעשור שקדם למחקר אפשרו למדוד את ממדיה לאורך הקשת.</w:t>
+        <w:t>הטענה בעבודה: לצידו מתנשאים הרי סטראבו, שרשרת מבנים בתימטריים מסיביים בכיוון כללי N60, שנקרעו משולי כרתים.</w:t>
       </w:r>
     </w:p>
     <w:p>
@@ -1935,7 +1935,7 @@
           <w:rtl w:val="1"/>
           <w:lang w:bidi="he-IL" w:val="en-US"/>
         </w:rPr>
-        <w:t>ציטוט מדויק — אומת בעמ' 61 (עמוד 1 בקובץ ה-PDF):</w:t>
+        <w:t>ציטוט מדויק — אומת בעמ' 72 (עמוד 12 בקובץ ה-PDF):</w:t>
       </w:r>
     </w:p>
     <w:p>
@@ -1954,7 +1954,7 @@
           <w:rtl w:val="0"/>
           <w:lang w:bidi="he-IL" w:val="en-US"/>
         </w:rPr>
-        <w:t>“During the last decade this tectono-sedimentary accretionary prism, which results from the Hellenic subduction, has been intensively surveyed by swath mapping, multichannel seismic profiling and deep dives.”</w:t>
+        <w:t>“Between these two trenches, the backstop area is composed of: a plateau-like area, slightly sloping northwards, and characterized by large lobe-like features, interpreted as gravity induced deformation (Mascle et al., 1999), and the Strabo Seamounts, a series of massive bathymetric highs trending in a general N60 direction, rifted from the Cretan margin”</w:t>
       </w:r>
     </w:p>
     <w:p>
@@ -1992,7 +1992,7 @@
           <w:rtl w:val="1"/>
           <w:lang w:bidi="he-IL" w:val="en-US"/>
         </w:rPr>
-        <w:t>הערת השוליים בעבודה: Huguen et al. (2006), עמ' 66 (סעיף General morphologic and backscatter characteristics).</w:t>
+        <w:t>הערת השוליים בעבודה: Huguen et al. (2006), עמ' 73 (סעיף Conclusion).</w:t>
       </w:r>
     </w:p>
     <w:p>
@@ -2010,7 +2010,7 @@
           <w:rtl w:val="1"/>
           <w:lang w:bidi="he-IL" w:val="en-US"/>
         </w:rPr>
-        <w:t>הטענה בעבודה: פסגתה, ברמת אנטאוס שמצפון לקירנאיקה, מגיעה לעומק מים של פחות מ-1,250 מטר, ואילו הזרועות היונית והלבנטינית יורדות לעומקים של כ-3,200 וכ-2,200 מטר בהתאמה.</w:t>
+        <w:t>הטענה בעבודה: האחד הוא הגבול בין שולי כרתים לאזור ה-Backstop, המתבטא בשקע פליני, והשני הוא המגע בין הרי סטראבו לתחום הפנימי של המנסרה, המתבטא בשקע סטראבו.</w:t>
       </w:r>
     </w:p>
     <w:p>
@@ -2029,7 +2029,7 @@
           <w:rtl w:val="1"/>
           <w:lang w:bidi="he-IL" w:val="en-US"/>
         </w:rPr>
-        <w:t>ציטוט מדויק — אומת בעמ' 66 (עמוד 6 בקובץ ה-PDF):</w:t>
+        <w:t>ציטוט מדויק — אומת בעמ' 73 (עמוד 13 בקובץ ה-PDF):</w:t>
       </w:r>
     </w:p>
     <w:p>
@@ -2048,7 +2048,7 @@
           <w:rtl w:val="0"/>
           <w:lang w:bidi="he-IL" w:val="en-US"/>
         </w:rPr>
-        <w:t>“Its summit, just north of Cyrenaica (Antaeus High, Figure 2), reaches water depth of less than 1250 m, while its Ionian and Levantine branches extend into water depths of approximately respectively 3200 and 2200 m”</w:t>
+        <w:t>“Along the eastern branch, shearing is also mainly restricted to the boundary between the Cretan margin and the backstop area (Pliny Trench) and the contact between the Strabo Mountains and the Mediterranean Ridge Inner domain (Strabo Trench).”</w:t>
       </w:r>
     </w:p>
     <w:p>
@@ -2104,7 +2104,7 @@
           <w:rtl w:val="1"/>
           <w:lang w:bidi="he-IL" w:val="en-US"/>
         </w:rPr>
-        <w:t>הטענה בעבודה: מול המישור התהומי היוני מגיעה המנסרה לרוחב של כ-200 ק"מ, ובקטע שבין מרכז כרתים ללוב היא מצטמצמת לכ-130 ק"מ בלבד.</w:t>
+        <w:t>הטענה בעבודה: מצפון תוחם אותה שקע מטפן, העובר למרגלות המדרון היבשתי האגאי.</w:t>
       </w:r>
     </w:p>
     <w:p>
@@ -2142,7 +2142,7 @@
           <w:rtl w:val="0"/>
           <w:lang w:bidi="he-IL" w:val="en-US"/>
         </w:rPr>
-        <w:t>“It reaches its maximum width, about 200 km, facing the deep Ionian Abyssal Plain. Between central Crete and Libya, the ridge appears much narrower, with an average width of only 130 km.”</w:t>
+        <w:t>“a northern area in tectonic backthrust contact with a flat inner region extending just south of the deep troughs (Matapan Trench) that run at the base of the Aegean continental slope”</w:t>
       </w:r>
     </w:p>
     <w:p>
@@ -2162,7 +2162,7 @@
           <w:rtl w:val="1"/>
           <w:lang w:bidi="he-IL" w:val="en-US"/>
         </w:rPr>
-        <w:t>הערה 22 — ייחוס מקור</w:t>
+        <w:t>הערה 22 — Huguen et al. (2006)</w:t>
       </w:r>
     </w:p>
     <w:p>
@@ -2180,13 +2180,13 @@
           <w:rtl w:val="1"/>
           <w:lang w:bidi="he-IL" w:val="en-US"/>
         </w:rPr>
-        <w:t>תוכן ההערה: Mikenorton, Hellenic subduction zone, Wikimedia Commons, רישיון CC BY-SA 3.0.</w:t>
+        <w:t>הערת השוליים בעבודה: Huguen et al. (2006), עמ' 62 (מבוא).</w:t>
       </w:r>
     </w:p>
     <w:p>
       <w:pPr>
         <w:bidi/>
-        <w:spacing w:line="240" w:lineRule="auto" w:after="200" w:before="0"/>
+        <w:spacing w:line="240" w:lineRule="auto" w:after="40" w:before="0"/>
         <w:ind w:right="283" w:end="283"/>
         <w:jc w:val="right"/>
       </w:pPr>
@@ -2198,7 +2198,45 @@
           <w:rtl w:val="1"/>
           <w:lang w:bidi="he-IL" w:val="en-US"/>
         </w:rPr>
-        <w:t>ייחוס מקור לאיור 1 (Wikimedia Commons, CC BY-SA 3.0).</w:t>
+        <w:t>הטענה בעבודה: מדרום, מול המדרון הלובי התלול, אין שקע כלל, אלא תעלה צרה ושטוחת-קרקעית בעומק ממוצע של כ-2,800 מטר.</w:t>
+      </w:r>
+    </w:p>
+    <w:p>
+      <w:pPr>
+        <w:keepNext/>
+        <w:bidi/>
+        <w:spacing w:line="240" w:lineRule="auto" w:after="20" w:before="0"/>
+        <w:ind w:right="283" w:end="283"/>
+        <w:jc w:val="right"/>
+      </w:pPr>
+      <w:r>
+        <w:rPr>
+          <w:rFonts w:ascii="Arial" w:hAnsi="Arial" w:cs="Arial"/>
+          <w:sz w:val="22"/>
+          <w:szCs w:val="22"/>
+          <w:rtl w:val="1"/>
+          <w:lang w:bidi="he-IL" w:val="en-US"/>
+        </w:rPr>
+        <w:t>ציטוט מדויק — אומת בעמ' 62 (עמוד 2 בקובץ ה-PDF):</w:t>
+      </w:r>
+    </w:p>
+    <w:p>
+      <w:pPr>
+        <w:spacing w:line="240" w:lineRule="auto" w:after="200" w:before="0"/>
+        <w:ind w:left="680" w:start="680"/>
+        <w:jc w:val="left"/>
+      </w:pPr>
+      <w:r>
+        <w:rPr>
+          <w:rFonts w:ascii="Arial" w:hAnsi="Arial" w:cs="Arial"/>
+          <w:i/>
+          <w:iCs/>
+          <w:sz w:val="20"/>
+          <w:szCs w:val="20"/>
+          <w:rtl w:val="0"/>
+          <w:lang w:bidi="he-IL" w:val="en-US"/>
+        </w:rPr>
+        <w:t>“with only a very narrow, flat-bottomed furrow (water depth averaging 2800 m) north of the steep Libyan continental slope”</w:t>
       </w:r>
     </w:p>
     <w:p>
@@ -2236,7 +2274,7 @@
           <w:rtl w:val="1"/>
           <w:lang w:bidi="he-IL" w:val="en-US"/>
         </w:rPr>
-        <w:t>הערת השוליים בעבודה: Huguen et al. (2006), עמ' 66 (סעיף General morphologic and backscatter characteristics).</w:t>
+        <w:t>הערת השוליים בעבודה: Huguen et al. (2006), עמ' 61 ו-65 (תקציר ומבוא).</w:t>
       </w:r>
     </w:p>
     <w:p>
@@ -2254,7 +2292,7 @@
           <w:rtl w:val="1"/>
           <w:lang w:bidi="he-IL" w:val="en-US"/>
         </w:rPr>
-        <w:t>הטענה בעבודה: בחתך צפון–דרום מתחלקת המנסרה לשלוש פרובינציות מורפוסטרוקטורליות.</w:t>
+        <w:t>הטענה בעבודה: המיפוי הרב-קרני והפרופילים הסיסמיים שנאספו בעשור שקדם למחקר אפשרו למדוד את ממדיה לאורך הקשת.</w:t>
       </w:r>
     </w:p>
     <w:p>
@@ -2273,7 +2311,7 @@
           <w:rtl w:val="1"/>
           <w:lang w:bidi="he-IL" w:val="en-US"/>
         </w:rPr>
-        <w:t>ציטוט מדויק — אומת בעמ' 66 (עמוד 6 בקובץ ה-PDF):</w:t>
+        <w:t>ציטוט מדויק — אומת בעמ' 61 (עמוד 1 בקובץ ה-PDF):</w:t>
       </w:r>
     </w:p>
     <w:p>
@@ -2292,7 +2330,7 @@
           <w:rtl w:val="0"/>
           <w:lang w:bidi="he-IL" w:val="en-US"/>
         </w:rPr>
-        <w:t>“Truffert (1992) identified, on the base of the deformational pattern, three different morphostructural provinces: an outer folded front, an almost flat central province, and a northern area in tectonic backthrust contact with a flat inner region”</w:t>
+        <w:t>“During the last decade this tectono-sedimentary accretionary prism, which results from the Hellenic subduction, has been intensively surveyed by swath mapping, multichannel seismic profiling and deep dives.”</w:t>
       </w:r>
     </w:p>
     <w:p>
@@ -2348,7 +2386,7 @@
           <w:rtl w:val="1"/>
           <w:lang w:bidi="he-IL" w:val="en-US"/>
         </w:rPr>
-        <w:t>הטענה בעבודה: חלוקה זו זוהתה תחילה בזרוע המערבית, ופרובינציות דומות זוהו גם בזרועות המרכזית והלבנטינית.</w:t>
+        <w:t>הטענה בעבודה: פסגת המנסרה נמצאת ברמת אנטאוס שמצפון לקירנאיקה, בעומק מים של פחות מ-1,250 מטר, ואילו הזרועות היונית והלבנטינית יורדות לעומקים של כ-3,200 וכ-2,200 מטר.</w:t>
       </w:r>
     </w:p>
     <w:p>
@@ -2386,7 +2424,7 @@
           <w:rtl w:val="0"/>
           <w:lang w:bidi="he-IL" w:val="en-US"/>
         </w:rPr>
-        <w:t>“Comparable morphostructural domains, showing local variations, have been recognized within the central and Levantine Mediterranean Ridge branches”</w:t>
+        <w:t>“Its summit, just north of Cyrenaica (Antaeus High, Figure 2), reaches water depth of less than 1250 m, while its Ionian and Levantine branches extend into water depths of approximately respectively 3200 and 2200 m”</w:t>
       </w:r>
     </w:p>
     <w:p>
@@ -2424,7 +2462,7 @@
           <w:rtl w:val="1"/>
           <w:lang w:bidi="he-IL" w:val="en-US"/>
         </w:rPr>
-        <w:t>הערת השוליים בעבודה: Huguen et al. (2006), עמ' 73 (סעיף Conclusion).</w:t>
+        <w:t>הערת השוליים בעבודה: Huguen et al. (2006), עמ' 66 (סעיף General morphologic and backscatter characteristics).</w:t>
       </w:r>
     </w:p>
     <w:p>
@@ -2442,7 +2480,7 @@
           <w:rtl w:val="1"/>
           <w:lang w:bidi="he-IL" w:val="en-US"/>
         </w:rPr>
-        <w:t>הטענה בעבודה: הקמטים בחזית המנסרה הדוקים היכן שהאוורית דקה, במיוחד בקטע שבין כרתים ללוב, והם מתרחבים בהדרגה לעבר הזרועות הלבנטינית והיונית ככל שהאוורית מתעבה.</w:t>
+        <w:t>הטענה בעבודה: מול המישור התהומי היוני רוחב המנסרה מגיע לכ-200 ק"מ, ובקטע שבין מרכז כרתים ללוב הוא מצטמצם לכ-130 ק"מ בלבד.</w:t>
       </w:r>
     </w:p>
     <w:p>
@@ -2461,7 +2499,7 @@
           <w:rtl w:val="1"/>
           <w:lang w:bidi="he-IL" w:val="en-US"/>
         </w:rPr>
-        <w:t>ציטוט מדויק — אומת בעמ' 73 (עמוד 13 בקובץ ה-PDF):</w:t>
+        <w:t>ציטוט מדויק — אומת בעמ' 66 (עמוד 6 בקובץ ה-PDF):</w:t>
       </w:r>
     </w:p>
     <w:p>
@@ -2480,7 +2518,7 @@
           <w:rtl w:val="0"/>
           <w:lang w:bidi="he-IL" w:val="en-US"/>
         </w:rPr>
-        <w:t>“Folds are tight where evaporites are thin, in particular between Crete and Libya where little space is available for the wedge to grow, and they progressively widen towards the Levantine and Ionian branches of the Mediterranean Ridge due to both thickening of the evaporitic layers”</w:t>
+        <w:t>“It reaches its maximum width, about 200 km, facing the deep Ionian Abyssal Plain. Between central Crete and Libya, the ridge appears much narrower, with an average width of only 130 km.”</w:t>
       </w:r>
     </w:p>
     <w:p>
@@ -2500,7 +2538,7 @@
           <w:rtl w:val="1"/>
           <w:lang w:bidi="he-IL" w:val="en-US"/>
         </w:rPr>
-        <w:t>הערה 26 — Huguen et al. (2006)</w:t>
+        <w:t>הערה 26 — ייחוס מקור</w:t>
       </w:r>
     </w:p>
     <w:p>
@@ -2518,7 +2556,45 @@
           <w:rtl w:val="1"/>
           <w:lang w:bidi="he-IL" w:val="en-US"/>
         </w:rPr>
-        <w:t>הערת השוליים בעבודה: Huguen et al. (2006), עמ' 67 (סעיף The Western Mediterranean Ridge).</w:t>
+        <w:t>תוכן ההערה: Mikenorton, Hellenic subduction zone, Wikimedia Commons, רישיון CC BY-SA 3.0.</w:t>
+      </w:r>
+    </w:p>
+    <w:p>
+      <w:pPr>
+        <w:bidi/>
+        <w:spacing w:line="240" w:lineRule="auto" w:after="200" w:before="0"/>
+        <w:ind w:right="283" w:end="283"/>
+        <w:jc w:val="right"/>
+      </w:pPr>
+      <w:r>
+        <w:rPr>
+          <w:rFonts w:ascii="Arial" w:hAnsi="Arial" w:cs="Arial"/>
+          <w:sz w:val="22"/>
+          <w:szCs w:val="22"/>
+          <w:rtl w:val="1"/>
+          <w:lang w:bidi="he-IL" w:val="en-US"/>
+        </w:rPr>
+        <w:t>ייחוס מקור לאיור 1 (Wikimedia Commons, CC BY-SA 3.0).</w:t>
+      </w:r>
+    </w:p>
+    <w:p>
+      <w:pPr>
+        <w:keepNext/>
+        <w:bidi/>
+        <w:spacing w:line="240" w:lineRule="auto" w:after="40" w:before="0"/>
+        <w:jc w:val="right"/>
+      </w:pPr>
+      <w:r>
+        <w:rPr>
+          <w:rFonts w:ascii="Arial" w:hAnsi="Arial" w:cs="Arial"/>
+          <w:b/>
+          <w:bCs/>
+          <w:sz w:val="22"/>
+          <w:szCs w:val="22"/>
+          <w:rtl w:val="1"/>
+          <w:lang w:bidi="he-IL" w:val="en-US"/>
+        </w:rPr>
+        <w:t>הערה 27 — Huguen et al. (2006)</w:t>
       </w:r>
     </w:p>
     <w:p>
@@ -2536,7 +2612,25 @@
           <w:rtl w:val="1"/>
           <w:lang w:bidi="he-IL" w:val="en-US"/>
         </w:rPr>
-        <w:t>הטענה בעבודה: זהו גוף קשיח המתפקד כ"סדן" מכני בעל צורה מורכבת, שאליו נדחסים משקעי המנסרה.</w:t>
+        <w:t>הערת השוליים בעבודה: Huguen et al. (2006), עמ' 66 (סעיף General morphologic and backscatter characteristics).</w:t>
+      </w:r>
+    </w:p>
+    <w:p>
+      <w:pPr>
+        <w:bidi/>
+        <w:spacing w:line="240" w:lineRule="auto" w:after="40" w:before="0"/>
+        <w:ind w:right="283" w:end="283"/>
+        <w:jc w:val="right"/>
+      </w:pPr>
+      <w:r>
+        <w:rPr>
+          <w:rFonts w:ascii="Arial" w:hAnsi="Arial" w:cs="Arial"/>
+          <w:sz w:val="22"/>
+          <w:szCs w:val="22"/>
+          <w:rtl w:val="1"/>
+          <w:lang w:bidi="he-IL" w:val="en-US"/>
+        </w:rPr>
+        <w:t>הטענה בעבודה: בחתך צפון–דרום מתחלקת המנסרה לשלוש פרובינציות מורפוסטרוקטורליות.</w:t>
       </w:r>
     </w:p>
     <w:p>
@@ -2555,7 +2649,7 @@
           <w:rtl w:val="1"/>
           <w:lang w:bidi="he-IL" w:val="en-US"/>
         </w:rPr>
-        <w:t>ציטוט מדויק — אומת בעמ' 67 (עמוד 7 בקובץ ה-PDF):</w:t>
+        <w:t>ציטוט מדויק — אומת בעמ' 66 (עמוד 6 בקובץ ה-PDF):</w:t>
       </w:r>
     </w:p>
     <w:p>
@@ -2574,7 +2668,7 @@
           <w:rtl w:val="0"/>
           <w:lang w:bidi="he-IL" w:val="en-US"/>
         </w:rPr>
-        <w:t>“the Mediterranean Ridge Hellenic backstop (Figures 3 and 4), acting as a mechanical ''buttress'' of complex shape”</w:t>
+        <w:t>“Truffert (1992) identified, on the base of the deformational pattern, three different morphostructural provinces: an outer folded front, an almost flat central province, and a northern area in tectonic backthrust contact with a flat inner region”</w:t>
       </w:r>
     </w:p>
     <w:p>
@@ -2594,7 +2688,7 @@
           <w:rtl w:val="1"/>
           <w:lang w:bidi="he-IL" w:val="en-US"/>
         </w:rPr>
-        <w:t>הערה 27 — Huguen et al. (2006)</w:t>
+        <w:t>הערה 28 — Huguen et al. (2006)</w:t>
       </w:r>
     </w:p>
     <w:p>
@@ -2612,7 +2706,7 @@
           <w:rtl w:val="1"/>
           <w:lang w:bidi="he-IL" w:val="en-US"/>
         </w:rPr>
-        <w:t>הערת השוליים בעבודה: Huguen et al. (2006), עמ' 66 ו-69 (הסעיפים General morphologic ו-The Western Mediterranean Ridge).</w:t>
+        <w:t>הערת השוליים בעבודה: Huguen et al. (2006), עמ' 66 (סעיף General morphologic and backscatter characteristics).</w:t>
       </w:r>
     </w:p>
     <w:p>
@@ -2630,7 +2724,7 @@
           <w:rtl w:val="1"/>
           <w:lang w:bidi="he-IL" w:val="en-US"/>
         </w:rPr>
-        <w:t>הטענה בעבודה: גבול זה מצטייר בצורת "W" מורכבת.</w:t>
+        <w:t>הטענה בעבודה: חלוקה זו זוהתה תחילה בזרוע המערבית, ופרובינציות דומות זוהו גם בזרועות המרכזית והלבנטינית.</w:t>
       </w:r>
     </w:p>
     <w:p>
@@ -2649,7 +2743,7 @@
           <w:rtl w:val="1"/>
           <w:lang w:bidi="he-IL" w:val="en-US"/>
         </w:rPr>
-        <w:t>ציטוט מדויק — אומת בעמ' 69 (עמוד 9 בקובץ ה-PDF):</w:t>
+        <w:t>ציטוט מדויק — אומת בעמ' 66 (עמוד 6 בקובץ ה-PDF):</w:t>
       </w:r>
     </w:p>
     <w:p>
@@ -2668,7 +2762,7 @@
           <w:rtl w:val="0"/>
           <w:lang w:bidi="he-IL" w:val="en-US"/>
         </w:rPr>
-        <w:t>“This backstop not only extends far south of the Hellenic Trenches, but its southern edge also has a complex ''W'' shape”</w:t>
+        <w:t>“Comparable morphostructural domains, showing local variations, have been recognized within the central and Levantine Mediterranean Ridge branches”</w:t>
       </w:r>
     </w:p>
     <w:p>
@@ -2688,7 +2782,7 @@
           <w:rtl w:val="1"/>
           <w:lang w:bidi="he-IL" w:val="en-US"/>
         </w:rPr>
-        <w:t>הערה 28 — Huguen et al. (2006)</w:t>
+        <w:t>הערה 29 — Huguen et al. (2006)</w:t>
       </w:r>
     </w:p>
     <w:p>
@@ -2706,7 +2800,7 @@
           <w:rtl w:val="1"/>
           <w:lang w:bidi="he-IL" w:val="en-US"/>
         </w:rPr>
-        <w:t>הערת השוליים בעבודה: Huguen et al. (2006), עמ' 69 (סעיף The Western Mediterranean Ridge).</w:t>
+        <w:t>הערת השוליים בעבודה: Huguen et al. (2006), עמ' 73 (סעיף Conclusion).</w:t>
       </w:r>
     </w:p>
     <w:p>
@@ -2724,7 +2818,7 @@
           <w:rtl w:val="1"/>
           <w:lang w:bidi="he-IL" w:val="en-US"/>
         </w:rPr>
-        <w:t>הטענה בעבודה: יחידות המנסרה נדחפות באופן שיטתי מעל ה-Backstop, עם עדויות ברורות לגזירה ימנית לאורך המגע בזרוע המערבית.</w:t>
+        <w:t>הטענה בעבודה: הקמטים בחזית המנסרה הדוקים היכן שהאוורית דקה, במיוחד בקטע שבין כרתים ללוב, והם מתרחבים בהדרגה לעבר הזרועות הלבנטינית והיונית ככל שהאוורית מתעבה.</w:t>
       </w:r>
     </w:p>
     <w:p>
@@ -2743,7 +2837,7 @@
           <w:rtl w:val="1"/>
           <w:lang w:bidi="he-IL" w:val="en-US"/>
         </w:rPr>
-        <w:t>ציטוט מדויק — אומת בעמ' 69 (עמוד 9 בקובץ ה-PDF):</w:t>
+        <w:t>ציטוט מדויק — אומת בעמ' 73 (עמוד 13 בקובץ ה-PDF):</w:t>
       </w:r>
     </w:p>
     <w:p>
@@ -2762,7 +2856,7 @@
           <w:rtl w:val="0"/>
           <w:lang w:bidi="he-IL" w:val="en-US"/>
         </w:rPr>
-        <w:t>“These ridge units are systematically thrusted over the backstop, with clear evidence for dextral shearing”</w:t>
+        <w:t>“Folds are tight where evaporites are thin, in particular between Crete and Libya where little space is available for the wedge to grow, and they progressively widen towards the Levantine and Ionian branches of the Mediterranean Ridge due to both thickening of the evaporitic layers”</w:t>
       </w:r>
     </w:p>
     <w:p>
@@ -2782,7 +2876,7 @@
           <w:rtl w:val="1"/>
           <w:lang w:bidi="he-IL" w:val="en-US"/>
         </w:rPr>
-        <w:t>הערה 29 — Kopf et al. (2003)</w:t>
+        <w:t>הערה 30 — Huguen et al. (2006)</w:t>
       </w:r>
     </w:p>
     <w:p>
@@ -2800,7 +2894,7 @@
           <w:rtl w:val="1"/>
           <w:lang w:bidi="he-IL" w:val="en-US"/>
         </w:rPr>
-        <w:t>הערת השוליים בעבודה: Kopf et al. (2003), פס' 6 (סעיף 2.1, Accretionary Complex).</w:t>
+        <w:t>הערת השוליים בעבודה: Huguen et al. (2006), עמ' 67 (סעיף The Western Mediterranean Ridge).</w:t>
       </w:r>
     </w:p>
     <w:p>
@@ -2818,7 +2912,7 @@
           <w:rtl w:val="1"/>
           <w:lang w:bidi="he-IL" w:val="en-US"/>
         </w:rPr>
-        <w:t>הטענה בעבודה: המנסרה נדחפת דרומה אל מעל השוליים הלוביים, ובמקביל נדחפת לאחור צפונה אל מעל שולי כרתים.</w:t>
+        <w:t>הטענה בעבודה: זהו גוף קשיח המתפקד כ"סדן" מכני בעל צורה מורכבת, שאליו נדחסים משקעי המנסרה.</w:t>
       </w:r>
     </w:p>
     <w:p>
@@ -2837,7 +2931,7 @@
           <w:rtl w:val="1"/>
           <w:lang w:bidi="he-IL" w:val="en-US"/>
         </w:rPr>
-        <w:t>ציטוט מדויק — אומת בפס' 6 (עמוד 3 בקובץ ה-PDF):</w:t>
+        <w:t>ציטוט מדויק — אומת בעמ' 67 (עמוד 7 בקובץ ה-PDF):</w:t>
       </w:r>
     </w:p>
     <w:p>
@@ -2856,7 +2950,7 @@
           <w:rtl w:val="0"/>
           <w:lang w:bidi="he-IL" w:val="en-US"/>
         </w:rPr>
-        <w:t>“The entire prism is thrust onto the Libyan Margin to the south, and backthrust over the Cretan Margin to the north [Mascle et al., 1999].”</w:t>
+        <w:t>“the Mediterranean Ridge Hellenic backstop (Figures 3 and 4), acting as a mechanical ''buttress'' of complex shape”</w:t>
       </w:r>
     </w:p>
     <w:p>
@@ -2876,7 +2970,7 @@
           <w:rtl w:val="1"/>
           <w:lang w:bidi="he-IL" w:val="en-US"/>
         </w:rPr>
-        <w:t>הערה 30 — Kopf et al. (2003)</w:t>
+        <w:t>הערה 31 — Huguen et al. (2006)</w:t>
       </w:r>
     </w:p>
     <w:p>
@@ -2894,7 +2988,7 @@
           <w:rtl w:val="1"/>
           <w:lang w:bidi="he-IL" w:val="en-US"/>
         </w:rPr>
-        <w:t>הערת השוליים בעבודה: Kopf et al. (2003), תקציר (פס' 1); איור 1a.</w:t>
+        <w:t>הערת השוליים בעבודה: Huguen et al. (2006), עמ' 66 ו-69 (הסעיפים General morphologic ו-The Western Mediterranean Ridge).</w:t>
       </w:r>
     </w:p>
     <w:p>
@@ -2912,7 +3006,7 @@
           <w:rtl w:val="1"/>
           <w:lang w:bidi="he-IL" w:val="en-US"/>
         </w:rPr>
-        <w:t>הטענה בעבודה: Kopf et al. (2003) ביצעו איזון נפחי בין כמות המשקעים הנצברת לזו הנבלעת בהפחתה. הניתוח התבסס על ארבעה חתכים סיסמיים לרוחב המנסרה, שעברו עיבוד של הגירת עומק.</w:t>
+        <w:t>הטענה בעבודה: גבול זה מצטייר בצורת "W" מורכבת.</w:t>
       </w:r>
     </w:p>
     <w:p>
@@ -2931,7 +3025,7 @@
           <w:rtl w:val="1"/>
           <w:lang w:bidi="he-IL" w:val="en-US"/>
         </w:rPr>
-        <w:t>ציטוט מדויק — אומת בפס' 1 (עמוד 1 בקובץ ה-PDF):</w:t>
+        <w:t>ציטוט מדויק — אומת בעמ' 69 (עמוד 9 בקובץ ה-PDF):</w:t>
       </w:r>
     </w:p>
     <w:p>
@@ -2950,7 +3044,7 @@
           <w:rtl w:val="0"/>
           <w:lang w:bidi="he-IL" w:val="en-US"/>
         </w:rPr>
-        <w:t>“Depth migration of seismic reflection profiles across the Mediterranean Ridge accretionary complex between the African and Eurasian blocks illustrates profound variations in the geometry and internal structure along strike. Structural interpretations of four cross sections, together with bathymetric and acoustic surface information and drilling data, are used to volumetrically balance the amount of subduction versus accretion with time.”</w:t>
+        <w:t>“This backstop not only extends far south of the Hellenic Trenches, but its southern edge also has a complex ''W'' shape”</w:t>
       </w:r>
     </w:p>
     <w:p>
@@ -2970,7 +3064,7 @@
           <w:rtl w:val="1"/>
           <w:lang w:bidi="he-IL" w:val="en-US"/>
         </w:rPr>
-        <w:t>הערה 31 — Kopf et al. (2003)</w:t>
+        <w:t>הערה 32 — Huguen et al. (2006)</w:t>
       </w:r>
     </w:p>
     <w:p>
@@ -2988,7 +3082,7 @@
           <w:rtl w:val="1"/>
           <w:lang w:bidi="he-IL" w:val="en-US"/>
         </w:rPr>
-        <w:t>הערת השוליים בעבודה: Kopf et al. (2003), תקציר (פס' 1).</w:t>
+        <w:t>הערת השוליים בעבודה: Huguen et al. (2006), עמ' 69 (סעיף The Western Mediterranean Ridge).</w:t>
       </w:r>
     </w:p>
     <w:p>
@@ -3006,7 +3100,7 @@
           <w:rtl w:val="1"/>
           <w:lang w:bidi="he-IL" w:val="en-US"/>
         </w:rPr>
-        <w:t>הטענה בעבודה: במערב מדובר בקפיצה של מישור הניתוק (décollement), בקטע המרכזי שבין לוב לכרתים בדחיפה לאחור עזה, ובמזרח בטקטוניקה אופקית (transcurrent).</w:t>
+        <w:t>הטענה בעבודה: יחידות המנסרה נדחפות באופן שיטתי מעל ה-Backstop, עם עדויות ברורות לגזירה ימנית לאורך המגע בזרוע המערבית.</w:t>
       </w:r>
     </w:p>
     <w:p>
@@ -3025,7 +3119,7 @@
           <w:rtl w:val="1"/>
           <w:lang w:bidi="he-IL" w:val="en-US"/>
         </w:rPr>
-        <w:t>ציטוט מדויק — אומת בפס' 1 (עמוד 1 בקובץ ה-PDF):</w:t>
+        <w:t>ציטוט מדויק — אומת בעמ' 69 (עמוד 9 בקובץ ה-PDF):</w:t>
       </w:r>
     </w:p>
     <w:p>
@@ -3044,7 +3138,7 @@
           <w:rtl w:val="0"/>
           <w:lang w:bidi="he-IL" w:val="en-US"/>
         </w:rPr>
-        <w:t>“Results suggest the existence of three distinct scenarios, with a jump in decollement in the west, intense backthrusting in the central part between Libya and Crete, and transcurrent tectonism in the east.”</w:t>
+        <w:t>“These ridge units are systematically thrusted over the backstop, with clear evidence for dextral shearing”</w:t>
       </w:r>
     </w:p>
     <w:p>
@@ -3064,7 +3158,7 @@
           <w:rtl w:val="1"/>
           <w:lang w:bidi="he-IL" w:val="en-US"/>
         </w:rPr>
-        <w:t>הערה 32 — Kopf et al. (2003)</w:t>
+        <w:t>הערה 33 — Kopf et al. (2003)</w:t>
       </w:r>
     </w:p>
     <w:p>
@@ -3082,7 +3176,7 @@
           <w:rtl w:val="1"/>
           <w:lang w:bidi="he-IL" w:val="en-US"/>
         </w:rPr>
-        <w:t>הערת השוליים בעבודה: Kopf et al. (2003), תקציר (פס' 1).</w:t>
+        <w:t>הערת השוליים בעבודה: Kopf et al. (2003), פס' 6 (סעיף 2.1, Accretionary Complex).</w:t>
       </w:r>
     </w:p>
     <w:p>
@@ -3100,7 +3194,7 @@
           <w:rtl w:val="1"/>
           <w:lang w:bidi="he-IL" w:val="en-US"/>
         </w:rPr>
-        <w:t>הטענה בעבודה: הערך הנמוך ביותר, 20% עד 25% בלבד מסך אספקת המשקעים, נמדד דווקא בקטע המרכזי שבו המנסרה סובלת מהדפורמציה המרבית, ושאר החומר ממשיך לשקוע עם הלוח.</w:t>
+        <w:t>הטענה בעבודה: המנסרה נדחפת דרומה אל מעל השוליים הלוביים, ובמקביל נדחפת לאחור צפונה אל מעל שולי כרתים.</w:t>
       </w:r>
     </w:p>
     <w:p>
@@ -3119,7 +3213,7 @@
           <w:rtl w:val="1"/>
           <w:lang w:bidi="he-IL" w:val="en-US"/>
         </w:rPr>
-        <w:t>ציטוט מדויק — אומת בפס' 1 (עמוד 1 בקובץ ה-PDF):</w:t>
+        <w:t>ציטוט מדויק — אומת בפס' 6 (עמוד 3 בקובץ ה-PDF):</w:t>
       </w:r>
     </w:p>
     <w:p>
@@ -3138,7 +3232,7 @@
           <w:rtl w:val="0"/>
           <w:lang w:bidi="he-IL" w:val="en-US"/>
         </w:rPr>
-        <w:t>“The minimum rate of accretion (20-25% of the total sediment supply) is observed in the central portion where the ridge suffers maximum deformation. Here the indenting leading edge of the African Plate apparently forces the sediment into subduction, or local underplating.”</w:t>
+        <w:t>“The entire prism is thrust onto the Libyan Margin to the south, and backthrust over the Cretan Margin to the north [Mascle et al., 1999].”</w:t>
       </w:r>
     </w:p>
     <w:p>
@@ -3158,7 +3252,7 @@
           <w:rtl w:val="1"/>
           <w:lang w:bidi="he-IL" w:val="en-US"/>
         </w:rPr>
-        <w:t>הערה 33 — Kopf et al. (2003)</w:t>
+        <w:t>הערה 34 — Kopf et al. (2003)</w:t>
       </w:r>
     </w:p>
     <w:p>
@@ -3176,7 +3270,7 @@
           <w:rtl w:val="1"/>
           <w:lang w:bidi="he-IL" w:val="en-US"/>
         </w:rPr>
-        <w:t>הערת השוליים בעבודה: Kastens (1991), כפי שמצוטט אצל Kopf et al. (2003), פס' 2 (סעיף 1, Introduction).</w:t>
+        <w:t>הערת השוליים בעבודה: Kopf et al. (2003), תקציר (פס' 1); איור 1a.</w:t>
       </w:r>
     </w:p>
     <w:p>
@@ -3194,7 +3288,7 @@
           <w:rtl w:val="1"/>
           <w:lang w:bidi="he-IL" w:val="en-US"/>
         </w:rPr>
-        <w:t>הטענה בעבודה: למרות זאת המנסרה מוגדרת כטריז המתרחב כלפי חוץ במהירות הגבוהה ביותר בהיסטוריה הגיאולוגית העדכנית, בקצב של עד 10 ק"מ למיליון שנה.</w:t>
+        <w:t>הטענה בעבודה: Kopf et al. (2003) ביצעו איזון נפחי בין כמות המשקעים הנצברת לזו הנבלעת בהפחתה. הניתוח התבסס על ארבעה חתכים סיסמיים לרוחב המנסרה, שעברו עיבוד של הגירת עומק.</w:t>
       </w:r>
     </w:p>
     <w:p>
@@ -3213,7 +3307,7 @@
           <w:rtl w:val="1"/>
           <w:lang w:bidi="he-IL" w:val="en-US"/>
         </w:rPr>
-        <w:t>ציטוט מדויק — אומת בפס' 2 (עמוד 1 בקובץ ה-PDF):</w:t>
+        <w:t>ציטוט מדויק — אומת בפס' 1 (עמוד 1 בקובץ ה-PDF):</w:t>
       </w:r>
     </w:p>
     <w:p>
@@ -3232,7 +3326,7 @@
           <w:rtl w:val="0"/>
           <w:lang w:bidi="he-IL" w:val="en-US"/>
         </w:rPr>
-        <w:t>“It has been demonstrated to be the fastest outward growing wedge in most recent Earth history, with a rate of up to 10 km Myr1 [Kastens, 1991].”</w:t>
+        <w:t>“Depth migration of seismic reflection profiles across the Mediterranean Ridge accretionary complex between the African and Eurasian blocks illustrates profound variations in the geometry and internal structure along strike. Structural interpretations of four cross sections, together with bathymetric and acoustic surface information and drilling data, are used to volumetrically balance the amount of subduction versus accretion with time.”</w:t>
       </w:r>
     </w:p>
     <w:p>
@@ -3252,7 +3346,7 @@
           <w:rtl w:val="1"/>
           <w:lang w:bidi="he-IL" w:val="en-US"/>
         </w:rPr>
-        <w:t>הערה 34 — Kopf et al. (2003)</w:t>
+        <w:t>הערה 35 — Kopf et al. (2003)</w:t>
       </w:r>
     </w:p>
     <w:p>
@@ -3270,7 +3364,7 @@
           <w:rtl w:val="1"/>
           <w:lang w:bidi="he-IL" w:val="en-US"/>
         </w:rPr>
-        <w:t>הערת השוליים בעבודה: Kopf et al. (2003), פס' 42 (סעיף 6, Discussion).</w:t>
+        <w:t>הערת השוליים בעבודה: Kopf et al. (2003), תקציר (פס' 1).</w:t>
       </w:r>
     </w:p>
     <w:p>
@@ -3288,7 +3382,7 @@
           <w:rtl w:val="1"/>
           <w:lang w:bidi="he-IL" w:val="en-US"/>
         </w:rPr>
-        <w:t>הטענה בעבודה: שטף ההפחתה בקצה המזרחי מגיע לכ-50 קמ"ק של סלע לכל קילומטר אורך של השקע מדי מיליון שנה, והוא נמצא בגבול העליון של הערכים המוכרים בעולם.</w:t>
+        <w:t>הטענה בעבודה: במערב מדובר בקפיצה של מישור הניתוק (décollement), בקטע המרכזי שבין לוב לכרתים בדחיפה לאחור עזה, ובמזרח בטקטוניקה אופקית (transcurrent).</w:t>
       </w:r>
     </w:p>
     <w:p>
@@ -3307,7 +3401,7 @@
           <w:rtl w:val="1"/>
           <w:lang w:bidi="he-IL" w:val="en-US"/>
         </w:rPr>
-        <w:t>ציטוט מדויק — אומת בפס' 42 (עמוד 26 בקובץ ה-PDF):</w:t>
+        <w:t>ציטוט מדויק — אומת בפס' 1 (עמוד 1 בקובץ ה-PDF):</w:t>
       </w:r>
     </w:p>
     <w:p>
@@ -3326,7 +3420,7 @@
           <w:rtl w:val="0"/>
           <w:lang w:bidi="he-IL" w:val="en-US"/>
         </w:rPr>
-        <w:t>“In contrast, the easternmost subduction flux of almost 50 km3 km1 Myr1 (line 30) range at the upper limit of material transfer on a global scale.”</w:t>
+        <w:t>“Results suggest the existence of three distinct scenarios, with a jump in decollement in the west, intense backthrusting in the central part between Libya and Crete, and transcurrent tectonism in the east.”</w:t>
       </w:r>
     </w:p>
     <w:p>
@@ -3346,7 +3440,7 @@
           <w:rtl w:val="1"/>
           <w:lang w:bidi="he-IL" w:val="en-US"/>
         </w:rPr>
-        <w:t>הערה 35 — Huguen et al. (2006)</w:t>
+        <w:t>הערה 36 — Kopf et al. (2003)</w:t>
       </w:r>
     </w:p>
     <w:p>
@@ -3364,7 +3458,7 @@
           <w:rtl w:val="1"/>
           <w:lang w:bidi="he-IL" w:val="en-US"/>
         </w:rPr>
-        <w:t>הערת השוליים בעבודה: Huguen et al. (2006), עמ' 72 (סעיף The Central Mediterranean Ridge).</w:t>
+        <w:t>הערת השוליים בעבודה: Kopf et al. (2003), תקציר (פס' 1).</w:t>
       </w:r>
     </w:p>
     <w:p>
@@ -3382,7 +3476,7 @@
           <w:rtl w:val="1"/>
           <w:lang w:bidi="he-IL" w:val="en-US"/>
         </w:rPr>
-        <w:t>הטענה בעבודה: חגורת הקמטים בחזית המנסרה בנויה מקמרים וקערים המושרשים במלח, והם מתפתחים מעל מישור ניתוק החופף את בסיס שכבות האוורית.</w:t>
+        <w:t>הטענה בעבודה: הערך הנמוך ביותר, 20% עד 25% בלבד מסך אספקת המשקעים, נמדד דווקא בקטע המרכזי שבו המנסרה סובלת מהדפורמציה המרבית, ושאר החומר ממשיך לשקוע עם הלוח.</w:t>
       </w:r>
     </w:p>
     <w:p>
@@ -3401,7 +3495,7 @@
           <w:rtl w:val="1"/>
           <w:lang w:bidi="he-IL" w:val="en-US"/>
         </w:rPr>
-        <w:t>ציטוט מדויק — אומת בעמ' 72 (עמוד 12 בקובץ ה-PDF):</w:t>
+        <w:t>ציטוט מדויק — אומת בפס' 1 (עמוד 1 בקובץ ה-PDF):</w:t>
       </w:r>
     </w:p>
     <w:p>
@@ -3420,7 +3514,7 @@
           <w:rtl w:val="0"/>
           <w:lang w:bidi="he-IL" w:val="en-US"/>
         </w:rPr>
-        <w:t>“This fold belt is made of salt-rooted anticline-synclines developing above a decollement level, which correlates with the base of Messinian evaporites”</w:t>
+        <w:t>“The minimum rate of accretion (20-25% of the total sediment supply) is observed in the central portion where the ridge suffers maximum deformation. Here the indenting leading edge of the African Plate apparently forces the sediment into subduction, or local underplating.”</w:t>
       </w:r>
     </w:p>
     <w:p>
@@ -3440,7 +3534,7 @@
           <w:rtl w:val="1"/>
           <w:lang w:bidi="he-IL" w:val="en-US"/>
         </w:rPr>
-        <w:t>הערה 36 — Huguen et al. (2006)</w:t>
+        <w:t>הערה 37 — Kopf et al. (2003)</w:t>
       </w:r>
     </w:p>
     <w:p>
@@ -3458,7 +3552,7 @@
           <w:rtl w:val="1"/>
           <w:lang w:bidi="he-IL" w:val="en-US"/>
         </w:rPr>
-        <w:t>הערת השוליים בעבודה: Huguen et al. (2006), עמ' 71 (סעיף The Central Mediterranean Ridge).</w:t>
+        <w:t>הערת השוליים בעבודה: Kastens (1991), כפי שמצוטט אצל Kopf et al. (2003), פס' 2 (סעיף 1, Introduction).</w:t>
       </w:r>
     </w:p>
     <w:p>
@@ -3476,7 +3570,7 @@
           <w:rtl w:val="1"/>
           <w:lang w:bidi="he-IL" w:val="en-US"/>
         </w:rPr>
-        <w:t>הטענה בעבודה: "הטריז המסיני", כלומר חלק המנסרה שמשלב אוורית שהושקעה בתעלת ההפחתה, אינו עולה ברוחבו על 80 ק"מ בזרוע המערבית.</w:t>
+        <w:t>הטענה בעבודה: למרות זאת המנסרה מוגדרת כטריז המתרחב כלפי חוץ במהירות הגבוהה ביותר בהיסטוריה הגיאולוגית העדכנית, בקצב של עד 10 ק"מ למיליון שנה.</w:t>
       </w:r>
     </w:p>
     <w:p>
@@ -3495,7 +3589,7 @@
           <w:rtl w:val="1"/>
           <w:lang w:bidi="he-IL" w:val="en-US"/>
         </w:rPr>
-        <w:t>ציטוט מדויק — אומת בעמ' 71 (עמוד 11 בקובץ ה-PDF):</w:t>
+        <w:t>ציטוט מדויק — אומת בפס' 2 (עמוד 1 בקובץ ה-PDF):</w:t>
       </w:r>
     </w:p>
     <w:p>
@@ -3514,7 +3608,7 @@
           <w:rtl w:val="0"/>
           <w:lang w:bidi="he-IL" w:val="en-US"/>
         </w:rPr>
-        <w:t>“The Messinian wedge (i.e. the portion of the wedge that incorporates Messinian evaporites originally deposited in the subduction trough) does not exceed 80 km in width.”</w:t>
+        <w:t>“It has been demonstrated to be the fastest outward growing wedge in most recent Earth history, with a rate of up to 10 km Myr1 [Kastens, 1991].”</w:t>
       </w:r>
     </w:p>
     <w:p>
@@ -3534,7 +3628,7 @@
           <w:rtl w:val="1"/>
           <w:lang w:bidi="he-IL" w:val="en-US"/>
         </w:rPr>
-        <w:t>הערה 37 — ייחוס מקור</w:t>
+        <w:t>הערה 38 — Kopf et al. (2003)</w:t>
       </w:r>
     </w:p>
     <w:p>
@@ -3552,13 +3646,13 @@
           <w:rtl w:val="1"/>
           <w:lang w:bidi="he-IL" w:val="en-US"/>
         </w:rPr>
-        <w:t>תוכן ההערה: Güneş, P., Aksu, A. E., &amp; Hall, J. (2018). Internal seismic stratigraphy of the Messinian evaporites across the northern sector of the eastern Mediterranean Sea. Marine and Petroleum Geology, 91, 297–320. איור 21, עמ' 315; הפאנל המערבי שבו לקוח אצל המחברים מ-Dal Cin et al. (2016).</w:t>
+        <w:t>הערת השוליים בעבודה: Kopf et al. (2003), פס' 42 (סעיף 6, Discussion).</w:t>
       </w:r>
     </w:p>
     <w:p>
       <w:pPr>
         <w:bidi/>
-        <w:spacing w:line="240" w:lineRule="auto" w:after="200" w:before="0"/>
+        <w:spacing w:line="240" w:lineRule="auto" w:after="40" w:before="0"/>
         <w:ind w:right="283" w:end="283"/>
         <w:jc w:val="right"/>
       </w:pPr>
@@ -3570,7 +3664,45 @@
           <w:rtl w:val="1"/>
           <w:lang w:bidi="he-IL" w:val="en-US"/>
         </w:rPr>
-        <w:t>ייחוס מקור לאיור 2 (Güneş et al. 2018, איור 21, עמ' 315).</w:t>
+        <w:t>הטענה בעבודה: שטף ההפחתה בקצה המזרחי מגיע לכ-50 קמ"ק של סלע לכל קילומטר אורך של השקע מדי מיליון שנה, והוא נמצא בגבול העליון של הערכים המוכרים בעולם.</w:t>
+      </w:r>
+    </w:p>
+    <w:p>
+      <w:pPr>
+        <w:keepNext/>
+        <w:bidi/>
+        <w:spacing w:line="240" w:lineRule="auto" w:after="20" w:before="0"/>
+        <w:ind w:right="283" w:end="283"/>
+        <w:jc w:val="right"/>
+      </w:pPr>
+      <w:r>
+        <w:rPr>
+          <w:rFonts w:ascii="Arial" w:hAnsi="Arial" w:cs="Arial"/>
+          <w:sz w:val="22"/>
+          <w:szCs w:val="22"/>
+          <w:rtl w:val="1"/>
+          <w:lang w:bidi="he-IL" w:val="en-US"/>
+        </w:rPr>
+        <w:t>ציטוט מדויק — אומת בפס' 42 (עמוד 26 בקובץ ה-PDF):</w:t>
+      </w:r>
+    </w:p>
+    <w:p>
+      <w:pPr>
+        <w:spacing w:line="240" w:lineRule="auto" w:after="200" w:before="0"/>
+        <w:ind w:left="680" w:start="680"/>
+        <w:jc w:val="left"/>
+      </w:pPr>
+      <w:r>
+        <w:rPr>
+          <w:rFonts w:ascii="Arial" w:hAnsi="Arial" w:cs="Arial"/>
+          <w:i/>
+          <w:iCs/>
+          <w:sz w:val="20"/>
+          <w:szCs w:val="20"/>
+          <w:rtl w:val="0"/>
+          <w:lang w:bidi="he-IL" w:val="en-US"/>
+        </w:rPr>
+        <w:t>“In contrast, the easternmost subduction flux of almost 50 km3 km1 Myr1 (line 30) range at the upper limit of material transfer on a global scale.”</w:t>
       </w:r>
     </w:p>
     <w:p>
@@ -3590,7 +3722,7 @@
           <w:rtl w:val="1"/>
           <w:lang w:bidi="he-IL" w:val="en-US"/>
         </w:rPr>
-        <w:t>הערה 38 — Huguen et al. (2006)</w:t>
+        <w:t>הערה 39 — Huguen et al. (2006)</w:t>
       </w:r>
     </w:p>
     <w:p>
@@ -3626,7 +3758,7 @@
           <w:rtl w:val="1"/>
           <w:lang w:bidi="he-IL" w:val="en-US"/>
         </w:rPr>
-        <w:t>הטענה בעבודה: בתחום הצירי (האקסיאלי) של המנסרה לא נמצאו שכבות אוורית משמעותיות, והתוצאה היא תבנית מורפוסטרוקטורלית שונה לחלוטין.</w:t>
+        <w:t>הטענה בעבודה: חגורת הקמטים בחזית המנסרה בנויה מקמרים וקערים המושרשים במלח, והם מתפתחים מעל מישור ניתוק החופף את בסיס שכבות האוורית.</w:t>
       </w:r>
     </w:p>
     <w:p>
@@ -3664,7 +3796,7 @@
           <w:rtl w:val="0"/>
           <w:lang w:bidi="he-IL" w:val="en-US"/>
         </w:rPr>
-        <w:t>“Within the axial domain no evaporites layers of significant extend have been found (Kopf et al., 2003), resulting in a different morphostructural pattern”</w:t>
+        <w:t>“This fold belt is made of salt-rooted anticline-synclines developing above a decollement level, which correlates with the base of Messinian evaporites”</w:t>
       </w:r>
     </w:p>
     <w:p>
@@ -3684,7 +3816,7 @@
           <w:rtl w:val="1"/>
           <w:lang w:bidi="he-IL" w:val="en-US"/>
         </w:rPr>
-        <w:t>הערה 39 — Huguen et al. (2006)</w:t>
+        <w:t>הערה 40 — Huguen et al. (2006)</w:t>
       </w:r>
     </w:p>
     <w:p>
@@ -3702,7 +3834,7 @@
           <w:rtl w:val="1"/>
           <w:lang w:bidi="he-IL" w:val="en-US"/>
         </w:rPr>
-        <w:t>הערת השוליים בעבודה: Huguen et al. (2006), עמ' 61 ו-73 (תקציר וסעיף Conclusion).</w:t>
+        <w:t>הערת השוליים בעבודה: Huguen et al. (2006), עמ' 71 (סעיף The Central Mediterranean Ridge).</w:t>
       </w:r>
     </w:p>
     <w:p>
@@ -3720,7 +3852,7 @@
           <w:rtl w:val="1"/>
           <w:lang w:bidi="he-IL" w:val="en-US"/>
         </w:rPr>
-        <w:t>הטענה בעבודה: פיזור האוורית הוא הגורם השולט בשונות המורפולוגית של המנסרה בציר צפון–דרום.</w:t>
+        <w:t>הטענה בעבודה: "הטריז המסיני", כלומר חלק המנסרה שמשלב אוורית שהושקעה בתעלת ההפחתה, אינו עולה ברוחבו על 80 ק"מ בזרוע המערבית.</w:t>
       </w:r>
     </w:p>
     <w:p>
@@ -3739,7 +3871,7 @@
           <w:rtl w:val="1"/>
           <w:lang w:bidi="he-IL" w:val="en-US"/>
         </w:rPr>
-        <w:t>ציטוט מדויק — אומת בעמ' 61 (עמוד 1 בקובץ ה-PDF):</w:t>
+        <w:t>ציטוט מדויק — אומת בעמ' 71 (עמוד 11 בקובץ ה-PDF):</w:t>
       </w:r>
     </w:p>
     <w:p>
@@ -3758,7 +3890,7 @@
           <w:rtl w:val="0"/>
           <w:lang w:bidi="he-IL" w:val="en-US"/>
         </w:rPr>
-        <w:t>“particularities of its sedimentary cover, which includes massive salt layers within the outer Mediterranean Ridge and local salt deposits within the inner domains, that control the north-south morphostructural variability of the sedimentary wedge”</w:t>
+        <w:t>“The Messinian wedge (i.e. the portion of the wedge that incorporates Messinian evaporites originally deposited in the subduction trough) does not exceed 80 km in width.”</w:t>
       </w:r>
     </w:p>
     <w:p>
@@ -3778,7 +3910,7 @@
           <w:rtl w:val="1"/>
           <w:lang w:bidi="he-IL" w:val="en-US"/>
         </w:rPr>
-        <w:t>הערה 40 — Huguen et al. (2006)</w:t>
+        <w:t>הערה 41 — ייחוס מקור</w:t>
       </w:r>
     </w:p>
     <w:p>
@@ -3796,7 +3928,45 @@
           <w:rtl w:val="1"/>
           <w:lang w:bidi="he-IL" w:val="en-US"/>
         </w:rPr>
-        <w:t>הערת השוליים בעבודה: Huguen et al. (2006), עמ' 66–67 (סעיף General morphologic and backscatter characteristics).</w:t>
+        <w:t>תוכן ההערה: Güneş, P., Aksu, A. E., &amp; Hall, J. (2018). Internal seismic stratigraphy of the Messinian evaporites across the northern sector of the eastern Mediterranean Sea. Marine and Petroleum Geology, 91, 297–320. איור 21, עמ' 315; הפאנל המערבי שבו לקוח אצל המחברים מ-Dal Cin et al. (2016).</w:t>
+      </w:r>
+    </w:p>
+    <w:p>
+      <w:pPr>
+        <w:bidi/>
+        <w:spacing w:line="240" w:lineRule="auto" w:after="200" w:before="0"/>
+        <w:ind w:right="283" w:end="283"/>
+        <w:jc w:val="right"/>
+      </w:pPr>
+      <w:r>
+        <w:rPr>
+          <w:rFonts w:ascii="Arial" w:hAnsi="Arial" w:cs="Arial"/>
+          <w:sz w:val="22"/>
+          <w:szCs w:val="22"/>
+          <w:rtl w:val="1"/>
+          <w:lang w:bidi="he-IL" w:val="en-US"/>
+        </w:rPr>
+        <w:t>ייחוס מקור לאיור 2 (Güneş et al. 2018, איור 21, עמ' 315).</w:t>
+      </w:r>
+    </w:p>
+    <w:p>
+      <w:pPr>
+        <w:keepNext/>
+        <w:bidi/>
+        <w:spacing w:line="240" w:lineRule="auto" w:after="40" w:before="0"/>
+        <w:jc w:val="right"/>
+      </w:pPr>
+      <w:r>
+        <w:rPr>
+          <w:rFonts w:ascii="Arial" w:hAnsi="Arial" w:cs="Arial"/>
+          <w:b/>
+          <w:bCs/>
+          <w:sz w:val="22"/>
+          <w:szCs w:val="22"/>
+          <w:rtl w:val="1"/>
+          <w:lang w:bidi="he-IL" w:val="en-US"/>
+        </w:rPr>
+        <w:t>הערה 42 — Huguen et al. (2006)</w:t>
       </w:r>
     </w:p>
     <w:p>
@@ -3814,7 +3984,25 @@
           <w:rtl w:val="1"/>
           <w:lang w:bidi="he-IL" w:val="en-US"/>
         </w:rPr>
-        <w:t>הטענה בעבודה: מבנים אלה פורשו, על סמך דיגום ותצפיות ישירות, כהרי בוץ הפולטים אל קרקעית הים זרמי בוץ מסיביים, נוזלים ותמלחות.</w:t>
+        <w:t>הערת השוליים בעבודה: Huguen et al. (2006), עמ' 72 (סעיף The Central Mediterranean Ridge).</w:t>
+      </w:r>
+    </w:p>
+    <w:p>
+      <w:pPr>
+        <w:bidi/>
+        <w:spacing w:line="240" w:lineRule="auto" w:after="40" w:before="0"/>
+        <w:ind w:right="283" w:end="283"/>
+        <w:jc w:val="right"/>
+      </w:pPr>
+      <w:r>
+        <w:rPr>
+          <w:rFonts w:ascii="Arial" w:hAnsi="Arial" w:cs="Arial"/>
+          <w:sz w:val="22"/>
+          <w:szCs w:val="22"/>
+          <w:rtl w:val="1"/>
+          <w:lang w:bidi="he-IL" w:val="en-US"/>
+        </w:rPr>
+        <w:t>הטענה בעבודה: בתחום הצירי (האקסיאלי) של המנסרה לא נמצאו שכבות אוורית משמעותיות, והתוצאה היא תבנית מורפוסטרוקטורלית שונה לחלוטין.</w:t>
       </w:r>
     </w:p>
     <w:p>
@@ -3833,7 +4021,7 @@
           <w:rtl w:val="1"/>
           <w:lang w:bidi="he-IL" w:val="en-US"/>
         </w:rPr>
-        <w:t>ציטוט מדויק — אומת בעמ' 66 (עמוד 6 בקובץ ה-PDF):</w:t>
+        <w:t>ציטוט מדויק — אומת בעמ' 72 (עמוד 12 בקובץ ה-PDF):</w:t>
       </w:r>
     </w:p>
     <w:p>
@@ -3852,7 +4040,7 @@
           <w:rtl w:val="0"/>
           <w:lang w:bidi="he-IL" w:val="en-US"/>
         </w:rPr>
-        <w:t>“Based on sampling and/or direct in situ observations several of these features have been interpreted as mud volcanoes through which massive mud flows, fluids and brines are emitted on the sea floor”</w:t>
+        <w:t>“Within the axial domain no evaporites layers of significant extend have been found (Kopf et al., 2003), resulting in a different morphostructural pattern”</w:t>
       </w:r>
     </w:p>
     <w:p>
@@ -3872,7 +4060,7 @@
           <w:rtl w:val="1"/>
           <w:lang w:bidi="he-IL" w:val="en-US"/>
         </w:rPr>
-        <w:t>הערה 41 — Huguen et al. (2006)</w:t>
+        <w:t>הערה 43 — Huguen et al. (2006)</w:t>
       </w:r>
     </w:p>
     <w:p>
@@ -3890,7 +4078,7 @@
           <w:rtl w:val="1"/>
           <w:lang w:bidi="he-IL" w:val="en-US"/>
         </w:rPr>
-        <w:t>הערת השוליים בעבודה: Huguen et al. (2006), עמ' 69 (סעיף The Western Mediterranean Ridge).</w:t>
+        <w:t>הערת השוליים בעבודה: Huguen et al. (2006), עמ' 61 ו-73 (תקציר וסעיף Conclusion).</w:t>
       </w:r>
     </w:p>
     <w:p>
@@ -3908,7 +4096,7 @@
           <w:rtl w:val="1"/>
           <w:lang w:bidi="he-IL" w:val="en-US"/>
         </w:rPr>
-        <w:t>הטענה בעבודה: בזרוע המערבית ממוקם רובם המכריע בסמיכות למגע שבין המנסרה ל-Backstop.</w:t>
+        <w:t>הטענה בעבודה: פיזור האוורית הוא הגורם השולט בשונות המורפולוגית של המנסרה בציר צפון–דרום.</w:t>
       </w:r>
     </w:p>
     <w:p>
@@ -3927,7 +4115,7 @@
           <w:rtl w:val="1"/>
           <w:lang w:bidi="he-IL" w:val="en-US"/>
         </w:rPr>
-        <w:t>ציטוט מדויק — אומת בעמ' 69 (עמוד 9 בקובץ ה-PDF):</w:t>
+        <w:t>ציטוט מדויק — אומת בעמ' 61 (עמוד 1 בקובץ ה-PDF):</w:t>
       </w:r>
     </w:p>
     <w:p>
@@ -3946,7 +4134,7 @@
           <w:rtl w:val="0"/>
           <w:lang w:bidi="he-IL" w:val="en-US"/>
         </w:rPr>
-        <w:t>“Mud volcanoes of all size punctuate the entire region (Figure 3), with 95% of them located at proximity of the prism/backstop contact”</w:t>
+        <w:t>“particularities of its sedimentary cover, which includes massive salt layers within the outer Mediterranean Ridge and local salt deposits within the inner domains, that control the north-south morphostructural variability of the sedimentary wedge”</w:t>
       </w:r>
     </w:p>
     <w:p>
@@ -3966,7 +4154,7 @@
           <w:rtl w:val="1"/>
           <w:lang w:bidi="he-IL" w:val="en-US"/>
         </w:rPr>
-        <w:t>הערה 42 — Huguen et al. (2006)</w:t>
+        <w:t>הערה 44 — Huguen et al. (2006)</w:t>
       </w:r>
     </w:p>
     <w:p>
@@ -3984,7 +4172,7 @@
           <w:rtl w:val="1"/>
           <w:lang w:bidi="he-IL" w:val="en-US"/>
         </w:rPr>
-        <w:t>הערת השוליים בעבודה: Huguen et al. (2006), עמ' 71 (סעיף The Central Mediterranean Ridge).</w:t>
+        <w:t>הערת השוליים בעבודה: Huguen et al. (2006), עמ' 66–67 (סעיף General morphologic and backscatter characteristics).</w:t>
       </w:r>
     </w:p>
     <w:p>
@@ -4002,7 +4190,7 @@
           <w:rtl w:val="1"/>
           <w:lang w:bidi="he-IL" w:val="en-US"/>
         </w:rPr>
-        <w:t>הטענה בעבודה: גם בזרוע המרכזית מרוכזים שדות הרי בוץ מוכרים, ובהם השדות "אולימפי" ו"האומות המאוחדות", שנסקרו בהרחבה.</w:t>
+        <w:t>הטענה בעבודה: מבנים אלה פורשו, על סמך דיגום ותצפיות ישירות, כהרי בוץ הפולטים אל קרקעית הים זרמי בוץ מסיביים, נוזלים ותמלחות.</w:t>
       </w:r>
     </w:p>
     <w:p>
@@ -4021,7 +4209,7 @@
           <w:rtl w:val="1"/>
           <w:lang w:bidi="he-IL" w:val="en-US"/>
         </w:rPr>
-        <w:t>ציטוט מדויק — אומת בעמ' 71 (עמוד 11 בקובץ ה-PDF):</w:t>
+        <w:t>ציטוט מדויק — אומת בעמ' 66 (עמוד 6 בקובץ ה-PDF):</w:t>
       </w:r>
     </w:p>
     <w:p>
@@ -4040,7 +4228,7 @@
           <w:rtl w:val="0"/>
           <w:lang w:bidi="he-IL" w:val="en-US"/>
         </w:rPr>
-        <w:t>“an area of the Mediterranean Ridge where the now well-known Olimpi and United Nations mud volcano fields (Figure 6) have previously been detected (Cita et al., 1981) and intensively surveyed during PRISMED 2”</w:t>
+        <w:t>“Based on sampling and/or direct in situ observations several of these features have been interpreted as mud volcanoes through which massive mud flows, fluids and brines are emitted on the sea floor”</w:t>
       </w:r>
     </w:p>
     <w:p>
@@ -4060,7 +4248,7 @@
           <w:rtl w:val="1"/>
           <w:lang w:bidi="he-IL" w:val="en-US"/>
         </w:rPr>
-        <w:t>הערה 43 — Huguen et al. (2006)</w:t>
+        <w:t>הערה 45 — Huguen et al. (2006)</w:t>
       </w:r>
     </w:p>
     <w:p>
@@ -4096,7 +4284,7 @@
           <w:rtl w:val="1"/>
           <w:lang w:bidi="he-IL" w:val="en-US"/>
         </w:rPr>
-        <w:t>הטענה בעבודה: נוצרת שם טקטוניקת מלח יוצאת דופן, הכוללת אונות מלח תת-עגולות, קימוט כבידתי הדוק ו"רפסודות" של משקעים פליו-קוורטרניים.</w:t>
+        <w:t>הטענה בעבודה: בזרוע המערבית ממוקם רובם המכריע בסמיכות למגע שבין המנסרה ל-Backstop.</w:t>
       </w:r>
     </w:p>
     <w:p>
@@ -4134,7 +4322,7 @@
           <w:rtl w:val="0"/>
           <w:lang w:bidi="he-IL" w:val="en-US"/>
         </w:rPr>
-        <w:t>“resulting into an extraordinary salt tectonics including sub-circular salt lobes (e.g. 35 N-22 E) with tight gravity folding and ''rafts'' of Plio-Quaternary.”</w:t>
+        <w:t>“Mud volcanoes of all size punctuate the entire region (Figure 3), with 95% of them located at proximity of the prism/backstop contact”</w:t>
       </w:r>
     </w:p>
     <w:p>
@@ -4154,7 +4342,7 @@
           <w:rtl w:val="1"/>
           <w:lang w:bidi="he-IL" w:val="en-US"/>
         </w:rPr>
-        <w:t>הערה 44 — Huguen et al. (2006)</w:t>
+        <w:t>הערה 46 — Huguen et al. (2006)</w:t>
       </w:r>
     </w:p>
     <w:p>
@@ -4172,7 +4360,7 @@
           <w:rtl w:val="1"/>
           <w:lang w:bidi="he-IL" w:val="en-US"/>
         </w:rPr>
-        <w:t>הערת השוליים בעבודה: Huguen et al. (2006), עמ' 72 (סעיף The Central Mediterranean Ridge).</w:t>
+        <w:t>הערת השוליים בעבודה: Huguen et al. (2006), עמ' 71 (סעיף The Central Mediterranean Ridge).</w:t>
       </w:r>
     </w:p>
     <w:p>
@@ -4190,7 +4378,7 @@
           <w:rtl w:val="1"/>
           <w:lang w:bidi="he-IL" w:val="en-US"/>
         </w:rPr>
-        <w:t>הטענה בעבודה: הכיסוי הסדימנטרי של האזור הפנימי גולש בהדרגה צפונה וממלא את סדרת התעלות של שקע פליני.</w:t>
+        <w:t>הטענה בעבודה: גם בזרוע המרכזית מרוכזים שדות הרי בוץ מוכרים, ובהם השדות "אולימפי" ו"האומות המאוחדות", שנסקרו בהרחבה.</w:t>
       </w:r>
     </w:p>
     <w:p>
@@ -4209,7 +4397,7 @@
           <w:rtl w:val="1"/>
           <w:lang w:bidi="he-IL" w:val="en-US"/>
         </w:rPr>
-        <w:t>ציטוט מדויק — אומת בעמ' 72 (עמוד 12 בקובץ ה-PDF):</w:t>
+        <w:t>ציטוט מדויק — אומת בעמ' 71 (עמוד 11 בקובץ ה-PDF):</w:t>
       </w:r>
     </w:p>
     <w:p>
@@ -4228,7 +4416,7 @@
           <w:rtl w:val="0"/>
           <w:lang w:bidi="he-IL" w:val="en-US"/>
         </w:rPr>
-        <w:t>“The sedimentary cover of this last area is in fact progressively gliding northward and filling the series of deep troughs that constitute the Pliny Trench at the foot of the Cretan continental slope.”</w:t>
+        <w:t>“an area of the Mediterranean Ridge where the now well-known Olimpi and United Nations mud volcano fields (Figure 6) have previously been detected (Cita et al., 1981) and intensively surveyed during PRISMED 2”</w:t>
       </w:r>
     </w:p>
     <w:p>
@@ -4248,7 +4436,7 @@
           <w:rtl w:val="1"/>
           <w:lang w:bidi="he-IL" w:val="en-US"/>
         </w:rPr>
-        <w:t>הערה 45 — Huguen et al. (2006)</w:t>
+        <w:t>הערה 47 — Huguen et al. (2006)</w:t>
       </w:r>
     </w:p>
     <w:p>
@@ -4266,7 +4454,7 @@
           <w:rtl w:val="1"/>
           <w:lang w:bidi="he-IL" w:val="en-US"/>
         </w:rPr>
-        <w:t>הערת השוליים בעבודה: Huguen et al. (2006), עמ' 72 (סעיף The Central Mediterranean Ridge).</w:t>
+        <w:t>הערת השוליים בעבודה: Huguen et al. (2006), עמ' 69 (סעיף The Western Mediterranean Ridge).</w:t>
       </w:r>
     </w:p>
     <w:p>
@@ -4284,7 +4472,7 @@
           <w:rtl w:val="1"/>
           <w:lang w:bidi="he-IL" w:val="en-US"/>
         </w:rPr>
-        <w:t>הטענה בעבודה: בכיוון ההפוך, התפשטות דרומה של הכיסוי המלחי הדוקטילי מייצרת בחגורת הקמטים מערכת צפופה של העתקי הזזה.</w:t>
+        <w:t>הטענה בעבודה: נוצרת שם טקטוניקת מלח יוצאת דופן, הכוללת אונות מלח תת-עגולות, קימוט כבידתי הדוק ו"רפסודות" של משקעים פליו-קוורטרניים.</w:t>
       </w:r>
     </w:p>
     <w:p>
@@ -4303,7 +4491,7 @@
           <w:rtl w:val="1"/>
           <w:lang w:bidi="he-IL" w:val="en-US"/>
         </w:rPr>
-        <w:t>ציטוט מדויק — אומת בעמ' 72 (עמוד 12 בקובץ ה-PDF):</w:t>
+        <w:t>ציטוט מדויק — אומת בעמ' 69 (עמוד 9 בקובץ ה-PDF):</w:t>
       </w:r>
     </w:p>
     <w:p>
@@ -4322,7 +4510,7 @@
           <w:rtl w:val="0"/>
           <w:lang w:bidi="he-IL" w:val="en-US"/>
         </w:rPr>
-        <w:t>“this folded belt is cut by a dense set of conjugate faults, probably strike-slip faults, either triggered by southwards progressive spreading of the salt-rich and ductile superficial cover”</w:t>
+        <w:t>“resulting into an extraordinary salt tectonics including sub-circular salt lobes (e.g. 35 N-22 E) with tight gravity folding and ''rafts'' of Plio-Quaternary.”</w:t>
       </w:r>
     </w:p>
     <w:p>
@@ -4342,7 +4530,7 @@
           <w:rtl w:val="1"/>
           <w:lang w:bidi="he-IL" w:val="en-US"/>
         </w:rPr>
-        <w:t>הערה 46 — Huguen et al. (2006)</w:t>
+        <w:t>הערה 48 — Huguen et al. (2006)</w:t>
       </w:r>
     </w:p>
     <w:p>
@@ -4360,7 +4548,7 @@
           <w:rtl w:val="1"/>
           <w:lang w:bidi="he-IL" w:val="en-US"/>
         </w:rPr>
-        <w:t>הערת השוליים בעבודה: Huguen et al. (2006), עמ' 73 (סעיף Conclusion).</w:t>
+        <w:t>הערת השוליים בעבודה: Huguen et al. (2006), עמ' 72 (סעיף The Central Mediterranean Ridge).</w:t>
       </w:r>
     </w:p>
     <w:p>
@@ -4378,7 +4566,7 @@
           <w:rtl w:val="1"/>
           <w:lang w:bidi="he-IL" w:val="en-US"/>
         </w:rPr>
-        <w:t>הטענה בעבודה: הגלישה הכבידתית פועלת בשני הכיוונים, ובאזור ה-Backstop השטוח היא משתרעת על פני כל השטח שנחקר.</w:t>
+        <w:t>הטענה בעבודה: הכיסוי הסדימנטרי של האזור הפנימי גולש בהדרגה צפונה וממלא את סדרת התעלות של שקע פליני.</w:t>
       </w:r>
     </w:p>
     <w:p>
@@ -4397,7 +4585,7 @@
           <w:rtl w:val="1"/>
           <w:lang w:bidi="he-IL" w:val="en-US"/>
         </w:rPr>
-        <w:t>ציטוט מדויק — אומת בעמ' 73 (עמוד 13 בקובץ ה-PDF):</w:t>
+        <w:t>ציטוט מדויק — אומת בעמ' 72 (עמוד 12 בקובץ ה-PDF):</w:t>
       </w:r>
     </w:p>
     <w:p>
@@ -4416,7 +4604,7 @@
           <w:rtl w:val="0"/>
           <w:lang w:bidi="he-IL" w:val="en-US"/>
         </w:rPr>
-        <w:t>“The flat and deeper backstop area shows well expressed northward gliding deformations over the entire studied area”</w:t>
+        <w:t>“The sedimentary cover of this last area is in fact progressively gliding northward and filling the series of deep troughs that constitute the Pliny Trench at the foot of the Cretan continental slope.”</w:t>
       </w:r>
     </w:p>
     <w:p>
@@ -4436,7 +4624,7 @@
           <w:rtl w:val="1"/>
           <w:lang w:bidi="he-IL" w:val="en-US"/>
         </w:rPr>
-        <w:t>הערה 47 — Huguen et al. (2006)</w:t>
+        <w:t>הערה 49 — Huguen et al. (2006)</w:t>
       </w:r>
     </w:p>
     <w:p>
@@ -4454,7 +4642,7 @@
           <w:rtl w:val="1"/>
           <w:lang w:bidi="he-IL" w:val="en-US"/>
         </w:rPr>
-        <w:t>הערת השוליים בעבודה: Huguen et al. (2006), עמ' 61 ו-73 (תקציר וסעיף Conclusion).</w:t>
+        <w:t>הערת השוליים בעבודה: Huguen et al. (2006), עמ' 72 (סעיף The Central Mediterranean Ridge).</w:t>
       </w:r>
     </w:p>
     <w:p>
@@ -4472,7 +4660,7 @@
           <w:rtl w:val="1"/>
           <w:lang w:bidi="he-IL" w:val="en-US"/>
         </w:rPr>
-        <w:t>הטענה בעבודה: השלישי הוא מאפייני הכיסוי הסדימנטרי, ובראשם שכבות המלח.</w:t>
+        <w:t>הטענה בעבודה: בכיוון ההפוך, התפשטות דרומה של הכיסוי המלחי הדוקטילי מייצרת בחגורת הקמטים מערכת צפופה של העתקי הזזה.</w:t>
       </w:r>
     </w:p>
     <w:p>
@@ -4491,7 +4679,7 @@
           <w:rtl w:val="1"/>
           <w:lang w:bidi="he-IL" w:val="en-US"/>
         </w:rPr>
-        <w:t>ציטוט מדויק — אומת בעמ' 73 (עמוד 13 בקובץ ה-PDF):</w:t>
+        <w:t>ציטוט מדויק — אומת בעמ' 72 (עמוד 12 בקובץ ה-PDF):</w:t>
       </w:r>
     </w:p>
     <w:p>
@@ -4510,7 +4698,7 @@
           <w:rtl w:val="0"/>
           <w:lang w:bidi="he-IL" w:val="en-US"/>
         </w:rPr>
-        <w:t>“and finally a complex distribution, within parts of its cover, of thick ductile sedimentary layers (i.e. Messinian evaporites)”</w:t>
+        <w:t>“this folded belt is cut by a dense set of conjugate faults, probably strike-slip faults, either triggered by southwards progressive spreading of the salt-rich and ductile superficial cover”</w:t>
       </w:r>
     </w:p>
     <w:p>
@@ -4530,7 +4718,7 @@
           <w:rtl w:val="1"/>
           <w:lang w:bidi="he-IL" w:val="en-US"/>
         </w:rPr>
-        <w:t>הערה 48 — Royden &amp; Papanikolaou (2011)</w:t>
+        <w:t>הערה 50 — Huguen et al. (2006)</w:t>
       </w:r>
     </w:p>
     <w:p>
@@ -4548,7 +4736,7 @@
           <w:rtl w:val="1"/>
           <w:lang w:bidi="he-IL" w:val="en-US"/>
         </w:rPr>
-        <w:t>הערת השוליים בעבודה: Royden &amp; Papanikolaou (2011), תקציר (פס' 1).</w:t>
+        <w:t>הערת השוליים בעבודה: Huguen et al. (2006), עמ' 73 (סעיף Conclusion).</w:t>
       </w:r>
     </w:p>
     <w:p>
@@ -4566,7 +4754,7 @@
           <w:rtl w:val="1"/>
           <w:lang w:bidi="he-IL" w:val="en-US"/>
         </w:rPr>
-        <w:t>הטענה בעבודה: פילוח הלוח השוקע לפי ציפתו הוא שמייצר את ההבדל בקצבי ההפחתה, שהקינמטיקה האזורית רק מבטאת.</w:t>
+        <w:t>הטענה בעבודה: הגלישה הכבידתית פועלת בשני הכיוונים, ובאזור ה-Backstop השטוח היא משתרעת על פני כל השטח שנחקר.</w:t>
       </w:r>
     </w:p>
     <w:p>
@@ -4585,7 +4773,7 @@
           <w:rtl w:val="1"/>
           <w:lang w:bidi="he-IL" w:val="en-US"/>
         </w:rPr>
-        <w:t>ציטוט מדויק — אומת בפס' 1 (עמוד 1 בקובץ ה-PDF):</w:t>
+        <w:t>ציטוט מדויק — אומת בעמ' 73 (עמוד 13 בקובץ ה-PDF):</w:t>
       </w:r>
     </w:p>
     <w:p>
@@ -4604,7 +4792,7 @@
           <w:rtl w:val="0"/>
           <w:lang w:bidi="he-IL" w:val="en-US"/>
         </w:rPr>
-        <w:t>“Consistency between geodynamic model results and geologic observations suggest that the middle Miocene and younger deformation of the Hellenic upper plate, including formation of the Central Hellenic Shear Zone, can be quantitatively understood as the result of spatial variations in the buoyancy of the subducting slab.”</w:t>
+        <w:t>“The flat and deeper backstop area shows well expressed northward gliding deformations over the entire studied area”</w:t>
       </w:r>
     </w:p>
     <w:p>
@@ -4624,7 +4812,7 @@
           <w:rtl w:val="1"/>
           <w:lang w:bidi="he-IL" w:val="en-US"/>
         </w:rPr>
-        <w:t>הערה 49 — Royden &amp; Papanikolaou (2011)</w:t>
+        <w:t>הערה 51 — ייחוס מקור</w:t>
       </w:r>
     </w:p>
     <w:p>
@@ -4642,7 +4830,45 @@
           <w:rtl w:val="1"/>
           <w:lang w:bidi="he-IL" w:val="en-US"/>
         </w:rPr>
-        <w:t>הערת השוליים בעבודה: Royden &amp; Papanikolaou (2011), פס' 38 (סעיף 3.2.2, Model Results).</w:t>
+        <w:t>תוכן ההערה: Huguen et al. (2006), איור 4, עמ' 65.</w:t>
+      </w:r>
+    </w:p>
+    <w:p>
+      <w:pPr>
+        <w:bidi/>
+        <w:spacing w:line="240" w:lineRule="auto" w:after="200" w:before="0"/>
+        <w:ind w:right="283" w:end="283"/>
+        <w:jc w:val="right"/>
+      </w:pPr>
+      <w:r>
+        <w:rPr>
+          <w:rFonts w:ascii="Arial" w:hAnsi="Arial" w:cs="Arial"/>
+          <w:sz w:val="22"/>
+          <w:szCs w:val="22"/>
+          <w:rtl w:val="1"/>
+          <w:lang w:bidi="he-IL" w:val="en-US"/>
+        </w:rPr>
+        <w:t>ייחוס מקור לאיור 3 (Huguen et al. 2006, איור 4, עמ' 65).</w:t>
+      </w:r>
+    </w:p>
+    <w:p>
+      <w:pPr>
+        <w:keepNext/>
+        <w:bidi/>
+        <w:spacing w:line="240" w:lineRule="auto" w:after="40" w:before="0"/>
+        <w:jc w:val="right"/>
+      </w:pPr>
+      <w:r>
+        <w:rPr>
+          <w:rFonts w:ascii="Arial" w:hAnsi="Arial" w:cs="Arial"/>
+          <w:b/>
+          <w:bCs/>
+          <w:sz w:val="22"/>
+          <w:szCs w:val="22"/>
+          <w:rtl w:val="1"/>
+          <w:lang w:bidi="he-IL" w:val="en-US"/>
+        </w:rPr>
+        <w:t>הערה 52 — Huguen et al. (2006)</w:t>
       </w:r>
     </w:p>
     <w:p>
@@ -4660,7 +4886,25 @@
           <w:rtl w:val="1"/>
           <w:lang w:bidi="he-IL" w:val="en-US"/>
         </w:rPr>
-        <w:t>הטענה בעבודה: מודלים גיאודינמיים מתארכים את היווצרותו ל-6–8 מיליון שנה, ורוב ההפרדה בין חזיתות ההפחתה התרחשה אחרי 5 מיליון שנה.</w:t>
+        <w:t>הערת השוליים בעבודה: Huguen et al. (2006), עמ' 61 ו-73 (תקציר וסעיף Conclusion).</w:t>
+      </w:r>
+    </w:p>
+    <w:p>
+      <w:pPr>
+        <w:bidi/>
+        <w:spacing w:line="240" w:lineRule="auto" w:after="40" w:before="0"/>
+        <w:ind w:right="283" w:end="283"/>
+        <w:jc w:val="right"/>
+      </w:pPr>
+      <w:r>
+        <w:rPr>
+          <w:rFonts w:ascii="Arial" w:hAnsi="Arial" w:cs="Arial"/>
+          <w:sz w:val="22"/>
+          <w:szCs w:val="22"/>
+          <w:rtl w:val="1"/>
+          <w:lang w:bidi="he-IL" w:val="en-US"/>
+        </w:rPr>
+        <w:t>הטענה בעבודה: השלישי הוא מאפייני הכיסוי הסדימנטרי, ובראשם שכבות המלח.</w:t>
       </w:r>
     </w:p>
     <w:p>
@@ -4679,7 +4923,7 @@
           <w:rtl w:val="1"/>
           <w:lang w:bidi="he-IL" w:val="en-US"/>
         </w:rPr>
-        <w:t>ציטוט מדויק — אומת בפס' 38 (עמוד 13 בקובץ ה-PDF):</w:t>
+        <w:t>ציטוט מדויק — אומת בעמ' 73 (עמוד 13 בקובץ ה-PDF):</w:t>
       </w:r>
     </w:p>
     <w:p>
@@ -4698,7 +4942,7 @@
           <w:rtl w:val="0"/>
           <w:lang w:bidi="he-IL" w:val="en-US"/>
         </w:rPr>
-        <w:t>“The model time at which the northern Hellenic and Peloponnesus trenches begin to separate is ~6-8 Ma, with most of the model trench separation occurring after 5 Ma.”</w:t>
+        <w:t>“and finally a complex distribution, within parts of its cover, of thick ductile sedimentary layers (i.e. Messinian evaporites)”</w:t>
       </w:r>
     </w:p>
     <w:p>
@@ -4718,7 +4962,7 @@
           <w:rtl w:val="1"/>
           <w:lang w:bidi="he-IL" w:val="en-US"/>
         </w:rPr>
-        <w:t>הערה 50 — Kopf et al. (2003)</w:t>
+        <w:t>הערה 53 — Royden &amp; Papanikolaou (2011)</w:t>
       </w:r>
     </w:p>
     <w:p>
@@ -4736,7 +4980,7 @@
           <w:rtl w:val="1"/>
           <w:lang w:bidi="he-IL" w:val="en-US"/>
         </w:rPr>
-        <w:t>הערת השוליים בעבודה: Kopf et al. (2003), פס' 42 (סעיף 6, Discussion).</w:t>
+        <w:t>הערת השוליים בעבודה: Royden &amp; Papanikolaou (2011), תקציר (פס' 1).</w:t>
       </w:r>
     </w:p>
     <w:p>
@@ -4754,7 +4998,7 @@
           <w:rtl w:val="1"/>
           <w:lang w:bidi="he-IL" w:val="en-US"/>
         </w:rPr>
-        <w:t>הטענה בעבודה: אספקת משקעים שהצטברה מאז המזוזואיקון, קצב התכנסות גבוה ומישור ניתוק מלחי הם צירוף חריג של תנאים.</w:t>
+        <w:t>הטענה בעבודה: פילוח הלוח השוקע לפי ציפתו הוא שמייצר את ההבדל בקצבי ההפחתה, שהקינמטיקה האזורית רק מבטאת.</w:t>
       </w:r>
     </w:p>
     <w:p>
@@ -4773,7 +5017,7 @@
           <w:rtl w:val="1"/>
           <w:lang w:bidi="he-IL" w:val="en-US"/>
         </w:rPr>
-        <w:t>ציטוט מדויק — אומת בפס' 42 (עמוד 26 בקובץ ה-PDF):</w:t>
+        <w:t>ציטוט מדויק — אומת בפס' 1 (עמוד 1 בקובץ ה-PDF):</w:t>
       </w:r>
     </w:p>
     <w:p>
@@ -4792,7 +5036,7 @@
           <w:rtl w:val="0"/>
           <w:lang w:bidi="he-IL" w:val="en-US"/>
         </w:rPr>
-        <w:t>“In contrast, the easternmost subduction flux of almost 50 km3 km1 Myr1 (line 30) range at the upper limit of material transfer on a global scale.”</w:t>
+        <w:t>“Consistency between geodynamic model results and geologic observations suggest that the middle Miocene and younger deformation of the Hellenic upper plate, including formation of the Central Hellenic Shear Zone, can be quantitatively understood as the result of spatial variations in the buoyancy of the subducting slab.”</w:t>
       </w:r>
     </w:p>
     <w:p>
@@ -4812,7 +5056,7 @@
           <w:rtl w:val="1"/>
           <w:lang w:bidi="he-IL" w:val="en-US"/>
         </w:rPr>
-        <w:t>הערה 51 — Huguen et al. (2006)</w:t>
+        <w:t>הערה 54 — Royden &amp; Papanikolaou (2011)</w:t>
       </w:r>
     </w:p>
     <w:p>
@@ -4830,7 +5074,7 @@
           <w:rtl w:val="1"/>
           <w:lang w:bidi="he-IL" w:val="en-US"/>
         </w:rPr>
-        <w:t>הערת השוליים בעבודה: Huguen et al. (2006), עמ' 62 (מבוא); Kopf et al. (2003), פס' 5 (סעיף 2.1, Accretionary Complex).</w:t>
+        <w:t>הערת השוליים בעבודה: Royden &amp; Papanikolaou (2011), פס' 38 (סעיף 3.2.2, Model Results).</w:t>
       </w:r>
     </w:p>
     <w:p>
@@ -4848,7 +5092,7 @@
           <w:rtl w:val="1"/>
           <w:lang w:bidi="he-IL" w:val="en-US"/>
         </w:rPr>
-        <w:t>הטענה בעבודה: השקעים מטפן, פליני וסטראבו אינם שקעי הפחתה במובן הרגיל, אלא שקערוריות בתוך קדם-הקשת שנותרו מאחור כאשר חזית הדפורמציה נדדה דרומה.</w:t>
+        <w:t>הטענה בעבודה: מודלים גיאודינמיים מתארכים את היווצרותו ל-6–8 מיליון שנה, ורוב ההפרדה בין חזיתות ההפחתה התרחשה אחרי 5 מיליון שנה.</w:t>
       </w:r>
     </w:p>
     <w:p>
@@ -4867,12 +5111,12 @@
           <w:rtl w:val="1"/>
           <w:lang w:bidi="he-IL" w:val="en-US"/>
         </w:rPr>
-        <w:t>ציטוט מדויק (Huguen et al. (2006)) — אומת בעמ' 62 (עמוד 2 בקובץ ה-PDF):</w:t>
-      </w:r>
-    </w:p>
-    <w:p>
-      <w:pPr>
-        <w:spacing w:line="240" w:lineRule="auto" w:after="40" w:before="0"/>
+        <w:t>ציטוט מדויק — אומת בפס' 38 (עמוד 13 בקובץ ה-PDF):</w:t>
+      </w:r>
+    </w:p>
+    <w:p>
+      <w:pPr>
+        <w:spacing w:line="240" w:lineRule="auto" w:after="200" w:before="0"/>
         <w:ind w:left="680" w:start="680"/>
         <w:jc w:val="left"/>
       </w:pPr>
@@ -4886,7 +5130,63 @@
           <w:rtl w:val="0"/>
           <w:lang w:bidi="he-IL" w:val="en-US"/>
         </w:rPr>
-        <w:t>“the Mediterranean Ridge is bathymetrically bounded by a series of disconnected and deep troughs (Matapan, Pliny, Strabo Trenches, Rhodes Trough)”</w:t>
+        <w:t>“The model time at which the northern Hellenic and Peloponnesus trenches begin to separate is ~6-8 Ma, with most of the model trench separation occurring after 5 Ma.”</w:t>
+      </w:r>
+    </w:p>
+    <w:p>
+      <w:pPr>
+        <w:keepNext/>
+        <w:bidi/>
+        <w:spacing w:line="240" w:lineRule="auto" w:after="40" w:before="0"/>
+        <w:jc w:val="right"/>
+      </w:pPr>
+      <w:r>
+        <w:rPr>
+          <w:rFonts w:ascii="Arial" w:hAnsi="Arial" w:cs="Arial"/>
+          <w:b/>
+          <w:bCs/>
+          <w:sz w:val="22"/>
+          <w:szCs w:val="22"/>
+          <w:rtl w:val="1"/>
+          <w:lang w:bidi="he-IL" w:val="en-US"/>
+        </w:rPr>
+        <w:t>הערה 55 — Kopf et al. (2003)</w:t>
+      </w:r>
+    </w:p>
+    <w:p>
+      <w:pPr>
+        <w:bidi/>
+        <w:spacing w:line="240" w:lineRule="auto" w:after="40" w:before="0"/>
+        <w:ind w:right="283" w:end="283"/>
+        <w:jc w:val="right"/>
+      </w:pPr>
+      <w:r>
+        <w:rPr>
+          <w:rFonts w:ascii="Arial" w:hAnsi="Arial" w:cs="Arial"/>
+          <w:sz w:val="22"/>
+          <w:szCs w:val="22"/>
+          <w:rtl w:val="1"/>
+          <w:lang w:bidi="he-IL" w:val="en-US"/>
+        </w:rPr>
+        <w:t>הערת השוליים בעבודה: Kopf et al. (2003), פס' 42 (סעיף 6, Discussion).</w:t>
+      </w:r>
+    </w:p>
+    <w:p>
+      <w:pPr>
+        <w:bidi/>
+        <w:spacing w:line="240" w:lineRule="auto" w:after="40" w:before="0"/>
+        <w:ind w:right="283" w:end="283"/>
+        <w:jc w:val="right"/>
+      </w:pPr>
+      <w:r>
+        <w:rPr>
+          <w:rFonts w:ascii="Arial" w:hAnsi="Arial" w:cs="Arial"/>
+          <w:sz w:val="22"/>
+          <w:szCs w:val="22"/>
+          <w:rtl w:val="1"/>
+          <w:lang w:bidi="he-IL" w:val="en-US"/>
+        </w:rPr>
+        <w:t>הטענה בעבודה: אספקת משקעים שהצטברה מאז המזוזואיקון, קצב התכנסות גבוה ומישור ניתוק מלחי הם צירוף חריג של תנאים.</w:t>
       </w:r>
     </w:p>
     <w:p>
@@ -4905,7 +5205,7 @@
           <w:rtl w:val="1"/>
           <w:lang w:bidi="he-IL" w:val="en-US"/>
         </w:rPr>
-        <w:t>ציטוט מדויק (Kopf et al. (2003)) — אומת בפס' 5 (עמוד 2 בקובץ ה-PDF):</w:t>
+        <w:t>ציטוט מדויק — אומת בפס' 42 (עמוד 26 בקובץ ה-PDF):</w:t>
       </w:r>
     </w:p>
     <w:p>
@@ -4924,7 +5224,7 @@
           <w:rtl w:val="0"/>
           <w:lang w:bidi="he-IL" w:val="en-US"/>
         </w:rPr>
-        <w:t>“What is usually referred to as the Hellenic Trench, or Hellenic Trough (Figure 1a), represented the deformation front of the initial MedRidge during the early Miocene. However, with ongoing accretion in the Plio-Quaternary this deformation front migrated southward, so that the present-day Hellenic Trench is not a deep-sea trench in the strictest sense, but a forearc depression with very little sedimentary infill”</w:t>
+        <w:t>“In contrast, the easternmost subduction flux of almost 50 km3 km1 Myr1 (line 30) range at the upper limit of material transfer on a global scale.”</w:t>
       </w:r>
     </w:p>
     <w:p>
@@ -4944,7 +5244,7 @@
           <w:rtl w:val="1"/>
           <w:lang w:bidi="he-IL" w:val="en-US"/>
         </w:rPr>
-        <w:t>הערה 52 — Huguen et al. (2006)</w:t>
+        <w:t>הערה 56 — Huguen et al. (2006)</w:t>
       </w:r>
     </w:p>
     <w:p>
@@ -4962,7 +5262,7 @@
           <w:rtl w:val="1"/>
           <w:lang w:bidi="he-IL" w:val="en-US"/>
         </w:rPr>
-        <w:t>הערת השוליים בעבודה: Huguen et al. (2006), עמ' 61 ו-73 (תקציר וסעיף Conclusion).</w:t>
+        <w:t>הערת השוליים בעבודה: Huguen et al. (2006), עמ' 62 (מבוא); Kopf et al. (2003), פס' 5 (סעיף 2.1, Accretionary Complex).</w:t>
       </w:r>
     </w:p>
     <w:p>
@@ -4980,7 +5280,7 @@
           <w:rtl w:val="1"/>
           <w:lang w:bidi="he-IL" w:val="en-US"/>
         </w:rPr>
-        <w:t>הטענה בעבודה: היא נשלטת בשילוב של מצב גיאודינמי של תחילת התנגשות, קינמטיקה משתנה ופיזור לא אחיד של שכבות המלח.</w:t>
+        <w:t>הטענה בעבודה: השקעים מטפן, פליני וסטראבו אינם שקעי הפחתה במובן הרגיל, אלא שקערוריות בתוך קדם-הקשת שנותרו מאחור כאשר חזית הדפורמציה נדדה דרומה.</w:t>
       </w:r>
     </w:p>
     <w:p>
@@ -4999,12 +5299,12 @@
           <w:rtl w:val="1"/>
           <w:lang w:bidi="he-IL" w:val="en-US"/>
         </w:rPr>
-        <w:t>ציטוט מדויק — אומת בעמ' 73 (עמוד 13 בקובץ ה-PDF):</w:t>
-      </w:r>
-    </w:p>
-    <w:p>
-      <w:pPr>
-        <w:spacing w:line="240" w:lineRule="auto" w:after="200" w:before="0"/>
+        <w:t>ציטוט מדויק (Huguen et al. (2006)) — אומת בעמ' 62 (עמוד 2 בקובץ ה-PDF):</w:t>
+      </w:r>
+    </w:p>
+    <w:p>
+      <w:pPr>
+        <w:spacing w:line="240" w:lineRule="auto" w:after="40" w:before="0"/>
         <w:ind w:left="680" w:start="680"/>
         <w:jc w:val="left"/>
       </w:pPr>
@@ -5018,7 +5318,45 @@
           <w:rtl w:val="0"/>
           <w:lang w:bidi="he-IL" w:val="en-US"/>
         </w:rPr>
-        <w:t>“These variations are believed to be controled by several main parameters: a specific geodynamic setting (incipient collision), a unique regional kinematics (frontal convergence south of Crete and oblique subduction with opposite sense of shear for the Ionian and Levantine domains), and finally a complex distribution, within parts of its cover, of thick ductile sedimentary layers”</w:t>
+        <w:t>“the Mediterranean Ridge is bathymetrically bounded by a series of disconnected and deep troughs (Matapan, Pliny, Strabo Trenches, Rhodes Trough)”</w:t>
+      </w:r>
+    </w:p>
+    <w:p>
+      <w:pPr>
+        <w:keepNext/>
+        <w:bidi/>
+        <w:spacing w:line="240" w:lineRule="auto" w:after="20" w:before="0"/>
+        <w:ind w:right="283" w:end="283"/>
+        <w:jc w:val="right"/>
+      </w:pPr>
+      <w:r>
+        <w:rPr>
+          <w:rFonts w:ascii="Arial" w:hAnsi="Arial" w:cs="Arial"/>
+          <w:sz w:val="22"/>
+          <w:szCs w:val="22"/>
+          <w:rtl w:val="1"/>
+          <w:lang w:bidi="he-IL" w:val="en-US"/>
+        </w:rPr>
+        <w:t>ציטוט מדויק (Kopf et al. (2003)) — אומת בפס' 5 (עמוד 2 בקובץ ה-PDF):</w:t>
+      </w:r>
+    </w:p>
+    <w:p>
+      <w:pPr>
+        <w:spacing w:line="240" w:lineRule="auto" w:after="200" w:before="0"/>
+        <w:ind w:left="680" w:start="680"/>
+        <w:jc w:val="left"/>
+      </w:pPr>
+      <w:r>
+        <w:rPr>
+          <w:rFonts w:ascii="Arial" w:hAnsi="Arial" w:cs="Arial"/>
+          <w:i/>
+          <w:iCs/>
+          <w:sz w:val="20"/>
+          <w:szCs w:val="20"/>
+          <w:rtl w:val="0"/>
+          <w:lang w:bidi="he-IL" w:val="en-US"/>
+        </w:rPr>
+        <w:t>“What is usually referred to as the Hellenic Trench, or Hellenic Trough (Figure 1a), represented the deformation front of the initial MedRidge during the early Miocene. However, with ongoing accretion in the Plio-Quaternary this deformation front migrated southward, so that the present-day Hellenic Trench is not a deep-sea trench in the strictest sense, but a forearc depression with very little sedimentary infill”</w:t>
       </w:r>
     </w:p>
     <w:p>
@@ -5038,7 +5376,7 @@
           <w:rtl w:val="1"/>
           <w:lang w:bidi="he-IL" w:val="en-US"/>
         </w:rPr>
-        <w:t>הערה 53 — Royden &amp; Papanikolaou (2011)</w:t>
+        <w:t>הערה 57 — Royden &amp; Papanikolaou (2011)</w:t>
       </w:r>
     </w:p>
     <w:p>
@@ -5132,7 +5470,7 @@
           <w:rtl w:val="1"/>
           <w:lang w:bidi="he-IL" w:val="en-US"/>
         </w:rPr>
-        <w:t>הערה 54 — Huguen et al. (2006)</w:t>
+        <w:t>הערה 58 — Huguen et al. (2006)</w:t>
       </w:r>
     </w:p>
     <w:p>
@@ -5226,7 +5564,7 @@
           <w:rtl w:val="1"/>
           <w:lang w:bidi="he-IL" w:val="en-US"/>
         </w:rPr>
-        <w:t>הערה 55 — ייחוס מקור</w:t>
+        <w:t>הערה 59 — ייחוס מקור</w:t>
       </w:r>
     </w:p>
     <w:p>
@@ -5282,7 +5620,7 @@
           <w:rtl w:val="1"/>
           <w:lang w:bidi="he-IL" w:val="en-US"/>
         </w:rPr>
-        <w:t>הערה 56 — ייחוס מקור</w:t>
+        <w:t>הערה 60 — ייחוס מקור</w:t>
       </w:r>
     </w:p>
     <w:p>
@@ -5338,7 +5676,7 @@
           <w:rtl w:val="1"/>
           <w:lang w:bidi="he-IL" w:val="en-US"/>
         </w:rPr>
-        <w:t>הערה 57 — ייחוס מקור</w:t>
+        <w:t>הערה 61 — ייחוס מקור</w:t>
       </w:r>
     </w:p>
     <w:p>

--- a/hellenic_arc_paper/טבלת_אימות_ציטוטים.docx
+++ b/hellenic_arc_paper/טבלת_אימות_ציטוטים.docx
@@ -582,7 +582,7 @@
           <w:rtl w:val="1"/>
           <w:lang w:bidi="he-IL" w:val="en-US"/>
         </w:rPr>
-        <w:t>הערת השוליים בעבודה: Kopf, A., Mascle, J., &amp; Klaeschen, D. (2003). The Mediterranean Ridge: A mass balance across the fastest growing accretionary complex on Earth. Journal of Geophysical Research: Solid Earth, 108(B8), 2372. פס' 2 (סעיף 1, Introduction).</w:t>
+        <w:t>הערת השוליים בעבודה: Kopf, A., Mascle, J., &amp; Klaeschen, D. (2003). The Mediterranean Ridge: A mass balance across the fastest growing accretionary complex on Earth. Journal of Geophysical Research: Solid Earth, 108(B8), 2372. פס' 2 (סעיף 1, Introduction). המאמר בפורמט AGU, הממוספר בפסקאות ולא בעמודים, ולכן ההפניות אליו ניתנות לפי תקציר, מספר פסקה או פרק.</w:t>
       </w:r>
     </w:p>
     <w:p>
@@ -1146,7 +1146,7 @@
           <w:rtl w:val="1"/>
           <w:lang w:bidi="he-IL" w:val="en-US"/>
         </w:rPr>
-        <w:t>הערת השוליים בעבודה: Royden, L. H., &amp; Papanikolaou, D. J. (2011). Slab segmentation and late Cenozoic disruption of the Hellenic arc. Geochemistry, Geophysics, Geosystems, 12(3), Q03010. פס' 7 (סעיף 2.1, Active Subduction).</w:t>
+        <w:t>הערת השוליים בעבודה: Royden, L. H., &amp; Papanikolaou, D. J. (2011). Slab segmentation and late Cenozoic disruption of the Hellenic arc. Geochemistry, Geophysics, Geosystems, 12(3), Q03010. פס' 7 (סעיף 2.1, Active Subduction). גם מאמר זה בפורמט AGU, הממוספר בפסקאות.</w:t>
       </w:r>
     </w:p>
     <w:p>
@@ -5545,174 +5545,6 @@
           <w:lang w:bidi="he-IL" w:val="en-US"/>
         </w:rPr>
         <w:t>“interpreted as the result of ductile salt tectonics related to the presence of evaporite layers, deposited within a pre-existing fore-arc basin setting and acting as a passive decollement level”</w:t>
-      </w:r>
-    </w:p>
-    <w:p>
-      <w:pPr>
-        <w:keepNext/>
-        <w:bidi/>
-        <w:spacing w:line="240" w:lineRule="auto" w:after="40" w:before="0"/>
-        <w:jc w:val="right"/>
-      </w:pPr>
-      <w:r>
-        <w:rPr>
-          <w:rFonts w:ascii="Arial" w:hAnsi="Arial" w:cs="Arial"/>
-          <w:b/>
-          <w:bCs/>
-          <w:sz w:val="22"/>
-          <w:szCs w:val="22"/>
-          <w:rtl w:val="1"/>
-          <w:lang w:bidi="he-IL" w:val="en-US"/>
-        </w:rPr>
-        <w:t>הערה 59 — ייחוס מקור</w:t>
-      </w:r>
-    </w:p>
-    <w:p>
-      <w:pPr>
-        <w:bidi/>
-        <w:spacing w:line="240" w:lineRule="auto" w:after="40" w:before="0"/>
-        <w:ind w:right="283" w:end="283"/>
-        <w:jc w:val="right"/>
-      </w:pPr>
-      <w:r>
-        <w:rPr>
-          <w:rFonts w:ascii="Arial" w:hAnsi="Arial" w:cs="Arial"/>
-          <w:sz w:val="22"/>
-          <w:szCs w:val="22"/>
-          <w:rtl w:val="1"/>
-          <w:lang w:bidi="he-IL" w:val="en-US"/>
-        </w:rPr>
-        <w:t>תוכן ההערה: מקור איור 2</w:t>
-      </w:r>
-    </w:p>
-    <w:p>
-      <w:pPr>
-        <w:bidi/>
-        <w:spacing w:line="240" w:lineRule="auto" w:after="200" w:before="0"/>
-        <w:ind w:right="283" w:end="283"/>
-        <w:jc w:val="right"/>
-      </w:pPr>
-      <w:r>
-        <w:rPr>
-          <w:rFonts w:ascii="Arial" w:hAnsi="Arial" w:cs="Arial"/>
-          <w:sz w:val="22"/>
-          <w:szCs w:val="22"/>
-          <w:rtl w:val="1"/>
-          <w:lang w:bidi="he-IL" w:val="en-US"/>
-        </w:rPr>
-        <w:t>הערה ביבליוגרפית: מזהה DOI של Güneş et al. (2018).</w:t>
-      </w:r>
-    </w:p>
-    <w:p>
-      <w:pPr>
-        <w:keepNext/>
-        <w:bidi/>
-        <w:spacing w:line="240" w:lineRule="auto" w:after="40" w:before="0"/>
-        <w:jc w:val="right"/>
-      </w:pPr>
-      <w:r>
-        <w:rPr>
-          <w:rFonts w:ascii="Arial" w:hAnsi="Arial" w:cs="Arial"/>
-          <w:b/>
-          <w:bCs/>
-          <w:sz w:val="22"/>
-          <w:szCs w:val="22"/>
-          <w:rtl w:val="1"/>
-          <w:lang w:bidi="he-IL" w:val="en-US"/>
-        </w:rPr>
-        <w:t>הערה 60 — ייחוס מקור</w:t>
-      </w:r>
-    </w:p>
-    <w:p>
-      <w:pPr>
-        <w:bidi/>
-        <w:spacing w:line="240" w:lineRule="auto" w:after="40" w:before="0"/>
-        <w:ind w:right="283" w:end="283"/>
-        <w:jc w:val="right"/>
-      </w:pPr>
-      <w:r>
-        <w:rPr>
-          <w:rFonts w:ascii="Arial" w:hAnsi="Arial" w:cs="Arial"/>
-          <w:sz w:val="22"/>
-          <w:szCs w:val="22"/>
-          <w:rtl w:val="1"/>
-          <w:lang w:bidi="he-IL" w:val="en-US"/>
-        </w:rPr>
-        <w:t>תוכן ההערה: מאמר בפורמט AGU, הממוספר בפסקאות ולא בעמודים; ההפניות בגוף העבודה ניתנות בהתאם, לפי תקציר, מספר פסקה או פרק.</w:t>
-      </w:r>
-    </w:p>
-    <w:p>
-      <w:pPr>
-        <w:bidi/>
-        <w:spacing w:line="240" w:lineRule="auto" w:after="200" w:before="0"/>
-        <w:ind w:right="283" w:end="283"/>
-        <w:jc w:val="right"/>
-      </w:pPr>
-      <w:r>
-        <w:rPr>
-          <w:rFonts w:ascii="Arial" w:hAnsi="Arial" w:cs="Arial"/>
-          <w:sz w:val="22"/>
-          <w:szCs w:val="22"/>
-          <w:rtl w:val="1"/>
-          <w:lang w:bidi="he-IL" w:val="en-US"/>
-        </w:rPr>
-        <w:t>הערה ביבליוגרפית: מזהה DOI ופורמט המספור של Kopf et al. (2003).</w:t>
-      </w:r>
-    </w:p>
-    <w:p>
-      <w:pPr>
-        <w:keepNext/>
-        <w:bidi/>
-        <w:spacing w:line="240" w:lineRule="auto" w:after="40" w:before="0"/>
-        <w:jc w:val="right"/>
-      </w:pPr>
-      <w:r>
-        <w:rPr>
-          <w:rFonts w:ascii="Arial" w:hAnsi="Arial" w:cs="Arial"/>
-          <w:b/>
-          <w:bCs/>
-          <w:sz w:val="22"/>
-          <w:szCs w:val="22"/>
-          <w:rtl w:val="1"/>
-          <w:lang w:bidi="he-IL" w:val="en-US"/>
-        </w:rPr>
-        <w:t>הערה 61 — ייחוס מקור</w:t>
-      </w:r>
-    </w:p>
-    <w:p>
-      <w:pPr>
-        <w:bidi/>
-        <w:spacing w:line="240" w:lineRule="auto" w:after="40" w:before="0"/>
-        <w:ind w:right="283" w:end="283"/>
-        <w:jc w:val="right"/>
-      </w:pPr>
-      <w:r>
-        <w:rPr>
-          <w:rFonts w:ascii="Arial" w:hAnsi="Arial" w:cs="Arial"/>
-          <w:sz w:val="22"/>
-          <w:szCs w:val="22"/>
-          <w:rtl w:val="1"/>
-          <w:lang w:bidi="he-IL" w:val="en-US"/>
-        </w:rPr>
-        <w:t>תוכן ההערה: מאמר בפורמט AGU, הממוספר בפסקאות ולא בעמודים</w:t>
-      </w:r>
-    </w:p>
-    <w:p>
-      <w:pPr>
-        <w:bidi/>
-        <w:spacing w:line="240" w:lineRule="auto" w:after="200" w:before="0"/>
-        <w:ind w:right="283" w:end="283"/>
-        <w:jc w:val="right"/>
-      </w:pPr>
-      <w:r>
-        <w:rPr>
-          <w:rFonts w:ascii="Arial" w:hAnsi="Arial" w:cs="Arial"/>
-          <w:sz w:val="22"/>
-          <w:szCs w:val="22"/>
-          <w:rtl w:val="1"/>
-          <w:lang w:bidi="he-IL" w:val="en-US"/>
-        </w:rPr>
-        <w:t>הערה ביבליוגרפית: מזהה DOI ופורמט המספור של Royden &amp; Papanikolaou (2011).</w:t>
       </w:r>
     </w:p>
     <w:sectPr>

--- a/hellenic_arc_paper/טבלת_אימות_ציטוטים.docx
+++ b/hellenic_arc_paper/טבלת_אימות_ציטוטים.docx
@@ -53,7 +53,7 @@
           <w:rtl w:val="1"/>
           <w:lang w:bidi="he-IL" w:val="en-US"/>
         </w:rPr>
-        <w:t>לכל אחת מהערות השוליים שבעבודה מובאים כאן המקור, הלוקטור המדויק (עמוד מודפס אצל Huguen ו-Güneş; מספר פסקה בפורמט AGU אצל Kopf ו-Royden), הטענה כפי שנוסחה בעבודה, והציטוט המילולי שממנו היא נגזרת. כל 56 הציטוטים אותרו אוטומטית בקובצי ה-PDF של המאמרים, בעמוד או בפסקה שהלוקטור טוען לו, לפני שנכתבו לכאן.</w:t>
+        <w:t>לכל אחת מהערות השוליים שבעבודה מובאים כאן המקור, הלוקטור המדויק (עמוד מודפס אצל Huguen ו-Güneş; מספר פסקה בפורמט AGU אצל Kopf ו-Royden), הטענה כפי שנוסחה בעבודה, והציטוט המילולי שממנו היא נגזרת. כל 59 הציטוטים אותרו אוטומטית בקובצי ה-PDF של המאמרים, בעמוד או בפסקה שהלוקטור טוען לו, לפני שנכתבו לכאן.</w:t>
       </w:r>
     </w:p>
     <w:p>
@@ -940,7 +940,7 @@
           <w:rtl w:val="1"/>
           <w:lang w:bidi="he-IL" w:val="en-US"/>
         </w:rPr>
-        <w:t>הערה 9 — Kopf et al. (2003)</w:t>
+        <w:t>הערה 9 — Huguen et al. (2006)</w:t>
       </w:r>
     </w:p>
     <w:p>
@@ -958,7 +958,7 @@
           <w:rtl w:val="1"/>
           <w:lang w:bidi="he-IL" w:val="en-US"/>
         </w:rPr>
-        <w:t>הערת השוליים בעבודה: Kopf et al. (2003), איור 1a.</w:t>
+        <w:t>הערת השוליים בעבודה: Huguen et al. (2006), עמ' 73 (סעיף Conclusion).</w:t>
       </w:r>
     </w:p>
     <w:p>
@@ -976,7 +976,7 @@
           <w:rtl w:val="1"/>
           <w:lang w:bidi="he-IL" w:val="en-US"/>
         </w:rPr>
-        <w:t>הטענה בעבודה: כרתים היא רמה טופוגרפית של קדם-הקשת (forearc), אשר שימשה בעבר כ-Backstop שאפשר את הצטברות המנסרה.</w:t>
+        <w:t>הטענה בעבודה: אלו שכבות דוקטיליות, בשונה משאר הכיסוי הסדימנטרי.</w:t>
       </w:r>
     </w:p>
     <w:p>
@@ -995,7 +995,7 @@
           <w:rtl w:val="1"/>
           <w:lang w:bidi="he-IL" w:val="en-US"/>
         </w:rPr>
-        <w:t>ציטוט מדויק — אומת בכיתוב איור 1a (עמוד 2 בקובץ ה-PDF):</w:t>
+        <w:t>ציטוט מדויק — אומת בעמ' 73 (עמוד 13 בקובץ ה-PDF):</w:t>
       </w:r>
     </w:p>
     <w:p>
@@ -1014,7 +1014,7 @@
           <w:rtl w:val="0"/>
           <w:lang w:bidi="he-IL" w:val="en-US"/>
         </w:rPr>
-        <w:t>“Crete is a forearc topographic high, which earlier acted as the backstop to allow accretion of the Mediterranean Ridge (light shading).”</w:t>
+        <w:t>“and finally a complex distribution, within parts of its cover, of thick ductile sedimentary layers (i.e. Messinian evaporites)”</w:t>
       </w:r>
     </w:p>
     <w:p>
@@ -1034,7 +1034,7 @@
           <w:rtl w:val="1"/>
           <w:lang w:bidi="he-IL" w:val="en-US"/>
         </w:rPr>
-        <w:t>הערה 10 — Huguen et al. (2006)</w:t>
+        <w:t>הערה 10 — Kopf et al. (2003)</w:t>
       </w:r>
     </w:p>
     <w:p>
@@ -1052,7 +1052,7 @@
           <w:rtl w:val="1"/>
           <w:lang w:bidi="he-IL" w:val="en-US"/>
         </w:rPr>
-        <w:t>הערת השוליים בעבודה: Huguen et al. (2006), עמ' 61 ו-73 (תקציר וסעיף Conclusion).</w:t>
+        <w:t>הערת השוליים בעבודה: Kopf et al. (2003), איור 1a.</w:t>
       </w:r>
     </w:p>
     <w:p>
@@ -1070,7 +1070,7 @@
           <w:rtl w:val="1"/>
           <w:lang w:bidi="he-IL" w:val="en-US"/>
         </w:rPr>
-        <w:t>הטענה בעבודה: בזרוע המערבית (היונית) ובזרוע המזרחית (הלבנטינית), לעומת זאת, ההפחתה אלכסונית ובעלת כיווני גזירה הפוכים זה לזה.</w:t>
+        <w:t>הטענה בעבודה: כרתים היא רמה טופוגרפית של קדם-הקשת (forearc), אשר שימשה בעבר כ-Backstop שאפשר את הצטברות המנסרה.</w:t>
       </w:r>
     </w:p>
     <w:p>
@@ -1089,7 +1089,7 @@
           <w:rtl w:val="1"/>
           <w:lang w:bidi="he-IL" w:val="en-US"/>
         </w:rPr>
-        <w:t>ציטוט מדויק — אומת בעמ' 61 (עמוד 1 בקובץ ה-PDF):</w:t>
+        <w:t>ציטוט מדויק — אומת בכיתוב איור 1a (עמוד 2 בקובץ ה-PDF):</w:t>
       </w:r>
     </w:p>
     <w:p>
@@ -1108,7 +1108,7 @@
           <w:rtl w:val="0"/>
           <w:lang w:bidi="he-IL" w:val="en-US"/>
         </w:rPr>
-        <w:t>“a unique regional kinematics, controlled by frontal convergence south of Crete (central Mediterranean Ridge) and oblique subduction with opposite sense of shear for the western (Ionian) and eastern (Levantine) domains of the Mediterranean Ridge”</w:t>
+        <w:t>“Crete is a forearc topographic high, which earlier acted as the backstop to allow accretion of the Mediterranean Ridge (light shading).”</w:t>
       </w:r>
     </w:p>
     <w:p>
@@ -1128,7 +1128,7 @@
           <w:rtl w:val="1"/>
           <w:lang w:bidi="he-IL" w:val="en-US"/>
         </w:rPr>
-        <w:t>הערה 11 — Royden &amp; Papanikolaou (2011)</w:t>
+        <w:t>הערה 11 — Huguen et al. (2006)</w:t>
       </w:r>
     </w:p>
     <w:p>
@@ -1146,7 +1146,7 @@
           <w:rtl w:val="1"/>
           <w:lang w:bidi="he-IL" w:val="en-US"/>
         </w:rPr>
-        <w:t>הערת השוליים בעבודה: Royden, L. H., &amp; Papanikolaou, D. J. (2011). Slab segmentation and late Cenozoic disruption of the Hellenic arc. Geochemistry, Geophysics, Geosystems, 12(3), Q03010. פס' 7 (סעיף 2.1, Active Subduction). גם מאמר זה בפורמט AGU, הממוספר בפסקאות.</w:t>
+        <w:t>הערת השוליים בעבודה: Huguen et al. (2006), עמ' 61 ו-73 (תקציר וסעיף Conclusion).</w:t>
       </w:r>
     </w:p>
     <w:p>
@@ -1164,7 +1164,7 @@
           <w:rtl w:val="1"/>
           <w:lang w:bidi="he-IL" w:val="en-US"/>
         </w:rPr>
-        <w:t>הטענה בעבודה: מדידות GPS מראות התכנסות של כ-35 מ"מ לשנה לרוחב ההלנידים הדרומיים, בין אפריקה לבין נקודות בלוח האגאי הרוכב.</w:t>
+        <w:t>הטענה בעבודה: בזרוע המערבית (היונית) ובזרוע המזרחית (הלבנטינית), לעומת זאת, ההפחתה אלכסונית ובעלת כיווני גזירה הפוכים זה לזה.</w:t>
       </w:r>
     </w:p>
     <w:p>
@@ -1183,7 +1183,7 @@
           <w:rtl w:val="1"/>
           <w:lang w:bidi="he-IL" w:val="en-US"/>
         </w:rPr>
-        <w:t>ציטוט מדויק — אומת בפס' 7 (עמוד 2 בקובץ ה-PDF):</w:t>
+        <w:t>ציטוט מדויק — אומת בעמ' 61 (עמוד 1 בקובץ ה-PDF):</w:t>
       </w:r>
     </w:p>
     <w:p>
@@ -1202,7 +1202,7 @@
           <w:rtl w:val="0"/>
           <w:lang w:bidi="he-IL" w:val="en-US"/>
         </w:rPr>
-        <w:t>“GPS data indicate a convergence rate of ~35 mm/yr across the southern Hellenides, as measured between Africa and points in the overriding (Aegean) domain”</w:t>
+        <w:t>“a unique regional kinematics, controlled by frontal convergence south of Crete (central Mediterranean Ridge) and oblique subduction with opposite sense of shear for the western (Ionian) and eastern (Levantine) domains of the Mediterranean Ridge”</w:t>
       </w:r>
     </w:p>
     <w:p>
@@ -1240,7 +1240,7 @@
           <w:rtl w:val="1"/>
           <w:lang w:bidi="he-IL" w:val="en-US"/>
         </w:rPr>
-        <w:t>הערת השוליים בעבודה: Royden &amp; Papanikolaou (2011), תקציר (פס' 1).</w:t>
+        <w:t>הערת השוליים בעבודה: Royden, L. H., &amp; Papanikolaou, D. J. (2011). Slab segmentation and late Cenozoic disruption of the Hellenic arc. Geochemistry, Geophysics, Geosystems, 12(3), Q03010. פס' 7 (סעיף 2.1, Active Subduction). גם מאמר זה בפורמט AGU, הממוספר בפסקאות.</w:t>
       </w:r>
     </w:p>
     <w:p>
@@ -1258,7 +1258,7 @@
           <w:rtl w:val="1"/>
           <w:lang w:bidi="he-IL" w:val="en-US"/>
         </w:rPr>
-        <w:t>הטענה בעבודה: מדרומו שוקעת ליתוספרה אוקיינית יונית, צפופה הרבה יותר, בקצב של כ-35 מ"מ לשנה.</w:t>
+        <w:t>הטענה בעבודה: מדידות GPS מראות התכנסות של כ-35 מ"מ לשנה לרוחב ההלנידים הדרומיים, בין אפריקה לבין נקודות בלוח האגאי הרוכב.</w:t>
       </w:r>
     </w:p>
     <w:p>
@@ -1277,7 +1277,7 @@
           <w:rtl w:val="1"/>
           <w:lang w:bidi="he-IL" w:val="en-US"/>
         </w:rPr>
-        <w:t>ציטוט מדויק — אומת בפס' 1 (עמוד 1 בקובץ ה-PDF):</w:t>
+        <w:t>ציטוט מדויק — אומת בפס' 7 (עמוד 2 בקובץ ה-PDF):</w:t>
       </w:r>
     </w:p>
     <w:p>
@@ -1296,7 +1296,7 @@
           <w:rtl w:val="0"/>
           <w:lang w:bidi="he-IL" w:val="en-US"/>
         </w:rPr>
-        <w:t>“a rapidly subducting Ionian oceanic lithosphere in the south (~35 mm/yr)”</w:t>
+        <w:t>“GPS data indicate a convergence rate of ~35 mm/yr across the southern Hellenides, as measured between Africa and points in the overriding (Aegean) domain”</w:t>
       </w:r>
     </w:p>
     <w:p>
@@ -1352,7 +1352,7 @@
           <w:rtl w:val="1"/>
           <w:lang w:bidi="he-IL" w:val="en-US"/>
         </w:rPr>
-        <w:t>הטענה בעבודה: ההבדל בין המקטעים גדול דיו כדי להסיט את חזית ההפחתה עצמה, שמוסטת בהיסט ימני של 100–120 ק"מ לרוחב אזור העתק קפלוניה.</w:t>
+        <w:t>הטענה בעבודה: מדרומו שוקעת ליתוספרה אוקיינית יונית, צפופה הרבה יותר, בקצב של כ-35 מ"מ לשנה.</w:t>
       </w:r>
     </w:p>
     <w:p>
@@ -1390,7 +1390,7 @@
           <w:rtl w:val="0"/>
           <w:lang w:bidi="he-IL" w:val="en-US"/>
         </w:rPr>
-        <w:t>“the active Hellenic subduction front is dextrally offset by 100-120 km across the Kephalonia Transform Zone”</w:t>
+        <w:t>“a rapidly subducting Ionian oceanic lithosphere in the south (~35 mm/yr)”</w:t>
       </w:r>
     </w:p>
     <w:p>
@@ -1410,7 +1410,7 @@
           <w:rtl w:val="1"/>
           <w:lang w:bidi="he-IL" w:val="en-US"/>
         </w:rPr>
-        <w:t>הערה 14 — Huguen et al. (2006)</w:t>
+        <w:t>הערה 14 — Royden &amp; Papanikolaou (2011)</w:t>
       </w:r>
     </w:p>
     <w:p>
@@ -1428,7 +1428,7 @@
           <w:rtl w:val="1"/>
           <w:lang w:bidi="he-IL" w:val="en-US"/>
         </w:rPr>
-        <w:t>הערת השוליים בעבודה: Huguen et al. (2006), עמ' 62 (מבוא).</w:t>
+        <w:t>הערת השוליים בעבודה: Royden &amp; Papanikolaou (2011), תקציר (פס' 1).</w:t>
       </w:r>
     </w:p>
     <w:p>
@@ -1446,7 +1446,7 @@
           <w:rtl w:val="1"/>
           <w:lang w:bidi="he-IL" w:val="en-US"/>
         </w:rPr>
-        <w:t>הטענה בעבודה: אלו הן שקע מטפן, שקע פליני, שקע סטראבו ותעלת רודוס, שעומקן נע בין 3,000 ל-5,000 מטר.</w:t>
+        <w:t>הטענה בעבודה: ההבדל בין המקטעים גדול דיו כדי להסיט את חזית ההפחתה עצמה, שמוסטת בהיסט ימני של 100–120 ק"מ לרוחב אזור העתק קפלוניה.</w:t>
       </w:r>
     </w:p>
     <w:p>
@@ -1465,7 +1465,7 @@
           <w:rtl w:val="1"/>
           <w:lang w:bidi="he-IL" w:val="en-US"/>
         </w:rPr>
-        <w:t>ציטוט מדויק — אומת בעמ' 62 (עמוד 2 בקובץ ה-PDF):</w:t>
+        <w:t>ציטוט מדויק — אומת בפס' 1 (עמוד 1 בקובץ ה-PDF):</w:t>
       </w:r>
     </w:p>
     <w:p>
@@ -1484,7 +1484,7 @@
           <w:rtl w:val="0"/>
           <w:lang w:bidi="he-IL" w:val="en-US"/>
         </w:rPr>
-        <w:t>“the Mediterranean Ridge is bathymetrically bounded by a series of disconnected and deep troughs (Matapan, Pliny, Strabo Trenches, Rhodes Trough), ranging in depth from 5000 to 3000 m”</w:t>
+        <w:t>“the active Hellenic subduction front is dextrally offset by 100-120 km across the Kephalonia Transform Zone”</w:t>
       </w:r>
     </w:p>
     <w:p>
@@ -1540,7 +1540,7 @@
           <w:rtl w:val="1"/>
           <w:lang w:bidi="he-IL" w:val="en-US"/>
         </w:rPr>
-        <w:t>הטענה בעבודה: מדרום גובלת המנסרה במישורים תהומיים רדודים יותר, ובהם המישור התהומי היוני בעומק 4,000 מטר ומישור הרודוטוס בעומק כ-3,100 מטר.</w:t>
+        <w:t>הטענה בעבודה: אלו הן שקע מטפן, שקע פליני, שקע סטראבו ותעלת רודוס, שעומקן נע בין 3,000 ל-5,000 מטר.</w:t>
       </w:r>
     </w:p>
     <w:p>
@@ -1578,7 +1578,7 @@
           <w:rtl w:val="0"/>
           <w:lang w:bidi="he-IL" w:val="en-US"/>
         </w:rPr>
-        <w:t>“the Mediterranean Ridge faces discontinuous segments of abyssal plains whose water depths range between 4000 m (Ionian Abyssal Plain) to 3100 m (Herodotus Abyssal Plain at the base of the Egyptian margin)”</w:t>
+        <w:t>“the Mediterranean Ridge is bathymetrically bounded by a series of disconnected and deep troughs (Matapan, Pliny, Strabo Trenches, Rhodes Trough), ranging in depth from 5000 to 3000 m”</w:t>
       </w:r>
     </w:p>
     <w:p>
@@ -1598,7 +1598,7 @@
           <w:rtl w:val="1"/>
           <w:lang w:bidi="he-IL" w:val="en-US"/>
         </w:rPr>
-        <w:t>הערה 16 — Kopf et al. (2003)</w:t>
+        <w:t>הערה 16 — Huguen et al. (2006)</w:t>
       </w:r>
     </w:p>
     <w:p>
@@ -1616,7 +1616,7 @@
           <w:rtl w:val="1"/>
           <w:lang w:bidi="he-IL" w:val="en-US"/>
         </w:rPr>
-        <w:t>הערת השוליים בעבודה: Kopf et al. (2003), פס' 5 (סעיף 2.1, Accretionary Complex).</w:t>
+        <w:t>הערת השוליים בעבודה: Huguen et al. (2006), עמ' 62 (מבוא).</w:t>
       </w:r>
     </w:p>
     <w:p>
@@ -1634,7 +1634,7 @@
           <w:rtl w:val="1"/>
           <w:lang w:bidi="he-IL" w:val="en-US"/>
         </w:rPr>
-        <w:t>הטענה בעבודה: מדובר בשקערורית של קדם-הקשת (forearc depression) שהמילוי הסדימנטרי בה מועט.</w:t>
+        <w:t>הטענה בעבודה: מדרום גובלת המנסרה במישורים תהומיים רדודים יותר, ובהם המישור התהומי היוני בעומק 4,000 מטר ומישור הרודוטוס בעומק כ-3,100 מטר.</w:t>
       </w:r>
     </w:p>
     <w:p>
@@ -1653,7 +1653,7 @@
           <w:rtl w:val="1"/>
           <w:lang w:bidi="he-IL" w:val="en-US"/>
         </w:rPr>
-        <w:t>ציטוט מדויק — אומת בפס' 5 (עמוד 2 בקובץ ה-PDF):</w:t>
+        <w:t>ציטוט מדויק — אומת בעמ' 62 (עמוד 2 בקובץ ה-PDF):</w:t>
       </w:r>
     </w:p>
     <w:p>
@@ -1672,7 +1672,7 @@
           <w:rtl w:val="0"/>
           <w:lang w:bidi="he-IL" w:val="en-US"/>
         </w:rPr>
-        <w:t>“the present-day Hellenic Trench is not a deep-sea trench in the strictest sense, but a forearc depression with very little sedimentary infill”</w:t>
+        <w:t>“the Mediterranean Ridge faces discontinuous segments of abyssal plains whose water depths range between 4000 m (Ionian Abyssal Plain) to 3100 m (Herodotus Abyssal Plain at the base of the Egyptian margin)”</w:t>
       </w:r>
     </w:p>
     <w:p>
@@ -1728,7 +1728,7 @@
           <w:rtl w:val="1"/>
           <w:lang w:bidi="he-IL" w:val="en-US"/>
         </w:rPr>
-        <w:t>הטענה בעבודה: חזית הדפורמציה האמיתית, שבה מתחיל גירוד המשקעים, נדדה דרומה עם ההצטברות המתמשכת, והיום היא נמצאת בשוליים החיצוניים של המנסרה.</w:t>
+        <w:t>הטענה בעבודה: מדובר בשקערורית של קדם-הקשת (forearc depression) שהמילוי הסדימנטרי בה מועט.</w:t>
       </w:r>
     </w:p>
     <w:p>
@@ -1766,7 +1766,7 @@
           <w:rtl w:val="0"/>
           <w:lang w:bidi="he-IL" w:val="en-US"/>
         </w:rPr>
-        <w:t>“However, with ongoing accretion in the Plio-Quaternary this deformation front migrated southward”</w:t>
+        <w:t>“the present-day Hellenic Trench is not a deep-sea trench in the strictest sense, but a forearc depression with very little sedimentary infill”</w:t>
       </w:r>
     </w:p>
     <w:p>
@@ -1786,7 +1786,7 @@
           <w:rtl w:val="1"/>
           <w:lang w:bidi="he-IL" w:val="en-US"/>
         </w:rPr>
-        <w:t>הערה 18 — Huguen et al. (2006)</w:t>
+        <w:t>הערה 18 — Kopf et al. (2003)</w:t>
       </w:r>
     </w:p>
     <w:p>
@@ -1804,7 +1804,7 @@
           <w:rtl w:val="1"/>
           <w:lang w:bidi="he-IL" w:val="en-US"/>
         </w:rPr>
-        <w:t>הערת השוליים בעבודה: Huguen et al. (2006), עמ' 72–73 (הסעיפים The Eastern Mediterranean Ridge ו-Conclusion).</w:t>
+        <w:t>הערת השוליים בעבודה: Kopf et al. (2003), פס' 5 (סעיף 2.1, Accretionary Complex).</w:t>
       </w:r>
     </w:p>
     <w:p>
@@ -1822,7 +1822,7 @@
           <w:rtl w:val="1"/>
           <w:lang w:bidi="he-IL" w:val="en-US"/>
         </w:rPr>
-        <w:t>הטענה בעבודה: הם ערוכים במערך מדורג (en échelon) בכיוון צפון-מזרח–דרום-מערב, אגניהם רחבים ומלאים חלקית במשקעים, והמבנה כולו מבטא תנועת גזירה שמאלית.</w:t>
+        <w:t>הטענה בעבודה: חזית הדפורמציה האמיתית, שבה מתחיל גירוד המשקעים, נדדה דרומה עם ההצטברות המתמשכת, והיום היא נמצאת בשוליים החיצוניים של המנסרה.</w:t>
       </w:r>
     </w:p>
     <w:p>
@@ -1841,7 +1841,7 @@
           <w:rtl w:val="1"/>
           <w:lang w:bidi="he-IL" w:val="en-US"/>
         </w:rPr>
-        <w:t>ציטוט מדויק — אומת בעמ' 73 (עמוד 13 בקובץ ה-PDF):</w:t>
+        <w:t>ציטוט מדויק — אומת בפס' 5 (עמוד 2 בקובץ ה-PDF):</w:t>
       </w:r>
     </w:p>
     <w:p>
@@ -1860,7 +1860,7 @@
           <w:rtl w:val="0"/>
           <w:lang w:bidi="he-IL" w:val="en-US"/>
         </w:rPr>
-        <w:t>“Both trenches are composed of successive wide and partly sedimented basins, en echelon arranged, and clearly representative of left lateral strike-slip movement.”</w:t>
+        <w:t>“However, with ongoing accretion in the Plio-Quaternary this deformation front migrated southward”</w:t>
       </w:r>
     </w:p>
     <w:p>
@@ -1898,7 +1898,7 @@
           <w:rtl w:val="1"/>
           <w:lang w:bidi="he-IL" w:val="en-US"/>
         </w:rPr>
-        <w:t>הערת השוליים בעבודה: Huguen et al. (2006), עמ' 72 (סעיף The Eastern Mediterranean Ridge).</w:t>
+        <w:t>הערת השוליים בעבודה: Huguen et al. (2006), עמ' 72–73 (הסעיפים The Eastern Mediterranean Ridge ו-Conclusion).</w:t>
       </w:r>
     </w:p>
     <w:p>
@@ -1916,7 +1916,7 @@
           <w:rtl w:val="1"/>
           <w:lang w:bidi="he-IL" w:val="en-US"/>
         </w:rPr>
-        <w:t>הטענה בעבודה: לצידו מתנשאים הרי סטראבו, שרשרת מבנים בתימטריים מסיביים בכיוון כללי N60, שנקרעו משולי כרתים.</w:t>
+        <w:t>הטענה בעבודה: הם ערוכים במערך מדורג (en échelon) בכיוון צפון-מזרח–דרום-מערב, אגניהם רחבים ומלאים חלקית במשקעים, והמבנה כולו מבטא תנועת גזירה שמאלית.</w:t>
       </w:r>
     </w:p>
     <w:p>
@@ -1935,7 +1935,7 @@
           <w:rtl w:val="1"/>
           <w:lang w:bidi="he-IL" w:val="en-US"/>
         </w:rPr>
-        <w:t>ציטוט מדויק — אומת בעמ' 72 (עמוד 12 בקובץ ה-PDF):</w:t>
+        <w:t>ציטוט מדויק — אומת בעמ' 73 (עמוד 13 בקובץ ה-PDF):</w:t>
       </w:r>
     </w:p>
     <w:p>
@@ -1954,7 +1954,7 @@
           <w:rtl w:val="0"/>
           <w:lang w:bidi="he-IL" w:val="en-US"/>
         </w:rPr>
-        <w:t>“Between these two trenches, the backstop area is composed of: a plateau-like area, slightly sloping northwards, and characterized by large lobe-like features, interpreted as gravity induced deformation (Mascle et al., 1999), and the Strabo Seamounts, a series of massive bathymetric highs trending in a general N60 direction, rifted from the Cretan margin”</w:t>
+        <w:t>“Both trenches are composed of successive wide and partly sedimented basins, en echelon arranged, and clearly representative of left lateral strike-slip movement.”</w:t>
       </w:r>
     </w:p>
     <w:p>
@@ -1992,7 +1992,7 @@
           <w:rtl w:val="1"/>
           <w:lang w:bidi="he-IL" w:val="en-US"/>
         </w:rPr>
-        <w:t>הערת השוליים בעבודה: Huguen et al. (2006), עמ' 73 (סעיף Conclusion).</w:t>
+        <w:t>הערת השוליים בעבודה: Huguen et al. (2006), עמ' 72 (סעיף The Eastern Mediterranean Ridge).</w:t>
       </w:r>
     </w:p>
     <w:p>
@@ -2010,7 +2010,7 @@
           <w:rtl w:val="1"/>
           <w:lang w:bidi="he-IL" w:val="en-US"/>
         </w:rPr>
-        <w:t>הטענה בעבודה: האחד הוא הגבול בין שולי כרתים לאזור ה-Backstop, המתבטא בשקע פליני, והשני הוא המגע בין הרי סטראבו לתחום הפנימי של המנסרה, המתבטא בשקע סטראבו.</w:t>
+        <w:t>הטענה בעבודה: לצידו מתנשאים הרי סטראבו, שרשרת מבנים בתימטריים מסיביים בכיוון כללי N60, שנקרעו משולי כרתים.</w:t>
       </w:r>
     </w:p>
     <w:p>
@@ -2029,7 +2029,7 @@
           <w:rtl w:val="1"/>
           <w:lang w:bidi="he-IL" w:val="en-US"/>
         </w:rPr>
-        <w:t>ציטוט מדויק — אומת בעמ' 73 (עמוד 13 בקובץ ה-PDF):</w:t>
+        <w:t>ציטוט מדויק — אומת בעמ' 72 (עמוד 12 בקובץ ה-PDF):</w:t>
       </w:r>
     </w:p>
     <w:p>
@@ -2048,7 +2048,7 @@
           <w:rtl w:val="0"/>
           <w:lang w:bidi="he-IL" w:val="en-US"/>
         </w:rPr>
-        <w:t>“Along the eastern branch, shearing is also mainly restricted to the boundary between the Cretan margin and the backstop area (Pliny Trench) and the contact between the Strabo Mountains and the Mediterranean Ridge Inner domain (Strabo Trench).”</w:t>
+        <w:t>“Between these two trenches, the backstop area is composed of: a plateau-like area, slightly sloping northwards, and characterized by large lobe-like features, interpreted as gravity induced deformation (Mascle et al., 1999), and the Strabo Seamounts, a series of massive bathymetric highs trending in a general N60 direction, rifted from the Cretan margin”</w:t>
       </w:r>
     </w:p>
     <w:p>
@@ -2086,7 +2086,7 @@
           <w:rtl w:val="1"/>
           <w:lang w:bidi="he-IL" w:val="en-US"/>
         </w:rPr>
-        <w:t>הערת השוליים בעבודה: Huguen et al. (2006), עמ' 66 (סעיף General morphologic and backscatter characteristics).</w:t>
+        <w:t>הערת השוליים בעבודה: Huguen et al. (2006), עמ' 73 (סעיף Conclusion).</w:t>
       </w:r>
     </w:p>
     <w:p>
@@ -2104,7 +2104,7 @@
           <w:rtl w:val="1"/>
           <w:lang w:bidi="he-IL" w:val="en-US"/>
         </w:rPr>
-        <w:t>הטענה בעבודה: מצפון תוחם אותה שקע מטפן, העובר למרגלות המדרון היבשתי האגאי.</w:t>
+        <w:t>הטענה בעבודה: האחד הוא הגבול בין שולי כרתים לאזור ה-Backstop, המתבטא בשקע פליני, והשני הוא המגע בין הרי סטראבו לתחום הפנימי של המנסרה, המתבטא בשקע סטראבו.</w:t>
       </w:r>
     </w:p>
     <w:p>
@@ -2123,7 +2123,7 @@
           <w:rtl w:val="1"/>
           <w:lang w:bidi="he-IL" w:val="en-US"/>
         </w:rPr>
-        <w:t>ציטוט מדויק — אומת בעמ' 66 (עמוד 6 בקובץ ה-PDF):</w:t>
+        <w:t>ציטוט מדויק — אומת בעמ' 73 (עמוד 13 בקובץ ה-PDF):</w:t>
       </w:r>
     </w:p>
     <w:p>
@@ -2142,7 +2142,7 @@
           <w:rtl w:val="0"/>
           <w:lang w:bidi="he-IL" w:val="en-US"/>
         </w:rPr>
-        <w:t>“a northern area in tectonic backthrust contact with a flat inner region extending just south of the deep troughs (Matapan Trench) that run at the base of the Aegean continental slope”</w:t>
+        <w:t>“Along the eastern branch, shearing is also mainly restricted to the boundary between the Cretan margin and the backstop area (Pliny Trench) and the contact between the Strabo Mountains and the Mediterranean Ridge Inner domain (Strabo Trench).”</w:t>
       </w:r>
     </w:p>
     <w:p>
@@ -2180,7 +2180,7 @@
           <w:rtl w:val="1"/>
           <w:lang w:bidi="he-IL" w:val="en-US"/>
         </w:rPr>
-        <w:t>הערת השוליים בעבודה: Huguen et al. (2006), עמ' 62 (מבוא).</w:t>
+        <w:t>הערת השוליים בעבודה: Huguen et al. (2006), עמ' 66 (סעיף General morphologic and backscatter characteristics).</w:t>
       </w:r>
     </w:p>
     <w:p>
@@ -2198,7 +2198,7 @@
           <w:rtl w:val="1"/>
           <w:lang w:bidi="he-IL" w:val="en-US"/>
         </w:rPr>
-        <w:t>הטענה בעבודה: מדרום, מול המדרון הלובי התלול, אין שקע כלל, אלא תעלה צרה ושטוחת-קרקעית בעומק ממוצע של כ-2,800 מטר.</w:t>
+        <w:t>הטענה בעבודה: מצפון תוחם אותה שקע מטפן, העובר למרגלות המדרון היבשתי האגאי.</w:t>
       </w:r>
     </w:p>
     <w:p>
@@ -2217,7 +2217,7 @@
           <w:rtl w:val="1"/>
           <w:lang w:bidi="he-IL" w:val="en-US"/>
         </w:rPr>
-        <w:t>ציטוט מדויק — אומת בעמ' 62 (עמוד 2 בקובץ ה-PDF):</w:t>
+        <w:t>ציטוט מדויק — אומת בעמ' 66 (עמוד 6 בקובץ ה-PDF):</w:t>
       </w:r>
     </w:p>
     <w:p>
@@ -2236,7 +2236,7 @@
           <w:rtl w:val="0"/>
           <w:lang w:bidi="he-IL" w:val="en-US"/>
         </w:rPr>
-        <w:t>“with only a very narrow, flat-bottomed furrow (water depth averaging 2800 m) north of the steep Libyan continental slope”</w:t>
+        <w:t>“a northern area in tectonic backthrust contact with a flat inner region extending just south of the deep troughs (Matapan Trench) that run at the base of the Aegean continental slope”</w:t>
       </w:r>
     </w:p>
     <w:p>
@@ -2274,7 +2274,7 @@
           <w:rtl w:val="1"/>
           <w:lang w:bidi="he-IL" w:val="en-US"/>
         </w:rPr>
-        <w:t>הערת השוליים בעבודה: Huguen et al. (2006), עמ' 61 ו-65 (תקציר ומבוא).</w:t>
+        <w:t>הערת השוליים בעבודה: Huguen et al. (2006), עמ' 62 (מבוא).</w:t>
       </w:r>
     </w:p>
     <w:p>
@@ -2292,7 +2292,7 @@
           <w:rtl w:val="1"/>
           <w:lang w:bidi="he-IL" w:val="en-US"/>
         </w:rPr>
-        <w:t>הטענה בעבודה: המיפוי הרב-קרני והפרופילים הסיסמיים שנאספו בעשור שקדם למחקר אפשרו למדוד את ממדיה לאורך הקשת.</w:t>
+        <w:t>הטענה בעבודה: מדרום, מול המדרון הלובי התלול, אין שקע כלל, אלא תעלה צרה ושטוחת-קרקעית בעומק ממוצע של כ-2,800 מטר.</w:t>
       </w:r>
     </w:p>
     <w:p>
@@ -2311,7 +2311,7 @@
           <w:rtl w:val="1"/>
           <w:lang w:bidi="he-IL" w:val="en-US"/>
         </w:rPr>
-        <w:t>ציטוט מדויק — אומת בעמ' 61 (עמוד 1 בקובץ ה-PDF):</w:t>
+        <w:t>ציטוט מדויק — אומת בעמ' 62 (עמוד 2 בקובץ ה-PDF):</w:t>
       </w:r>
     </w:p>
     <w:p>
@@ -2330,7 +2330,7 @@
           <w:rtl w:val="0"/>
           <w:lang w:bidi="he-IL" w:val="en-US"/>
         </w:rPr>
-        <w:t>“During the last decade this tectono-sedimentary accretionary prism, which results from the Hellenic subduction, has been intensively surveyed by swath mapping, multichannel seismic profiling and deep dives.”</w:t>
+        <w:t>“with only a very narrow, flat-bottomed furrow (water depth averaging 2800 m) north of the steep Libyan continental slope”</w:t>
       </w:r>
     </w:p>
     <w:p>
@@ -2386,7 +2386,7 @@
           <w:rtl w:val="1"/>
           <w:lang w:bidi="he-IL" w:val="en-US"/>
         </w:rPr>
-        <w:t>הטענה בעבודה: פסגת המנסרה נמצאת ברמת אנטאוס שמצפון לקירנאיקה, בעומק מים של פחות מ-1,250 מטר, ואילו הזרועות היונית והלבנטינית יורדות לעומקים של כ-3,200 וכ-2,200 מטר.</w:t>
+        <w:t>הטענה בעבודה: מנסרת ים התיכון היא המבנה המורפולוגי הבולט ביותר של הים התיכון המזרחי.</w:t>
       </w:r>
     </w:p>
     <w:p>
@@ -2424,7 +2424,7 @@
           <w:rtl w:val="0"/>
           <w:lang w:bidi="he-IL" w:val="en-US"/>
         </w:rPr>
-        <w:t>“Its summit, just north of Cyrenaica (Antaeus High, Figure 2), reaches water depth of less than 1250 m, while its Ionian and Levantine branches extend into water depths of approximately respectively 3200 and 2200 m”</w:t>
+        <w:t>“The deep eastern Mediterranean basin is characterized by three conspicuous morphologic features - besides the Mediterranean Ridge proper - which represents the major morphologic relief.”</w:t>
       </w:r>
     </w:p>
     <w:p>
@@ -2462,7 +2462,7 @@
           <w:rtl w:val="1"/>
           <w:lang w:bidi="he-IL" w:val="en-US"/>
         </w:rPr>
-        <w:t>הערת השוליים בעבודה: Huguen et al. (2006), עמ' 66 (סעיף General morphologic and backscatter characteristics).</w:t>
+        <w:t>הערת השוליים בעבודה: Huguen et al. (2006), עמ' 61 ו-65 (תקציר ומבוא).</w:t>
       </w:r>
     </w:p>
     <w:p>
@@ -2480,7 +2480,7 @@
           <w:rtl w:val="1"/>
           <w:lang w:bidi="he-IL" w:val="en-US"/>
         </w:rPr>
-        <w:t>הטענה בעבודה: מול המישור התהומי היוני רוחב המנסרה מגיע לכ-200 ק"מ, ובקטע שבין מרכז כרתים ללוב הוא מצטמצם לכ-130 ק"מ בלבד.</w:t>
+        <w:t>הטענה בעבודה: המיפוי הרב-קרני והפרופילים הסיסמיים שנאספו בעשור שקדם למחקר אפשרו למדוד את ממדיה לאורך הקשת.</w:t>
       </w:r>
     </w:p>
     <w:p>
@@ -2499,7 +2499,7 @@
           <w:rtl w:val="1"/>
           <w:lang w:bidi="he-IL" w:val="en-US"/>
         </w:rPr>
-        <w:t>ציטוט מדויק — אומת בעמ' 66 (עמוד 6 בקובץ ה-PDF):</w:t>
+        <w:t>ציטוט מדויק — אומת בעמ' 61 (עמוד 1 בקובץ ה-PDF):</w:t>
       </w:r>
     </w:p>
     <w:p>
@@ -2518,7 +2518,7 @@
           <w:rtl w:val="0"/>
           <w:lang w:bidi="he-IL" w:val="en-US"/>
         </w:rPr>
-        <w:t>“It reaches its maximum width, about 200 km, facing the deep Ionian Abyssal Plain. Between central Crete and Libya, the ridge appears much narrower, with an average width of only 130 km.”</w:t>
+        <w:t>“During the last decade this tectono-sedimentary accretionary prism, which results from the Hellenic subduction, has been intensively surveyed by swath mapping, multichannel seismic profiling and deep dives.”</w:t>
       </w:r>
     </w:p>
     <w:p>
@@ -2538,7 +2538,7 @@
           <w:rtl w:val="1"/>
           <w:lang w:bidi="he-IL" w:val="en-US"/>
         </w:rPr>
-        <w:t>הערה 26 — ייחוס מקור</w:t>
+        <w:t>הערה 26 — Huguen et al. (2006)</w:t>
       </w:r>
     </w:p>
     <w:p>
@@ -2556,13 +2556,13 @@
           <w:rtl w:val="1"/>
           <w:lang w:bidi="he-IL" w:val="en-US"/>
         </w:rPr>
-        <w:t>תוכן ההערה: Mikenorton, Hellenic subduction zone, Wikimedia Commons, רישיון CC BY-SA 3.0.</w:t>
+        <w:t>הערת השוליים בעבודה: Huguen et al. (2006), עמ' 66 (סעיף General morphologic and backscatter characteristics).</w:t>
       </w:r>
     </w:p>
     <w:p>
       <w:pPr>
         <w:bidi/>
-        <w:spacing w:line="240" w:lineRule="auto" w:after="200" w:before="0"/>
+        <w:spacing w:line="240" w:lineRule="auto" w:after="40" w:before="0"/>
         <w:ind w:right="283" w:end="283"/>
         <w:jc w:val="right"/>
       </w:pPr>
@@ -2574,7 +2574,45 @@
           <w:rtl w:val="1"/>
           <w:lang w:bidi="he-IL" w:val="en-US"/>
         </w:rPr>
-        <w:t>ייחוס מקור לאיור 1 (Wikimedia Commons, CC BY-SA 3.0).</w:t>
+        <w:t>הטענה בעבודה: פסגת המנסרה נמצאת ברמת אנטאוס שמצפון לקירנאיקה, בעומק מים של פחות מ-1,250 מטר, ואילו הזרועות היונית והלבנטינית יורדות לעומקים של כ-3,200 וכ-2,200 מטר.</w:t>
+      </w:r>
+    </w:p>
+    <w:p>
+      <w:pPr>
+        <w:keepNext/>
+        <w:bidi/>
+        <w:spacing w:line="240" w:lineRule="auto" w:after="20" w:before="0"/>
+        <w:ind w:right="283" w:end="283"/>
+        <w:jc w:val="right"/>
+      </w:pPr>
+      <w:r>
+        <w:rPr>
+          <w:rFonts w:ascii="Arial" w:hAnsi="Arial" w:cs="Arial"/>
+          <w:sz w:val="22"/>
+          <w:szCs w:val="22"/>
+          <w:rtl w:val="1"/>
+          <w:lang w:bidi="he-IL" w:val="en-US"/>
+        </w:rPr>
+        <w:t>ציטוט מדויק — אומת בעמ' 66 (עמוד 6 בקובץ ה-PDF):</w:t>
+      </w:r>
+    </w:p>
+    <w:p>
+      <w:pPr>
+        <w:spacing w:line="240" w:lineRule="auto" w:after="200" w:before="0"/>
+        <w:ind w:left="680" w:start="680"/>
+        <w:jc w:val="left"/>
+      </w:pPr>
+      <w:r>
+        <w:rPr>
+          <w:rFonts w:ascii="Arial" w:hAnsi="Arial" w:cs="Arial"/>
+          <w:i/>
+          <w:iCs/>
+          <w:sz w:val="20"/>
+          <w:szCs w:val="20"/>
+          <w:rtl w:val="0"/>
+          <w:lang w:bidi="he-IL" w:val="en-US"/>
+        </w:rPr>
+        <w:t>“Its summit, just north of Cyrenaica (Antaeus High, Figure 2), reaches water depth of less than 1250 m, while its Ionian and Levantine branches extend into water depths of approximately respectively 3200 and 2200 m”</w:t>
       </w:r>
     </w:p>
     <w:p>
@@ -2630,7 +2668,7 @@
           <w:rtl w:val="1"/>
           <w:lang w:bidi="he-IL" w:val="en-US"/>
         </w:rPr>
-        <w:t>הטענה בעבודה: בחתך צפון–דרום מתחלקת המנסרה לשלוש פרובינציות מורפוסטרוקטורליות.</w:t>
+        <w:t>הטענה בעבודה: מול המישור התהומי היוני רוחב המנסרה מגיע לכ-200 ק"מ, ובקטע שבין מרכז כרתים ללוב הוא מצטמצם לכ-130 ק"מ בלבד.</w:t>
       </w:r>
     </w:p>
     <w:p>
@@ -2668,7 +2706,7 @@
           <w:rtl w:val="0"/>
           <w:lang w:bidi="he-IL" w:val="en-US"/>
         </w:rPr>
-        <w:t>“Truffert (1992) identified, on the base of the deformational pattern, three different morphostructural provinces: an outer folded front, an almost flat central province, and a northern area in tectonic backthrust contact with a flat inner region”</w:t>
+        <w:t>“It reaches its maximum width, about 200 km, facing the deep Ionian Abyssal Plain. Between central Crete and Libya, the ridge appears much narrower, with an average width of only 130 km.”</w:t>
       </w:r>
     </w:p>
     <w:p>
@@ -2688,7 +2726,7 @@
           <w:rtl w:val="1"/>
           <w:lang w:bidi="he-IL" w:val="en-US"/>
         </w:rPr>
-        <w:t>הערה 28 — Huguen et al. (2006)</w:t>
+        <w:t>הערה 28 — ייחוס מקור</w:t>
       </w:r>
     </w:p>
     <w:p>
@@ -2706,7 +2744,45 @@
           <w:rtl w:val="1"/>
           <w:lang w:bidi="he-IL" w:val="en-US"/>
         </w:rPr>
-        <w:t>הערת השוליים בעבודה: Huguen et al. (2006), עמ' 66 (סעיף General morphologic and backscatter characteristics).</w:t>
+        <w:t>תוכן ההערה: Mikenorton, Hellenic subduction zone, Wikimedia Commons, רישיון CC BY-SA 3.0.</w:t>
+      </w:r>
+    </w:p>
+    <w:p>
+      <w:pPr>
+        <w:bidi/>
+        <w:spacing w:line="240" w:lineRule="auto" w:after="200" w:before="0"/>
+        <w:ind w:right="283" w:end="283"/>
+        <w:jc w:val="right"/>
+      </w:pPr>
+      <w:r>
+        <w:rPr>
+          <w:rFonts w:ascii="Arial" w:hAnsi="Arial" w:cs="Arial"/>
+          <w:sz w:val="22"/>
+          <w:szCs w:val="22"/>
+          <w:rtl w:val="1"/>
+          <w:lang w:bidi="he-IL" w:val="en-US"/>
+        </w:rPr>
+        <w:t>ייחוס מקור לאיור 1 (Wikimedia Commons, CC BY-SA 3.0).</w:t>
+      </w:r>
+    </w:p>
+    <w:p>
+      <w:pPr>
+        <w:keepNext/>
+        <w:bidi/>
+        <w:spacing w:line="240" w:lineRule="auto" w:after="40" w:before="0"/>
+        <w:jc w:val="right"/>
+      </w:pPr>
+      <w:r>
+        <w:rPr>
+          <w:rFonts w:ascii="Arial" w:hAnsi="Arial" w:cs="Arial"/>
+          <w:b/>
+          <w:bCs/>
+          <w:sz w:val="22"/>
+          <w:szCs w:val="22"/>
+          <w:rtl w:val="1"/>
+          <w:lang w:bidi="he-IL" w:val="en-US"/>
+        </w:rPr>
+        <w:t>הערה 29 — Huguen et al. (2006)</w:t>
       </w:r>
     </w:p>
     <w:p>
@@ -2724,7 +2800,25 @@
           <w:rtl w:val="1"/>
           <w:lang w:bidi="he-IL" w:val="en-US"/>
         </w:rPr>
-        <w:t>הטענה בעבודה: חלוקה זו זוהתה תחילה בזרוע המערבית, ופרובינציות דומות זוהו גם בזרועות המרכזית והלבנטינית.</w:t>
+        <w:t>הערת השוליים בעבודה: Huguen et al. (2006), עמ' 66 (סעיף General morphologic and backscatter characteristics).</w:t>
+      </w:r>
+    </w:p>
+    <w:p>
+      <w:pPr>
+        <w:bidi/>
+        <w:spacing w:line="240" w:lineRule="auto" w:after="40" w:before="0"/>
+        <w:ind w:right="283" w:end="283"/>
+        <w:jc w:val="right"/>
+      </w:pPr>
+      <w:r>
+        <w:rPr>
+          <w:rFonts w:ascii="Arial" w:hAnsi="Arial" w:cs="Arial"/>
+          <w:sz w:val="22"/>
+          <w:szCs w:val="22"/>
+          <w:rtl w:val="1"/>
+          <w:lang w:bidi="he-IL" w:val="en-US"/>
+        </w:rPr>
+        <w:t>הטענה בעבודה: בחתך צפון–דרום מתחלקת המנסרה לשלוש פרובינציות מורפוסטרוקטורליות.</w:t>
       </w:r>
     </w:p>
     <w:p>
@@ -2762,7 +2856,7 @@
           <w:rtl w:val="0"/>
           <w:lang w:bidi="he-IL" w:val="en-US"/>
         </w:rPr>
-        <w:t>“Comparable morphostructural domains, showing local variations, have been recognized within the central and Levantine Mediterranean Ridge branches”</w:t>
+        <w:t>“Truffert (1992) identified, on the base of the deformational pattern, three different morphostructural provinces: an outer folded front, an almost flat central province, and a northern area in tectonic backthrust contact with a flat inner region”</w:t>
       </w:r>
     </w:p>
     <w:p>
@@ -2782,7 +2876,7 @@
           <w:rtl w:val="1"/>
           <w:lang w:bidi="he-IL" w:val="en-US"/>
         </w:rPr>
-        <w:t>הערה 29 — Huguen et al. (2006)</w:t>
+        <w:t>הערה 30 — Huguen et al. (2006)</w:t>
       </w:r>
     </w:p>
     <w:p>
@@ -2800,7 +2894,7 @@
           <w:rtl w:val="1"/>
           <w:lang w:bidi="he-IL" w:val="en-US"/>
         </w:rPr>
-        <w:t>הערת השוליים בעבודה: Huguen et al. (2006), עמ' 73 (סעיף Conclusion).</w:t>
+        <w:t>הערת השוליים בעבודה: Huguen et al. (2006), עמ' 66 (סעיף General morphologic and backscatter characteristics).</w:t>
       </w:r>
     </w:p>
     <w:p>
@@ -2818,7 +2912,7 @@
           <w:rtl w:val="1"/>
           <w:lang w:bidi="he-IL" w:val="en-US"/>
         </w:rPr>
-        <w:t>הטענה בעבודה: הקמטים בחזית המנסרה הדוקים היכן שהאוורית דקה, במיוחד בקטע שבין כרתים ללוב, והם מתרחבים בהדרגה לעבר הזרועות הלבנטינית והיונית ככל שהאוורית מתעבה.</w:t>
+        <w:t>הטענה בעבודה: חלוקה זו זוהתה תחילה בזרוע המערבית, ופרובינציות דומות זוהו גם בזרועות המרכזית והלבנטינית.</w:t>
       </w:r>
     </w:p>
     <w:p>
@@ -2837,7 +2931,7 @@
           <w:rtl w:val="1"/>
           <w:lang w:bidi="he-IL" w:val="en-US"/>
         </w:rPr>
-        <w:t>ציטוט מדויק — אומת בעמ' 73 (עמוד 13 בקובץ ה-PDF):</w:t>
+        <w:t>ציטוט מדויק — אומת בעמ' 66 (עמוד 6 בקובץ ה-PDF):</w:t>
       </w:r>
     </w:p>
     <w:p>
@@ -2856,7 +2950,7 @@
           <w:rtl w:val="0"/>
           <w:lang w:bidi="he-IL" w:val="en-US"/>
         </w:rPr>
-        <w:t>“Folds are tight where evaporites are thin, in particular between Crete and Libya where little space is available for the wedge to grow, and they progressively widen towards the Levantine and Ionian branches of the Mediterranean Ridge due to both thickening of the evaporitic layers”</w:t>
+        <w:t>“Comparable morphostructural domains, showing local variations, have been recognized within the central and Levantine Mediterranean Ridge branches”</w:t>
       </w:r>
     </w:p>
     <w:p>
@@ -2876,7 +2970,7 @@
           <w:rtl w:val="1"/>
           <w:lang w:bidi="he-IL" w:val="en-US"/>
         </w:rPr>
-        <w:t>הערה 30 — Huguen et al. (2006)</w:t>
+        <w:t>הערה 31 — Huguen et al. (2006)</w:t>
       </w:r>
     </w:p>
     <w:p>
@@ -2894,7 +2988,7 @@
           <w:rtl w:val="1"/>
           <w:lang w:bidi="he-IL" w:val="en-US"/>
         </w:rPr>
-        <w:t>הערת השוליים בעבודה: Huguen et al. (2006), עמ' 67 (סעיף The Western Mediterranean Ridge).</w:t>
+        <w:t>הערת השוליים בעבודה: Huguen et al. (2006), עמ' 73 (סעיף Conclusion).</w:t>
       </w:r>
     </w:p>
     <w:p>
@@ -2912,7 +3006,7 @@
           <w:rtl w:val="1"/>
           <w:lang w:bidi="he-IL" w:val="en-US"/>
         </w:rPr>
-        <w:t>הטענה בעבודה: זהו גוף קשיח המתפקד כ"סדן" מכני בעל צורה מורכבת, שאליו נדחסים משקעי המנסרה.</w:t>
+        <w:t>הטענה בעבודה: הקמטים בחזית המנסרה הדוקים היכן שהאוורית דקה, במיוחד בקטע שבין כרתים ללוב, והם מתרחבים בהדרגה לעבר הזרועות הלבנטינית והיונית ככל שהאוורית מתעבה.</w:t>
       </w:r>
     </w:p>
     <w:p>
@@ -2931,7 +3025,7 @@
           <w:rtl w:val="1"/>
           <w:lang w:bidi="he-IL" w:val="en-US"/>
         </w:rPr>
-        <w:t>ציטוט מדויק — אומת בעמ' 67 (עמוד 7 בקובץ ה-PDF):</w:t>
+        <w:t>ציטוט מדויק — אומת בעמ' 73 (עמוד 13 בקובץ ה-PDF):</w:t>
       </w:r>
     </w:p>
     <w:p>
@@ -2950,7 +3044,7 @@
           <w:rtl w:val="0"/>
           <w:lang w:bidi="he-IL" w:val="en-US"/>
         </w:rPr>
-        <w:t>“the Mediterranean Ridge Hellenic backstop (Figures 3 and 4), acting as a mechanical ''buttress'' of complex shape”</w:t>
+        <w:t>“Folds are tight where evaporites are thin, in particular between Crete and Libya where little space is available for the wedge to grow, and they progressively widen towards the Levantine and Ionian branches of the Mediterranean Ridge due to both thickening of the evaporitic layers”</w:t>
       </w:r>
     </w:p>
     <w:p>
@@ -2970,7 +3064,7 @@
           <w:rtl w:val="1"/>
           <w:lang w:bidi="he-IL" w:val="en-US"/>
         </w:rPr>
-        <w:t>הערה 31 — Huguen et al. (2006)</w:t>
+        <w:t>הערה 32 — Huguen et al. (2006)</w:t>
       </w:r>
     </w:p>
     <w:p>
@@ -2988,7 +3082,7 @@
           <w:rtl w:val="1"/>
           <w:lang w:bidi="he-IL" w:val="en-US"/>
         </w:rPr>
-        <w:t>הערת השוליים בעבודה: Huguen et al. (2006), עמ' 66 ו-69 (הסעיפים General morphologic ו-The Western Mediterranean Ridge).</w:t>
+        <w:t>הערת השוליים בעבודה: Huguen et al. (2006), עמ' 67 (סעיף The Western Mediterranean Ridge).</w:t>
       </w:r>
     </w:p>
     <w:p>
@@ -3006,7 +3100,7 @@
           <w:rtl w:val="1"/>
           <w:lang w:bidi="he-IL" w:val="en-US"/>
         </w:rPr>
-        <w:t>הטענה בעבודה: גבול זה מצטייר בצורת "W" מורכבת.</w:t>
+        <w:t>הטענה בעבודה: זהו גוף קשיח המתפקד כ"סדן" מכני בעל צורה מורכבת, שאליו נדחסים משקעי המנסרה.</w:t>
       </w:r>
     </w:p>
     <w:p>
@@ -3025,7 +3119,7 @@
           <w:rtl w:val="1"/>
           <w:lang w:bidi="he-IL" w:val="en-US"/>
         </w:rPr>
-        <w:t>ציטוט מדויק — אומת בעמ' 69 (עמוד 9 בקובץ ה-PDF):</w:t>
+        <w:t>ציטוט מדויק — אומת בעמ' 67 (עמוד 7 בקובץ ה-PDF):</w:t>
       </w:r>
     </w:p>
     <w:p>
@@ -3044,7 +3138,7 @@
           <w:rtl w:val="0"/>
           <w:lang w:bidi="he-IL" w:val="en-US"/>
         </w:rPr>
-        <w:t>“This backstop not only extends far south of the Hellenic Trenches, but its southern edge also has a complex ''W'' shape”</w:t>
+        <w:t>“the Mediterranean Ridge Hellenic backstop (Figures 3 and 4), acting as a mechanical ''buttress'' of complex shape”</w:t>
       </w:r>
     </w:p>
     <w:p>
@@ -3064,7 +3158,7 @@
           <w:rtl w:val="1"/>
           <w:lang w:bidi="he-IL" w:val="en-US"/>
         </w:rPr>
-        <w:t>הערה 32 — Huguen et al. (2006)</w:t>
+        <w:t>הערה 33 — Huguen et al. (2006)</w:t>
       </w:r>
     </w:p>
     <w:p>
@@ -3082,7 +3176,7 @@
           <w:rtl w:val="1"/>
           <w:lang w:bidi="he-IL" w:val="en-US"/>
         </w:rPr>
-        <w:t>הערת השוליים בעבודה: Huguen et al. (2006), עמ' 69 (סעיף The Western Mediterranean Ridge).</w:t>
+        <w:t>הערת השוליים בעבודה: Huguen et al. (2006), עמ' 66 ו-69 (הסעיפים General morphologic ו-Western Mediterranean Ridge).</w:t>
       </w:r>
     </w:p>
     <w:p>
@@ -3100,7 +3194,7 @@
           <w:rtl w:val="1"/>
           <w:lang w:bidi="he-IL" w:val="en-US"/>
         </w:rPr>
-        <w:t>הטענה בעבודה: יחידות המנסרה נדחפות באופן שיטתי מעל ה-Backstop, עם עדויות ברורות לגזירה ימנית לאורך המגע בזרוע המערבית.</w:t>
+        <w:t>הטענה בעבודה: גבול זה מצטייר בצורת "W" מורכבת.</w:t>
       </w:r>
     </w:p>
     <w:p>
@@ -3138,7 +3232,7 @@
           <w:rtl w:val="0"/>
           <w:lang w:bidi="he-IL" w:val="en-US"/>
         </w:rPr>
-        <w:t>“These ridge units are systematically thrusted over the backstop, with clear evidence for dextral shearing”</w:t>
+        <w:t>“This backstop not only extends far south of the Hellenic Trenches, but its southern edge also has a complex ''W'' shape”</w:t>
       </w:r>
     </w:p>
     <w:p>
@@ -3158,7 +3252,7 @@
           <w:rtl w:val="1"/>
           <w:lang w:bidi="he-IL" w:val="en-US"/>
         </w:rPr>
-        <w:t>הערה 33 — Kopf et al. (2003)</w:t>
+        <w:t>הערה 34 — Huguen et al. (2006)</w:t>
       </w:r>
     </w:p>
     <w:p>
@@ -3176,7 +3270,7 @@
           <w:rtl w:val="1"/>
           <w:lang w:bidi="he-IL" w:val="en-US"/>
         </w:rPr>
-        <w:t>הערת השוליים בעבודה: Kopf et al. (2003), פס' 6 (סעיף 2.1, Accretionary Complex).</w:t>
+        <w:t>הערת השוליים בעבודה: Huguen et al. (2006), עמ' 69 (סעיף The Western Mediterranean Ridge).</w:t>
       </w:r>
     </w:p>
     <w:p>
@@ -3194,7 +3288,7 @@
           <w:rtl w:val="1"/>
           <w:lang w:bidi="he-IL" w:val="en-US"/>
         </w:rPr>
-        <w:t>הטענה בעבודה: המנסרה נדחפת דרומה אל מעל השוליים הלוביים, ובמקביל נדחפת לאחור צפונה אל מעל שולי כרתים.</w:t>
+        <w:t>הטענה בעבודה: יחידות המנסרה נדחפות באופן שיטתי מעל ה-Backstop, עם עדויות ברורות לגזירה ימנית לאורך המגע בזרוע המערבית.</w:t>
       </w:r>
     </w:p>
     <w:p>
@@ -3213,7 +3307,7 @@
           <w:rtl w:val="1"/>
           <w:lang w:bidi="he-IL" w:val="en-US"/>
         </w:rPr>
-        <w:t>ציטוט מדויק — אומת בפס' 6 (עמוד 3 בקובץ ה-PDF):</w:t>
+        <w:t>ציטוט מדויק — אומת בעמ' 69 (עמוד 9 בקובץ ה-PDF):</w:t>
       </w:r>
     </w:p>
     <w:p>
@@ -3232,7 +3326,7 @@
           <w:rtl w:val="0"/>
           <w:lang w:bidi="he-IL" w:val="en-US"/>
         </w:rPr>
-        <w:t>“The entire prism is thrust onto the Libyan Margin to the south, and backthrust over the Cretan Margin to the north [Mascle et al., 1999].”</w:t>
+        <w:t>“These ridge units are systematically thrusted over the backstop, with clear evidence for dextral shearing”</w:t>
       </w:r>
     </w:p>
     <w:p>
@@ -3252,7 +3346,7 @@
           <w:rtl w:val="1"/>
           <w:lang w:bidi="he-IL" w:val="en-US"/>
         </w:rPr>
-        <w:t>הערה 34 — Kopf et al. (2003)</w:t>
+        <w:t>הערה 35 — Kopf et al. (2003)</w:t>
       </w:r>
     </w:p>
     <w:p>
@@ -3270,7 +3364,7 @@
           <w:rtl w:val="1"/>
           <w:lang w:bidi="he-IL" w:val="en-US"/>
         </w:rPr>
-        <w:t>הערת השוליים בעבודה: Kopf et al. (2003), תקציר (פס' 1); איור 1a.</w:t>
+        <w:t>הערת השוליים בעבודה: Kopf et al. (2003), פס' 6 (סעיף 2.1, Accretionary Complex).</w:t>
       </w:r>
     </w:p>
     <w:p>
@@ -3288,7 +3382,7 @@
           <w:rtl w:val="1"/>
           <w:lang w:bidi="he-IL" w:val="en-US"/>
         </w:rPr>
-        <w:t>הטענה בעבודה: Kopf et al. (2003) ביצעו איזון נפחי בין כמות המשקעים הנצברת לזו הנבלעת בהפחתה. הניתוח התבסס על ארבעה חתכים סיסמיים לרוחב המנסרה, שעברו עיבוד של הגירת עומק.</w:t>
+        <w:t>הטענה בעבודה: המנסרה נדחפת דרומה אל מעל השוליים הלוביים, ובמקביל נדחפת לאחור צפונה אל מעל שולי כרתים.</w:t>
       </w:r>
     </w:p>
     <w:p>
@@ -3307,7 +3401,7 @@
           <w:rtl w:val="1"/>
           <w:lang w:bidi="he-IL" w:val="en-US"/>
         </w:rPr>
-        <w:t>ציטוט מדויק — אומת בפס' 1 (עמוד 1 בקובץ ה-PDF):</w:t>
+        <w:t>ציטוט מדויק — אומת בפס' 6 (עמוד 3 בקובץ ה-PDF):</w:t>
       </w:r>
     </w:p>
     <w:p>
@@ -3326,7 +3420,7 @@
           <w:rtl w:val="0"/>
           <w:lang w:bidi="he-IL" w:val="en-US"/>
         </w:rPr>
-        <w:t>“Depth migration of seismic reflection profiles across the Mediterranean Ridge accretionary complex between the African and Eurasian blocks illustrates profound variations in the geometry and internal structure along strike. Structural interpretations of four cross sections, together with bathymetric and acoustic surface information and drilling data, are used to volumetrically balance the amount of subduction versus accretion with time.”</w:t>
+        <w:t>“The entire prism is thrust onto the Libyan Margin to the south, and backthrust over the Cretan Margin to the north [Mascle et al., 1999].”</w:t>
       </w:r>
     </w:p>
     <w:p>
@@ -3346,7 +3440,7 @@
           <w:rtl w:val="1"/>
           <w:lang w:bidi="he-IL" w:val="en-US"/>
         </w:rPr>
-        <w:t>הערה 35 — Kopf et al. (2003)</w:t>
+        <w:t>הערה 36 — Kopf et al. (2003)</w:t>
       </w:r>
     </w:p>
     <w:p>
@@ -3364,7 +3458,7 @@
           <w:rtl w:val="1"/>
           <w:lang w:bidi="he-IL" w:val="en-US"/>
         </w:rPr>
-        <w:t>הערת השוליים בעבודה: Kopf et al. (2003), תקציר (פס' 1).</w:t>
+        <w:t>הערת השוליים בעבודה: Kopf et al. (2003), תקציר (פס' 1); איור 1a.</w:t>
       </w:r>
     </w:p>
     <w:p>
@@ -3382,7 +3476,7 @@
           <w:rtl w:val="1"/>
           <w:lang w:bidi="he-IL" w:val="en-US"/>
         </w:rPr>
-        <w:t>הטענה בעבודה: במערב מדובר בקפיצה של מישור הניתוק (décollement), בקטע המרכזי שבין לוב לכרתים בדחיפה לאחור עזה, ובמזרח בטקטוניקה אופקית (transcurrent).</w:t>
+        <w:t>הטענה בעבודה: Kopf et al. (2003) ביצעו איזון נפחי בין כמות המשקעים הנצברת לזו הנבלעת בהפחתה. הניתוח התבסס על ארבעה חתכים סיסמיים לרוחב המנסרה, שעברו עיבוד של הגירת עומק.</w:t>
       </w:r>
     </w:p>
     <w:p>
@@ -3420,7 +3514,7 @@
           <w:rtl w:val="0"/>
           <w:lang w:bidi="he-IL" w:val="en-US"/>
         </w:rPr>
-        <w:t>“Results suggest the existence of three distinct scenarios, with a jump in decollement in the west, intense backthrusting in the central part between Libya and Crete, and transcurrent tectonism in the east.”</w:t>
+        <w:t>“Depth migration of seismic reflection profiles across the Mediterranean Ridge accretionary complex between the African and Eurasian blocks illustrates profound variations in the geometry and internal structure along strike. Structural interpretations of four cross sections, together with bathymetric and acoustic surface information and drilling data, are used to volumetrically balance the amount of subduction versus accretion with time.”</w:t>
       </w:r>
     </w:p>
     <w:p>
@@ -3440,7 +3534,7 @@
           <w:rtl w:val="1"/>
           <w:lang w:bidi="he-IL" w:val="en-US"/>
         </w:rPr>
-        <w:t>הערה 36 — Kopf et al. (2003)</w:t>
+        <w:t>הערה 37 — Kopf et al. (2003)</w:t>
       </w:r>
     </w:p>
     <w:p>
@@ -3476,7 +3570,7 @@
           <w:rtl w:val="1"/>
           <w:lang w:bidi="he-IL" w:val="en-US"/>
         </w:rPr>
-        <w:t>הטענה בעבודה: הערך הנמוך ביותר, 20% עד 25% בלבד מסך אספקת המשקעים, נמדד דווקא בקטע המרכזי שבו המנסרה סובלת מהדפורמציה המרבית, ושאר החומר ממשיך לשקוע עם הלוח.</w:t>
+        <w:t>הטענה בעבודה: במערב מדובר בקפיצה של מישור הניתוק (décollement), בקטע המרכזי שבין לוב לכרתים בדחיפה לאחור עזה, ובמזרח בטקטוניקה אופקית (transcurrent).</w:t>
       </w:r>
     </w:p>
     <w:p>
@@ -3514,7 +3608,7 @@
           <w:rtl w:val="0"/>
           <w:lang w:bidi="he-IL" w:val="en-US"/>
         </w:rPr>
-        <w:t>“The minimum rate of accretion (20-25% of the total sediment supply) is observed in the central portion where the ridge suffers maximum deformation. Here the indenting leading edge of the African Plate apparently forces the sediment into subduction, or local underplating.”</w:t>
+        <w:t>“Results suggest the existence of three distinct scenarios, with a jump in decollement in the west, intense backthrusting in the central part between Libya and Crete, and transcurrent tectonism in the east.”</w:t>
       </w:r>
     </w:p>
     <w:p>
@@ -3534,7 +3628,7 @@
           <w:rtl w:val="1"/>
           <w:lang w:bidi="he-IL" w:val="en-US"/>
         </w:rPr>
-        <w:t>הערה 37 — Kopf et al. (2003)</w:t>
+        <w:t>הערה 38 — Kopf et al. (2003)</w:t>
       </w:r>
     </w:p>
     <w:p>
@@ -3552,7 +3646,7 @@
           <w:rtl w:val="1"/>
           <w:lang w:bidi="he-IL" w:val="en-US"/>
         </w:rPr>
-        <w:t>הערת השוליים בעבודה: Kastens (1991), כפי שמצוטט אצל Kopf et al. (2003), פס' 2 (סעיף 1, Introduction).</w:t>
+        <w:t>הערת השוליים בעבודה: Kopf et al. (2003), תקציר (פס' 1).</w:t>
       </w:r>
     </w:p>
     <w:p>
@@ -3570,7 +3664,7 @@
           <w:rtl w:val="1"/>
           <w:lang w:bidi="he-IL" w:val="en-US"/>
         </w:rPr>
-        <w:t>הטענה בעבודה: למרות זאת המנסרה מוגדרת כטריז המתרחב כלפי חוץ במהירות הגבוהה ביותר בהיסטוריה הגיאולוגית העדכנית, בקצב של עד 10 ק"מ למיליון שנה.</w:t>
+        <w:t>הטענה בעבודה: הערך הנמוך ביותר, 20% עד 25% בלבד מסך אספקת המשקעים, נמדד דווקא בקטע המרכזי שבו המנסרה סובלת מהדפורמציה המרבית, ושאר החומר ממשיך לשקוע עם הלוח.</w:t>
       </w:r>
     </w:p>
     <w:p>
@@ -3589,7 +3683,7 @@
           <w:rtl w:val="1"/>
           <w:lang w:bidi="he-IL" w:val="en-US"/>
         </w:rPr>
-        <w:t>ציטוט מדויק — אומת בפס' 2 (עמוד 1 בקובץ ה-PDF):</w:t>
+        <w:t>ציטוט מדויק — אומת בפס' 1 (עמוד 1 בקובץ ה-PDF):</w:t>
       </w:r>
     </w:p>
     <w:p>
@@ -3608,7 +3702,7 @@
           <w:rtl w:val="0"/>
           <w:lang w:bidi="he-IL" w:val="en-US"/>
         </w:rPr>
-        <w:t>“It has been demonstrated to be the fastest outward growing wedge in most recent Earth history, with a rate of up to 10 km Myr1 [Kastens, 1991].”</w:t>
+        <w:t>“The minimum rate of accretion (20-25% of the total sediment supply) is observed in the central portion where the ridge suffers maximum deformation. Here the indenting leading edge of the African Plate apparently forces the sediment into subduction, or local underplating.”</w:t>
       </w:r>
     </w:p>
     <w:p>
@@ -3628,7 +3722,7 @@
           <w:rtl w:val="1"/>
           <w:lang w:bidi="he-IL" w:val="en-US"/>
         </w:rPr>
-        <w:t>הערה 38 — Kopf et al. (2003)</w:t>
+        <w:t>הערה 39 — Kopf et al. (2003)</w:t>
       </w:r>
     </w:p>
     <w:p>
@@ -3646,7 +3740,7 @@
           <w:rtl w:val="1"/>
           <w:lang w:bidi="he-IL" w:val="en-US"/>
         </w:rPr>
-        <w:t>הערת השוליים בעבודה: Kopf et al. (2003), פס' 42 (סעיף 6, Discussion).</w:t>
+        <w:t>הערת השוליים בעבודה: Kastens (1991), כפי שמצוטט אצל Kopf et al. (2003), פס' 2 (סעיף 1, Introduction).</w:t>
       </w:r>
     </w:p>
     <w:p>
@@ -3664,7 +3758,7 @@
           <w:rtl w:val="1"/>
           <w:lang w:bidi="he-IL" w:val="en-US"/>
         </w:rPr>
-        <w:t>הטענה בעבודה: שטף ההפחתה בקצה המזרחי מגיע לכ-50 קמ"ק של סלע לכל קילומטר אורך של השקע מדי מיליון שנה, והוא נמצא בגבול העליון של הערכים המוכרים בעולם.</w:t>
+        <w:t>הטענה בעבודה: למרות זאת המנסרה מוגדרת כטריז המתרחב כלפי חוץ במהירות הגבוהה ביותר בהיסטוריה הגיאולוגית העדכנית, בקצב של עד 10 ק"מ למיליון שנה.</w:t>
       </w:r>
     </w:p>
     <w:p>
@@ -3683,7 +3777,7 @@
           <w:rtl w:val="1"/>
           <w:lang w:bidi="he-IL" w:val="en-US"/>
         </w:rPr>
-        <w:t>ציטוט מדויק — אומת בפס' 42 (עמוד 26 בקובץ ה-PDF):</w:t>
+        <w:t>ציטוט מדויק — אומת בפס' 2 (עמוד 1 בקובץ ה-PDF):</w:t>
       </w:r>
     </w:p>
     <w:p>
@@ -3702,7 +3796,7 @@
           <w:rtl w:val="0"/>
           <w:lang w:bidi="he-IL" w:val="en-US"/>
         </w:rPr>
-        <w:t>“In contrast, the easternmost subduction flux of almost 50 km3 km1 Myr1 (line 30) range at the upper limit of material transfer on a global scale.”</w:t>
+        <w:t>“It has been demonstrated to be the fastest outward growing wedge in most recent Earth history, with a rate of up to 10 km Myr1 [Kastens, 1991].”</w:t>
       </w:r>
     </w:p>
     <w:p>
@@ -3722,7 +3816,7 @@
           <w:rtl w:val="1"/>
           <w:lang w:bidi="he-IL" w:val="en-US"/>
         </w:rPr>
-        <w:t>הערה 39 — Huguen et al. (2006)</w:t>
+        <w:t>הערה 40 — Kopf et al. (2003)</w:t>
       </w:r>
     </w:p>
     <w:p>
@@ -3740,7 +3834,7 @@
           <w:rtl w:val="1"/>
           <w:lang w:bidi="he-IL" w:val="en-US"/>
         </w:rPr>
-        <w:t>הערת השוליים בעבודה: Huguen et al. (2006), עמ' 72 (סעיף The Central Mediterranean Ridge).</w:t>
+        <w:t>הערת השוליים בעבודה: Kopf et al. (2003), פס' 42 (סעיף 6, Discussion).</w:t>
       </w:r>
     </w:p>
     <w:p>
@@ -3758,7 +3852,7 @@
           <w:rtl w:val="1"/>
           <w:lang w:bidi="he-IL" w:val="en-US"/>
         </w:rPr>
-        <w:t>הטענה בעבודה: חגורת הקמטים בחזית המנסרה בנויה מקמרים וקערים המושרשים במלח, והם מתפתחים מעל מישור ניתוק החופף את בסיס שכבות האוורית.</w:t>
+        <w:t>הטענה בעבודה: שטף ההפחתה בקצה המזרחי מגיע לכ-50 קמ"ק של סלע לכל קילומטר אורך של השקע מדי מיליון שנה, והוא נמצא בגבול העליון של הערכים המוכרים בעולם.</w:t>
       </w:r>
     </w:p>
     <w:p>
@@ -3777,7 +3871,7 @@
           <w:rtl w:val="1"/>
           <w:lang w:bidi="he-IL" w:val="en-US"/>
         </w:rPr>
-        <w:t>ציטוט מדויק — אומת בעמ' 72 (עמוד 12 בקובץ ה-PDF):</w:t>
+        <w:t>ציטוט מדויק — אומת בפס' 42 (עמוד 26 בקובץ ה-PDF):</w:t>
       </w:r>
     </w:p>
     <w:p>
@@ -3796,7 +3890,7 @@
           <w:rtl w:val="0"/>
           <w:lang w:bidi="he-IL" w:val="en-US"/>
         </w:rPr>
-        <w:t>“This fold belt is made of salt-rooted anticline-synclines developing above a decollement level, which correlates with the base of Messinian evaporites”</w:t>
+        <w:t>“In contrast, the easternmost subduction flux of almost 50 km3 km1 Myr1 (line 30) range at the upper limit of material transfer on a global scale.”</w:t>
       </w:r>
     </w:p>
     <w:p>
@@ -3816,7 +3910,7 @@
           <w:rtl w:val="1"/>
           <w:lang w:bidi="he-IL" w:val="en-US"/>
         </w:rPr>
-        <w:t>הערה 40 — Huguen et al. (2006)</w:t>
+        <w:t>הערה 41 — Huguen et al. (2006)</w:t>
       </w:r>
     </w:p>
     <w:p>
@@ -3834,7 +3928,7 @@
           <w:rtl w:val="1"/>
           <w:lang w:bidi="he-IL" w:val="en-US"/>
         </w:rPr>
-        <w:t>הערת השוליים בעבודה: Huguen et al. (2006), עמ' 71 (סעיף The Central Mediterranean Ridge).</w:t>
+        <w:t>הערת השוליים בעבודה: Huguen et al. (2006), עמ' 72 (סעיף The Central Mediterranean Ridge).</w:t>
       </w:r>
     </w:p>
     <w:p>
@@ -3852,7 +3946,7 @@
           <w:rtl w:val="1"/>
           <w:lang w:bidi="he-IL" w:val="en-US"/>
         </w:rPr>
-        <w:t>הטענה בעבודה: "הטריז המסיני", כלומר חלק המנסרה שמשלב אוורית שהושקעה בתעלת ההפחתה, אינו עולה ברוחבו על 80 ק"מ בזרוע המערבית.</w:t>
+        <w:t>הטענה בעבודה: חגורת הקמטים בחזית המנסרה בנויה מקמרים וקערים המושרשים במלח, והם מתפתחים מעל מישור ניתוק החופף את בסיס שכבות האוורית.</w:t>
       </w:r>
     </w:p>
     <w:p>
@@ -3871,7 +3965,7 @@
           <w:rtl w:val="1"/>
           <w:lang w:bidi="he-IL" w:val="en-US"/>
         </w:rPr>
-        <w:t>ציטוט מדויק — אומת בעמ' 71 (עמוד 11 בקובץ ה-PDF):</w:t>
+        <w:t>ציטוט מדויק — אומת בעמ' 72 (עמוד 12 בקובץ ה-PDF):</w:t>
       </w:r>
     </w:p>
     <w:p>
@@ -3890,7 +3984,7 @@
           <w:rtl w:val="0"/>
           <w:lang w:bidi="he-IL" w:val="en-US"/>
         </w:rPr>
-        <w:t>“The Messinian wedge (i.e. the portion of the wedge that incorporates Messinian evaporites originally deposited in the subduction trough) does not exceed 80 km in width.”</w:t>
+        <w:t>“This fold belt is made of salt-rooted anticline-synclines developing above a decollement level, which correlates with the base of Messinian evaporites”</w:t>
       </w:r>
     </w:p>
     <w:p>
@@ -3910,7 +4004,7 @@
           <w:rtl w:val="1"/>
           <w:lang w:bidi="he-IL" w:val="en-US"/>
         </w:rPr>
-        <w:t>הערה 41 — ייחוס מקור</w:t>
+        <w:t>הערה 42 — Huguen et al. (2006)</w:t>
       </w:r>
     </w:p>
     <w:p>
@@ -3928,13 +4022,13 @@
           <w:rtl w:val="1"/>
           <w:lang w:bidi="he-IL" w:val="en-US"/>
         </w:rPr>
-        <w:t>תוכן ההערה: Güneş, P., Aksu, A. E., &amp; Hall, J. (2018). Internal seismic stratigraphy of the Messinian evaporites across the northern sector of the eastern Mediterranean Sea. Marine and Petroleum Geology, 91, 297–320. איור 21, עמ' 315; הפאנל המערבי שבו לקוח אצל המחברים מ-Dal Cin et al. (2016).</w:t>
+        <w:t>הערת השוליים בעבודה: Huguen et al. (2006), עמ' 71 (סעיף The Central Mediterranean Ridge).</w:t>
       </w:r>
     </w:p>
     <w:p>
       <w:pPr>
         <w:bidi/>
-        <w:spacing w:line="240" w:lineRule="auto" w:after="200" w:before="0"/>
+        <w:spacing w:line="240" w:lineRule="auto" w:after="40" w:before="0"/>
         <w:ind w:right="283" w:end="283"/>
         <w:jc w:val="right"/>
       </w:pPr>
@@ -3946,7 +4040,45 @@
           <w:rtl w:val="1"/>
           <w:lang w:bidi="he-IL" w:val="en-US"/>
         </w:rPr>
-        <w:t>ייחוס מקור לאיור 2 (Güneş et al. 2018, איור 21, עמ' 315).</w:t>
+        <w:t>הטענה בעבודה: "הטריז המסיני", כלומר חלק המנסרה שמשלב אוורית שהושקעה בתעלת ההפחתה, אינו עולה ברוחבו על 80 ק"מ בזרוע המערבית.</w:t>
+      </w:r>
+    </w:p>
+    <w:p>
+      <w:pPr>
+        <w:keepNext/>
+        <w:bidi/>
+        <w:spacing w:line="240" w:lineRule="auto" w:after="20" w:before="0"/>
+        <w:ind w:right="283" w:end="283"/>
+        <w:jc w:val="right"/>
+      </w:pPr>
+      <w:r>
+        <w:rPr>
+          <w:rFonts w:ascii="Arial" w:hAnsi="Arial" w:cs="Arial"/>
+          <w:sz w:val="22"/>
+          <w:szCs w:val="22"/>
+          <w:rtl w:val="1"/>
+          <w:lang w:bidi="he-IL" w:val="en-US"/>
+        </w:rPr>
+        <w:t>ציטוט מדויק — אומת בעמ' 71 (עמוד 11 בקובץ ה-PDF):</w:t>
+      </w:r>
+    </w:p>
+    <w:p>
+      <w:pPr>
+        <w:spacing w:line="240" w:lineRule="auto" w:after="200" w:before="0"/>
+        <w:ind w:left="680" w:start="680"/>
+        <w:jc w:val="left"/>
+      </w:pPr>
+      <w:r>
+        <w:rPr>
+          <w:rFonts w:ascii="Arial" w:hAnsi="Arial" w:cs="Arial"/>
+          <w:i/>
+          <w:iCs/>
+          <w:sz w:val="20"/>
+          <w:szCs w:val="20"/>
+          <w:rtl w:val="0"/>
+          <w:lang w:bidi="he-IL" w:val="en-US"/>
+        </w:rPr>
+        <w:t>“The Messinian wedge (i.e. the portion of the wedge that incorporates Messinian evaporites originally deposited in the subduction trough) does not exceed 80 km in width.”</w:t>
       </w:r>
     </w:p>
     <w:p>
@@ -3966,7 +4098,63 @@
           <w:rtl w:val="1"/>
           <w:lang w:bidi="he-IL" w:val="en-US"/>
         </w:rPr>
-        <w:t>הערה 42 — Huguen et al. (2006)</w:t>
+        <w:t>הערה 43 — ייחוס מקור</w:t>
+      </w:r>
+    </w:p>
+    <w:p>
+      <w:pPr>
+        <w:bidi/>
+        <w:spacing w:line="240" w:lineRule="auto" w:after="40" w:before="0"/>
+        <w:ind w:right="283" w:end="283"/>
+        <w:jc w:val="right"/>
+      </w:pPr>
+      <w:r>
+        <w:rPr>
+          <w:rFonts w:ascii="Arial" w:hAnsi="Arial" w:cs="Arial"/>
+          <w:sz w:val="22"/>
+          <w:szCs w:val="22"/>
+          <w:rtl w:val="1"/>
+          <w:lang w:bidi="he-IL" w:val="en-US"/>
+        </w:rPr>
+        <w:t>תוכן ההערה: Güneş, P., Aksu, A. E., &amp; Hall, J. (2018). Internal seismic stratigraphy of the Messinian evaporites across the northern sector of the eastern Mediterranean Sea. Marine and Petroleum Geology, 91, 297–320. איור 21, עמ' 315; הפאנל המערבי שבו לקוח אצל המחברים מ-Dal Cin et al. (2016).</w:t>
+      </w:r>
+    </w:p>
+    <w:p>
+      <w:pPr>
+        <w:bidi/>
+        <w:spacing w:line="240" w:lineRule="auto" w:after="200" w:before="0"/>
+        <w:ind w:right="283" w:end="283"/>
+        <w:jc w:val="right"/>
+      </w:pPr>
+      <w:r>
+        <w:rPr>
+          <w:rFonts w:ascii="Arial" w:hAnsi="Arial" w:cs="Arial"/>
+          <w:sz w:val="22"/>
+          <w:szCs w:val="22"/>
+          <w:rtl w:val="1"/>
+          <w:lang w:bidi="he-IL" w:val="en-US"/>
+        </w:rPr>
+        <w:t>ייחוס מקור לאיור 2 (Güneş et al. 2018, איור 21, עמ' 315).</w:t>
+      </w:r>
+    </w:p>
+    <w:p>
+      <w:pPr>
+        <w:keepNext/>
+        <w:bidi/>
+        <w:spacing w:line="240" w:lineRule="auto" w:after="40" w:before="0"/>
+        <w:jc w:val="right"/>
+      </w:pPr>
+      <w:r>
+        <w:rPr>
+          <w:rFonts w:ascii="Arial" w:hAnsi="Arial" w:cs="Arial"/>
+          <w:b/>
+          <w:bCs/>
+          <w:sz w:val="22"/>
+          <w:szCs w:val="22"/>
+          <w:rtl w:val="1"/>
+          <w:lang w:bidi="he-IL" w:val="en-US"/>
+        </w:rPr>
+        <w:t>הערה 44 — Huguen et al. (2006)</w:t>
       </w:r>
     </w:p>
     <w:p>
@@ -4060,7 +4248,7 @@
           <w:rtl w:val="1"/>
           <w:lang w:bidi="he-IL" w:val="en-US"/>
         </w:rPr>
-        <w:t>הערה 43 — Huguen et al. (2006)</w:t>
+        <w:t>הערה 45 — Huguen et al. (2006)</w:t>
       </w:r>
     </w:p>
     <w:p>
@@ -4154,7 +4342,7 @@
           <w:rtl w:val="1"/>
           <w:lang w:bidi="he-IL" w:val="en-US"/>
         </w:rPr>
-        <w:t>הערה 44 — Huguen et al. (2006)</w:t>
+        <w:t>הערה 46 — Huguen et al. (2006)</w:t>
       </w:r>
     </w:p>
     <w:p>
@@ -4248,7 +4436,7 @@
           <w:rtl w:val="1"/>
           <w:lang w:bidi="he-IL" w:val="en-US"/>
         </w:rPr>
-        <w:t>הערה 45 — Huguen et al. (2006)</w:t>
+        <w:t>הערה 47 — Huguen et al. (2006)</w:t>
       </w:r>
     </w:p>
     <w:p>
@@ -4342,7 +4530,7 @@
           <w:rtl w:val="1"/>
           <w:lang w:bidi="he-IL" w:val="en-US"/>
         </w:rPr>
-        <w:t>הערה 46 — Huguen et al. (2006)</w:t>
+        <w:t>הערה 48 — Huguen et al. (2006)</w:t>
       </w:r>
     </w:p>
     <w:p>
@@ -4436,7 +4624,7 @@
           <w:rtl w:val="1"/>
           <w:lang w:bidi="he-IL" w:val="en-US"/>
         </w:rPr>
-        <w:t>הערה 47 — Huguen et al. (2006)</w:t>
+        <w:t>הערה 49 — Huguen et al. (2006)</w:t>
       </w:r>
     </w:p>
     <w:p>
@@ -4454,7 +4642,7 @@
           <w:rtl w:val="1"/>
           <w:lang w:bidi="he-IL" w:val="en-US"/>
         </w:rPr>
-        <w:t>הערת השוליים בעבודה: Huguen et al. (2006), עמ' 69 (סעיף The Western Mediterranean Ridge).</w:t>
+        <w:t>הערת השוליים בעבודה: Huguen et al. (2006), עמ' 73 (סעיף Conclusion).</w:t>
       </w:r>
     </w:p>
     <w:p>
@@ -4472,7 +4660,7 @@
           <w:rtl w:val="1"/>
           <w:lang w:bidi="he-IL" w:val="en-US"/>
         </w:rPr>
-        <w:t>הטענה בעבודה: נוצרת שם טקטוניקת מלח יוצאת דופן, הכוללת אונות מלח תת-עגולות, קימוט כבידתי הדוק ו"רפסודות" של משקעים פליו-קוורטרניים.</w:t>
+        <w:t>הטענה בעבודה: בזרוע המערבית הגזירה ממוקדת באותו מגע, שפורש כמבנה פרח דחיסתי ימני ושהוא גם האתר המועדף לפריצת בוץ מסיבית.</w:t>
       </w:r>
     </w:p>
     <w:p>
@@ -4491,7 +4679,7 @@
           <w:rtl w:val="1"/>
           <w:lang w:bidi="he-IL" w:val="en-US"/>
         </w:rPr>
-        <w:t>ציטוט מדויק — אומת בעמ' 69 (עמוד 9 בקובץ ה-PDF):</w:t>
+        <w:t>ציטוט מדויק — אומת בעמ' 73 (עמוד 13 בקובץ ה-PDF):</w:t>
       </w:r>
     </w:p>
     <w:p>
@@ -4510,7 +4698,7 @@
           <w:rtl w:val="0"/>
           <w:lang w:bidi="he-IL" w:val="en-US"/>
         </w:rPr>
-        <w:t>“resulting into an extraordinary salt tectonics including sub-circular salt lobes (e.g. 35 N-22 E) with tight gravity folding and ''rafts'' of Plio-Quaternary.”</w:t>
+        <w:t>“shearing is presently localized at the geological contact between the ridge and its backstop, thus interpreted as a major dextral, compressive flower structure, as well as a preferential site for massive mud eruption”</w:t>
       </w:r>
     </w:p>
     <w:p>
@@ -4530,7 +4718,7 @@
           <w:rtl w:val="1"/>
           <w:lang w:bidi="he-IL" w:val="en-US"/>
         </w:rPr>
-        <w:t>הערה 48 — Huguen et al. (2006)</w:t>
+        <w:t>הערה 50 — Huguen et al. (2006)</w:t>
       </w:r>
     </w:p>
     <w:p>
@@ -4548,7 +4736,7 @@
           <w:rtl w:val="1"/>
           <w:lang w:bidi="he-IL" w:val="en-US"/>
         </w:rPr>
-        <w:t>הערת השוליים בעבודה: Huguen et al. (2006), עמ' 72 (סעיף The Central Mediterranean Ridge).</w:t>
+        <w:t>הערת השוליים בעבודה: Huguen et al. (2006), עמ' 69 (סעיף The Western Mediterranean Ridge).</w:t>
       </w:r>
     </w:p>
     <w:p>
@@ -4566,7 +4754,7 @@
           <w:rtl w:val="1"/>
           <w:lang w:bidi="he-IL" w:val="en-US"/>
         </w:rPr>
-        <w:t>הטענה בעבודה: הכיסוי הסדימנטרי של האזור הפנימי גולש בהדרגה צפונה וממלא את סדרת התעלות של שקע פליני.</w:t>
+        <w:t>הטענה בעבודה: נוצרת שם טקטוניקת מלח יוצאת דופן, הכוללת אונות מלח תת-עגולות, קימוט כבידתי הדוק ו"רפסודות" של משקעים פליו-קוורטרניים.</w:t>
       </w:r>
     </w:p>
     <w:p>
@@ -4585,7 +4773,7 @@
           <w:rtl w:val="1"/>
           <w:lang w:bidi="he-IL" w:val="en-US"/>
         </w:rPr>
-        <w:t>ציטוט מדויק — אומת בעמ' 72 (עמוד 12 בקובץ ה-PDF):</w:t>
+        <w:t>ציטוט מדויק — אומת בעמ' 69 (עמוד 9 בקובץ ה-PDF):</w:t>
       </w:r>
     </w:p>
     <w:p>
@@ -4604,7 +4792,7 @@
           <w:rtl w:val="0"/>
           <w:lang w:bidi="he-IL" w:val="en-US"/>
         </w:rPr>
-        <w:t>“The sedimentary cover of this last area is in fact progressively gliding northward and filling the series of deep troughs that constitute the Pliny Trench at the foot of the Cretan continental slope.”</w:t>
+        <w:t>“resulting into an extraordinary salt tectonics including sub-circular salt lobes (e.g. 35 N-22 E) with tight gravity folding and ''rafts'' of Plio-Quaternary.”</w:t>
       </w:r>
     </w:p>
     <w:p>
@@ -4624,7 +4812,7 @@
           <w:rtl w:val="1"/>
           <w:lang w:bidi="he-IL" w:val="en-US"/>
         </w:rPr>
-        <w:t>הערה 49 — Huguen et al. (2006)</w:t>
+        <w:t>הערה 51 — Huguen et al. (2006)</w:t>
       </w:r>
     </w:p>
     <w:p>
@@ -4660,7 +4848,7 @@
           <w:rtl w:val="1"/>
           <w:lang w:bidi="he-IL" w:val="en-US"/>
         </w:rPr>
-        <w:t>הטענה בעבודה: בכיוון ההפוך, התפשטות דרומה של הכיסוי המלחי הדוקטילי מייצרת בחגורת הקמטים מערכת צפופה של העתקי הזזה.</w:t>
+        <w:t>הטענה בעבודה: הכיסוי הסדימנטרי של האזור הפנימי גולש בהדרגה צפונה וממלא את סדרת התעלות של שקע פליני.</w:t>
       </w:r>
     </w:p>
     <w:p>
@@ -4698,7 +4886,7 @@
           <w:rtl w:val="0"/>
           <w:lang w:bidi="he-IL" w:val="en-US"/>
         </w:rPr>
-        <w:t>“this folded belt is cut by a dense set of conjugate faults, probably strike-slip faults, either triggered by southwards progressive spreading of the salt-rich and ductile superficial cover”</w:t>
+        <w:t>“The sedimentary cover of this last area is in fact progressively gliding northward and filling the series of deep troughs that constitute the Pliny Trench at the foot of the Cretan continental slope.”</w:t>
       </w:r>
     </w:p>
     <w:p>
@@ -4718,7 +4906,7 @@
           <w:rtl w:val="1"/>
           <w:lang w:bidi="he-IL" w:val="en-US"/>
         </w:rPr>
-        <w:t>הערה 50 — Huguen et al. (2006)</w:t>
+        <w:t>הערה 52 — Huguen et al. (2006)</w:t>
       </w:r>
     </w:p>
     <w:p>
@@ -4736,7 +4924,7 @@
           <w:rtl w:val="1"/>
           <w:lang w:bidi="he-IL" w:val="en-US"/>
         </w:rPr>
-        <w:t>הערת השוליים בעבודה: Huguen et al. (2006), עמ' 73 (סעיף Conclusion).</w:t>
+        <w:t>הערת השוליים בעבודה: Huguen et al. (2006), עמ' 72 (סעיף The Central Mediterranean Ridge).</w:t>
       </w:r>
     </w:p>
     <w:p>
@@ -4754,7 +4942,7 @@
           <w:rtl w:val="1"/>
           <w:lang w:bidi="he-IL" w:val="en-US"/>
         </w:rPr>
-        <w:t>הטענה בעבודה: הגלישה הכבידתית פועלת בשני הכיוונים, ובאזור ה-Backstop השטוח היא משתרעת על פני כל השטח שנחקר.</w:t>
+        <w:t>הטענה בעבודה: בכיוון ההפוך, התפשטות דרומה של הכיסוי המלחי הדוקטילי מייצרת בחגורת הקמטים מערכת צפופה של העתקי הזזה.</w:t>
       </w:r>
     </w:p>
     <w:p>
@@ -4773,7 +4961,7 @@
           <w:rtl w:val="1"/>
           <w:lang w:bidi="he-IL" w:val="en-US"/>
         </w:rPr>
-        <w:t>ציטוט מדויק — אומת בעמ' 73 (עמוד 13 בקובץ ה-PDF):</w:t>
+        <w:t>ציטוט מדויק — אומת בעמ' 72 (עמוד 12 בקובץ ה-PDF):</w:t>
       </w:r>
     </w:p>
     <w:p>
@@ -4792,7 +4980,7 @@
           <w:rtl w:val="0"/>
           <w:lang w:bidi="he-IL" w:val="en-US"/>
         </w:rPr>
-        <w:t>“The flat and deeper backstop area shows well expressed northward gliding deformations over the entire studied area”</w:t>
+        <w:t>“this folded belt is cut by a dense set of conjugate faults, probably strike-slip faults, either triggered by southwards progressive spreading of the salt-rich and ductile superficial cover”</w:t>
       </w:r>
     </w:p>
     <w:p>
@@ -4812,7 +5000,7 @@
           <w:rtl w:val="1"/>
           <w:lang w:bidi="he-IL" w:val="en-US"/>
         </w:rPr>
-        <w:t>הערה 51 — ייחוס מקור</w:t>
+        <w:t>הערה 53 — Huguen et al. (2006)</w:t>
       </w:r>
     </w:p>
     <w:p>
@@ -4830,13 +5018,13 @@
           <w:rtl w:val="1"/>
           <w:lang w:bidi="he-IL" w:val="en-US"/>
         </w:rPr>
-        <w:t>תוכן ההערה: Huguen et al. (2006), איור 4, עמ' 65.</w:t>
+        <w:t>הערת השוליים בעבודה: Huguen et al. (2006), עמ' 73 (סעיף Conclusion).</w:t>
       </w:r>
     </w:p>
     <w:p>
       <w:pPr>
         <w:bidi/>
-        <w:spacing w:line="240" w:lineRule="auto" w:after="200" w:before="0"/>
+        <w:spacing w:line="240" w:lineRule="auto" w:after="40" w:before="0"/>
         <w:ind w:right="283" w:end="283"/>
         <w:jc w:val="right"/>
       </w:pPr>
@@ -4848,7 +5036,45 @@
           <w:rtl w:val="1"/>
           <w:lang w:bidi="he-IL" w:val="en-US"/>
         </w:rPr>
-        <w:t>ייחוס מקור לאיור 3 (Huguen et al. 2006, איור 4, עמ' 65).</w:t>
+        <w:t>הטענה בעבודה: הגלישה הכבידתית פועלת בשני הכיוונים, ובאזור ה-Backstop השטוח היא משתרעת על פני כל השטח שנחקר.</w:t>
+      </w:r>
+    </w:p>
+    <w:p>
+      <w:pPr>
+        <w:keepNext/>
+        <w:bidi/>
+        <w:spacing w:line="240" w:lineRule="auto" w:after="20" w:before="0"/>
+        <w:ind w:right="283" w:end="283"/>
+        <w:jc w:val="right"/>
+      </w:pPr>
+      <w:r>
+        <w:rPr>
+          <w:rFonts w:ascii="Arial" w:hAnsi="Arial" w:cs="Arial"/>
+          <w:sz w:val="22"/>
+          <w:szCs w:val="22"/>
+          <w:rtl w:val="1"/>
+          <w:lang w:bidi="he-IL" w:val="en-US"/>
+        </w:rPr>
+        <w:t>ציטוט מדויק — אומת בעמ' 73 (עמוד 13 בקובץ ה-PDF):</w:t>
+      </w:r>
+    </w:p>
+    <w:p>
+      <w:pPr>
+        <w:spacing w:line="240" w:lineRule="auto" w:after="200" w:before="0"/>
+        <w:ind w:left="680" w:start="680"/>
+        <w:jc w:val="left"/>
+      </w:pPr>
+      <w:r>
+        <w:rPr>
+          <w:rFonts w:ascii="Arial" w:hAnsi="Arial" w:cs="Arial"/>
+          <w:i/>
+          <w:iCs/>
+          <w:sz w:val="20"/>
+          <w:szCs w:val="20"/>
+          <w:rtl w:val="0"/>
+          <w:lang w:bidi="he-IL" w:val="en-US"/>
+        </w:rPr>
+        <w:t>“The flat and deeper backstop area shows well expressed northward gliding deformations over the entire studied area”</w:t>
       </w:r>
     </w:p>
     <w:p>
@@ -4868,7 +5094,63 @@
           <w:rtl w:val="1"/>
           <w:lang w:bidi="he-IL" w:val="en-US"/>
         </w:rPr>
-        <w:t>הערה 52 — Huguen et al. (2006)</w:t>
+        <w:t>הערה 54 — ייחוס מקור</w:t>
+      </w:r>
+    </w:p>
+    <w:p>
+      <w:pPr>
+        <w:bidi/>
+        <w:spacing w:line="240" w:lineRule="auto" w:after="40" w:before="0"/>
+        <w:ind w:right="283" w:end="283"/>
+        <w:jc w:val="right"/>
+      </w:pPr>
+      <w:r>
+        <w:rPr>
+          <w:rFonts w:ascii="Arial" w:hAnsi="Arial" w:cs="Arial"/>
+          <w:sz w:val="22"/>
+          <w:szCs w:val="22"/>
+          <w:rtl w:val="1"/>
+          <w:lang w:bidi="he-IL" w:val="en-US"/>
+        </w:rPr>
+        <w:t>תוכן ההערה: Huguen et al. (2006), איור 4, עמ' 65.</w:t>
+      </w:r>
+    </w:p>
+    <w:p>
+      <w:pPr>
+        <w:bidi/>
+        <w:spacing w:line="240" w:lineRule="auto" w:after="200" w:before="0"/>
+        <w:ind w:right="283" w:end="283"/>
+        <w:jc w:val="right"/>
+      </w:pPr>
+      <w:r>
+        <w:rPr>
+          <w:rFonts w:ascii="Arial" w:hAnsi="Arial" w:cs="Arial"/>
+          <w:sz w:val="22"/>
+          <w:szCs w:val="22"/>
+          <w:rtl w:val="1"/>
+          <w:lang w:bidi="he-IL" w:val="en-US"/>
+        </w:rPr>
+        <w:t>ייחוס מקור לאיור 3 (Huguen et al. 2006, איור 4, עמ' 65).</w:t>
+      </w:r>
+    </w:p>
+    <w:p>
+      <w:pPr>
+        <w:keepNext/>
+        <w:bidi/>
+        <w:spacing w:line="240" w:lineRule="auto" w:after="40" w:before="0"/>
+        <w:jc w:val="right"/>
+      </w:pPr>
+      <w:r>
+        <w:rPr>
+          <w:rFonts w:ascii="Arial" w:hAnsi="Arial" w:cs="Arial"/>
+          <w:b/>
+          <w:bCs/>
+          <w:sz w:val="22"/>
+          <w:szCs w:val="22"/>
+          <w:rtl w:val="1"/>
+          <w:lang w:bidi="he-IL" w:val="en-US"/>
+        </w:rPr>
+        <w:t>הערה 55 — Huguen et al. (2006)</w:t>
       </w:r>
     </w:p>
     <w:p>
@@ -4962,7 +5244,7 @@
           <w:rtl w:val="1"/>
           <w:lang w:bidi="he-IL" w:val="en-US"/>
         </w:rPr>
-        <w:t>הערה 53 — Royden &amp; Papanikolaou (2011)</w:t>
+        <w:t>הערה 56 — Royden &amp; Papanikolaou (2011)</w:t>
       </w:r>
     </w:p>
     <w:p>
@@ -5056,7 +5338,7 @@
           <w:rtl w:val="1"/>
           <w:lang w:bidi="he-IL" w:val="en-US"/>
         </w:rPr>
-        <w:t>הערה 54 — Royden &amp; Papanikolaou (2011)</w:t>
+        <w:t>הערה 57 — Royden &amp; Papanikolaou (2011)</w:t>
       </w:r>
     </w:p>
     <w:p>
@@ -5150,7 +5432,7 @@
           <w:rtl w:val="1"/>
           <w:lang w:bidi="he-IL" w:val="en-US"/>
         </w:rPr>
-        <w:t>הערה 55 — Kopf et al. (2003)</w:t>
+        <w:t>הערה 58 — Kopf et al. (2003)</w:t>
       </w:r>
     </w:p>
     <w:p>
@@ -5244,7 +5526,7 @@
           <w:rtl w:val="1"/>
           <w:lang w:bidi="he-IL" w:val="en-US"/>
         </w:rPr>
-        <w:t>הערה 56 — Huguen et al. (2006)</w:t>
+        <w:t>הערה 59 — Huguen et al. (2006)</w:t>
       </w:r>
     </w:p>
     <w:p>
@@ -5376,7 +5658,7 @@
           <w:rtl w:val="1"/>
           <w:lang w:bidi="he-IL" w:val="en-US"/>
         </w:rPr>
-        <w:t>הערה 57 — Royden &amp; Papanikolaou (2011)</w:t>
+        <w:t>הערה 60 — Royden &amp; Papanikolaou (2011)</w:t>
       </w:r>
     </w:p>
     <w:p>
@@ -5470,7 +5752,7 @@
           <w:rtl w:val="1"/>
           <w:lang w:bidi="he-IL" w:val="en-US"/>
         </w:rPr>
-        <w:t>הערה 58 — Huguen et al. (2006)</w:t>
+        <w:t>הערה 61 — Huguen et al. (2006)</w:t>
       </w:r>
     </w:p>
     <w:p>

--- a/hellenic_arc_paper/טבלת_אימות_ציטוטים.docx
+++ b/hellenic_arc_paper/טבלת_אימות_ציטוטים.docx
@@ -506,7 +506,7 @@
           <w:rtl w:val="1"/>
           <w:lang w:bidi="he-IL" w:val="en-US"/>
         </w:rPr>
-        <w:t>הטענה בעבודה: זהו טריז משקעים מקושת שאורכו עולה על 1,500 ק"מ ורוחבו 200–250 ק"מ.</w:t>
+        <w:t>הטענה בעבודה: זהו טריז משקעים מקושת שאורכו עולה על 1,500 ק"מ.</w:t>
       </w:r>
     </w:p>
     <w:p>
@@ -4022,7 +4022,7 @@
           <w:rtl w:val="1"/>
           <w:lang w:bidi="he-IL" w:val="en-US"/>
         </w:rPr>
-        <w:t>הערת השוליים בעבודה: Huguen et al. (2006), עמ' 71 (סעיף The Central Mediterranean Ridge).</w:t>
+        <w:t>הערת השוליים בעבודה: Huguen et al. (2006), עמ' 71 (סעיף The Western Mediterranean Ridge).</w:t>
       </w:r>
     </w:p>
     <w:p>

--- a/hellenic_arc_paper/טבלת_אימות_ציטוטים.docx
+++ b/hellenic_arc_paper/טבלת_אימות_ציטוטים.docx
@@ -1070,7 +1070,7 @@
           <w:rtl w:val="1"/>
           <w:lang w:bidi="he-IL" w:val="en-US"/>
         </w:rPr>
-        <w:t>הטענה בעבודה: כרתים היא רמה טופוגרפית של קדם-הקשת (forearc), אשר שימשה בעבר כ-Backstop שאפשר את הצטברות המנסרה.</w:t>
+        <w:t>הטענה בעבודה: כרתים היא רמה טופוגרפית של קדם-הקשת (forearc), אשר שימשה בעבר כמשענת (backstop) שאפשרה את הצטברות המנסרה.</w:t>
       </w:r>
     </w:p>
     <w:p>
@@ -2104,7 +2104,7 @@
           <w:rtl w:val="1"/>
           <w:lang w:bidi="he-IL" w:val="en-US"/>
         </w:rPr>
-        <w:t>הטענה בעבודה: האחד הוא הגבול בין שולי כרתים לאזור ה-Backstop, המתבטא בשקע פליני, והשני הוא המגע בין הרי סטראבו לתחום הפנימי של המנסרה, המתבטא בשקע סטראבו.</w:t>
+        <w:t>הטענה בעבודה: האחד הוא הגבול בין שולי כרתים לאזור המשענת, המתבטא בשקע פליני, והשני הוא המגע בין הרי סטראבו לתחום הפנימי של המנסרה, המתבטא בשקע סטראבו.</w:t>
       </w:r>
     </w:p>
     <w:p>
@@ -3288,7 +3288,7 @@
           <w:rtl w:val="1"/>
           <w:lang w:bidi="he-IL" w:val="en-US"/>
         </w:rPr>
-        <w:t>הטענה בעבודה: יחידות המנסרה נדחפות באופן שיטתי מעל ה-Backstop, עם עדויות ברורות לגזירה ימנית לאורך המגע בזרוע המערבית.</w:t>
+        <w:t>הטענה בעבודה: יחידות המנסרה נדחפות באופן שיטתי מעל המשענת, עם עדויות ברורות לגזירה ימנית לאורך המגע בזרוע המערבית.</w:t>
       </w:r>
     </w:p>
     <w:p>
@@ -4472,7 +4472,7 @@
           <w:rtl w:val="1"/>
           <w:lang w:bidi="he-IL" w:val="en-US"/>
         </w:rPr>
-        <w:t>הטענה בעבודה: בזרוע המערבית ממוקם רובם המכריע בסמיכות למגע שבין המנסרה ל-Backstop.</w:t>
+        <w:t>הטענה בעבודה: בזרוע המערבית ממוקם רובם המכריע בסמיכות למגע שבין המנסרה למשענת.</w:t>
       </w:r>
     </w:p>
     <w:p>
@@ -5036,7 +5036,7 @@
           <w:rtl w:val="1"/>
           <w:lang w:bidi="he-IL" w:val="en-US"/>
         </w:rPr>
-        <w:t>הטענה בעבודה: הגלישה הכבידתית פועלת בשני הכיוונים, ובאזור ה-Backstop השטוח היא משתרעת על פני כל השטח שנחקר.</w:t>
+        <w:t>הטענה בעבודה: הגלישה הכבידתית פועלת בשני הכיוונים, ובמשענת השטוחה היא משתרעת על פני כל השטח שנחקר.</w:t>
       </w:r>
     </w:p>
     <w:p>
@@ -5788,7 +5788,7 @@
           <w:rtl w:val="1"/>
           <w:lang w:bidi="he-IL" w:val="en-US"/>
         </w:rPr>
-        <w:t>הטענה בעבודה: הן גם מזינות את הרי הבוץ ומניעות את הגלישות הכבידתיות שמעל ה-Backstop.</w:t>
+        <w:t>הטענה בעבודה: הן גם מזינות את הרי הבוץ ומניעות את הגלישות הכבידתיות שמעל המשענת.</w:t>
       </w:r>
     </w:p>
     <w:p>

--- a/hellenic_arc_paper/טבלת_אימות_ציטוטים.docx
+++ b/hellenic_arc_paper/טבלת_אימות_ציטוטים.docx
@@ -53,7 +53,7 @@
           <w:rtl w:val="1"/>
           <w:lang w:bidi="he-IL" w:val="en-US"/>
         </w:rPr>
-        <w:t>לכל אחת מהערות השוליים שבעבודה מובאים כאן המקור, הלוקטור המדויק (עמוד מודפס אצל Huguen ו-Güneş; מספר פסקה בפורמט AGU אצל Kopf ו-Royden), הטענה כפי שנוסחה בעבודה, והציטוט המילולי שממנו היא נגזרת. כל 59 הציטוטים אותרו אוטומטית בקובצי ה-PDF של המאמרים, בעמוד או בפסקה שהלוקטור טוען לו, לפני שנכתבו לכאן.</w:t>
+        <w:t>לכל אחת מהערות השוליים שבעבודה מובאים כאן המקור, הלוקטור המדויק (עמוד מודפס אצל Huguen ו-Güneş; מספר פסקה בפורמט AGU אצל Kopf ו-Royden), הטענה כפי שנוסחה בעבודה, והציטוט המילולי שממנו היא נגזרת. כל 60 הציטוטים אותרו אוטומטית בקובצי ה-PDF של המאמרים, בעמוד או בפסקה שהלוקטור טוען לו, לפני שנכתבו לכאן.</w:t>
       </w:r>
     </w:p>
     <w:p>
@@ -1860,7 +1860,7 @@
           <w:rtl w:val="0"/>
           <w:lang w:bidi="he-IL" w:val="en-US"/>
         </w:rPr>
-        <w:t>“However, with ongoing accretion in the Plio-Quaternary this deformation front migrated southward”</w:t>
+        <w:t>“However, with ongoing accretion in the Plio-Quaternary this deformation front migrated southward, so that the present-day Hellenic Trench is not a deep-sea trench in the strictest sense, but a forearc depression with very little sedimentary infill”</w:t>
       </w:r>
     </w:p>
     <w:p>
@@ -1935,12 +1935,12 @@
           <w:rtl w:val="1"/>
           <w:lang w:bidi="he-IL" w:val="en-US"/>
         </w:rPr>
-        <w:t>ציטוט מדויק — אומת בעמ' 73 (עמוד 13 בקובץ ה-PDF):</w:t>
-      </w:r>
-    </w:p>
-    <w:p>
-      <w:pPr>
-        <w:spacing w:line="240" w:lineRule="auto" w:after="200" w:before="0"/>
+        <w:t>ציטוט מדויק (Huguen et al. (2006)) — אומת בעמ' 72 (עמוד 12 בקובץ ה-PDF):</w:t>
+      </w:r>
+    </w:p>
+    <w:p>
+      <w:pPr>
+        <w:spacing w:line="240" w:lineRule="auto" w:after="40" w:before="0"/>
         <w:ind w:left="680" w:start="680"/>
         <w:jc w:val="left"/>
       </w:pPr>
@@ -1954,6 +1954,44 @@
           <w:rtl w:val="0"/>
           <w:lang w:bidi="he-IL" w:val="en-US"/>
         </w:rPr>
+        <w:t>“composed by a set of disconnected ''en echelon'' distributed deep troughs with a general NE-SW trend”</w:t>
+      </w:r>
+    </w:p>
+    <w:p>
+      <w:pPr>
+        <w:keepNext/>
+        <w:bidi/>
+        <w:spacing w:line="240" w:lineRule="auto" w:after="20" w:before="0"/>
+        <w:ind w:right="283" w:end="283"/>
+        <w:jc w:val="right"/>
+      </w:pPr>
+      <w:r>
+        <w:rPr>
+          <w:rFonts w:ascii="Arial" w:hAnsi="Arial" w:cs="Arial"/>
+          <w:sz w:val="22"/>
+          <w:szCs w:val="22"/>
+          <w:rtl w:val="1"/>
+          <w:lang w:bidi="he-IL" w:val="en-US"/>
+        </w:rPr>
+        <w:t>ציטוט מדויק (Huguen et al. (2006)) — אומת בעמ' 73 (עמוד 13 בקובץ ה-PDF):</w:t>
+      </w:r>
+    </w:p>
+    <w:p>
+      <w:pPr>
+        <w:spacing w:line="240" w:lineRule="auto" w:after="200" w:before="0"/>
+        <w:ind w:left="680" w:start="680"/>
+        <w:jc w:val="left"/>
+      </w:pPr>
+      <w:r>
+        <w:rPr>
+          <w:rFonts w:ascii="Arial" w:hAnsi="Arial" w:cs="Arial"/>
+          <w:i/>
+          <w:iCs/>
+          <w:sz w:val="20"/>
+          <w:szCs w:val="20"/>
+          <w:rtl w:val="0"/>
+          <w:lang w:bidi="he-IL" w:val="en-US"/>
+        </w:rPr>
         <w:t>“Both trenches are composed of successive wide and partly sedimented basins, en echelon arranged, and clearly representative of left lateral strike-slip movement.”</w:t>
       </w:r>
     </w:p>
@@ -4942,7 +4980,7 @@
           <w:rtl w:val="1"/>
           <w:lang w:bidi="he-IL" w:val="en-US"/>
         </w:rPr>
-        <w:t>הטענה בעבודה: בכיוון ההפוך, התפשטות דרומה של הכיסוי המלחי הדוקטילי מייצרת בחגורת הקמטים מערכת צפופה של העתקי הזזה.</w:t>
+        <w:t>הטענה בעבודה: בכיוון ההפוך, חגורת הקמטים חצויה במערכת צפופה של העתקים, שיוחסו בין היתר להתפשטות דרומה של הכיסוי המלחי הדוקטילי.</w:t>
       </w:r>
     </w:p>
     <w:p>
@@ -5788,7 +5826,7 @@
           <w:rtl w:val="1"/>
           <w:lang w:bidi="he-IL" w:val="en-US"/>
         </w:rPr>
-        <w:t>הטענה בעבודה: הן גם מזינות את הרי הבוץ ומניעות את הגלישות הכבידתיות שמעל המשענת.</w:t>
+        <w:t>הטענה בעבודה: הן גם מניעות את הגלישות הכבידתיות שמעל המשענת.</w:t>
       </w:r>
     </w:p>
     <w:p>

--- a/hellenic_arc_paper/טבלת_אימות_ציטוטים.docx
+++ b/hellenic_arc_paper/טבלת_אימות_ציטוטים.docx
@@ -53,7 +53,7 @@
           <w:rtl w:val="1"/>
           <w:lang w:bidi="he-IL" w:val="en-US"/>
         </w:rPr>
-        <w:t>לכל אחת מהערות השוליים שבעבודה מובאים כאן המקור, הלוקטור המדויק (עמוד מודפס אצל Huguen ו-Güneş; מספר פסקה בפורמט AGU אצל Kopf ו-Royden), הטענה כפי שנוסחה בעבודה, והציטוט המילולי שממנו היא נגזרת. כל 60 הציטוטים אותרו אוטומטית בקובצי ה-PDF של המאמרים, בעמוד או בפסקה שהלוקטור טוען לו, לפני שנכתבו לכאן.</w:t>
+        <w:t>לכל אחת מהערות השוליים שבעבודה מובאים כאן המקור, הלוקטור המדויק (עמוד מודפס אצל Huguen ו-Güneş; מספר פסקה בפורמט AGU אצל Kopf ו-Royden), הטענה כפי שנוסחה בעבודה, והציטוט המילולי שממנו היא נגזרת. כל 63 הציטוטים אותרו אוטומטית בקובצי ה-PDF של המאמרים, בעמוד או בפסקה שהלוקטור טוען לו, לפני שנכתבו לכאן.</w:t>
       </w:r>
     </w:p>
     <w:p>
@@ -224,7 +224,7 @@
           <w:rtl w:val="1"/>
           <w:lang w:bidi="he-IL" w:val="en-US"/>
         </w:rPr>
-        <w:t>הטענה בעבודה: לאורכה נשקע הלוח האפריקאי מתחת ללוח הים האגאי בקצב העולה על 3 ס"מ לשנה.</w:t>
+        <w:t>הטענה בעבודה: לאורכה שוקע הלוח האפריקאי מתחת ללוח הים האגאי בקצב העולה על 3 ס"מ לשנה.</w:t>
       </w:r>
     </w:p>
     <w:p>
@@ -318,7 +318,7 @@
           <w:rtl w:val="1"/>
           <w:lang w:bidi="he-IL" w:val="en-US"/>
         </w:rPr>
-        <w:t>הטענה בעבודה: הקרום הנשקע הוא שרידו של אגן אוקייני מזוזואי עמוק, שכמעט כולו נסגר בהתכנסות ארוכת-הטווח בין אירואסיה לאפריקה.</w:t>
+        <w:t>הטענה בעבודה: הקרום השוקע הוא שרידו של אגן אוקייני מזוזואי עמוק, שכמעט כולו נסגר בהתכנסות ארוכת-הטווח בין אירואסיה לאפריקה.</w:t>
       </w:r>
     </w:p>
     <w:p>
@@ -694,7 +694,7 @@
           <w:rtl w:val="1"/>
           <w:lang w:bidi="he-IL" w:val="en-US"/>
         </w:rPr>
-        <w:t>הטענה בעבודה: התהליך מגרד מן הלוח האפריקאי הנשקע ערמת משקעים עבה, שעוביה מגיע עד 12 ק"מ.</w:t>
+        <w:t>הטענה בעבודה: התהליך מגרד מן הלוח האפריקאי השוקע ערמת משקעים עבה, שעוביה מגיע עד 12 ק"מ.</w:t>
       </w:r>
     </w:p>
     <w:p>
@@ -1183,12 +1183,12 @@
           <w:rtl w:val="1"/>
           <w:lang w:bidi="he-IL" w:val="en-US"/>
         </w:rPr>
-        <w:t>ציטוט מדויק — אומת בעמ' 61 (עמוד 1 בקובץ ה-PDF):</w:t>
-      </w:r>
-    </w:p>
-    <w:p>
-      <w:pPr>
-        <w:spacing w:line="240" w:lineRule="auto" w:after="200" w:before="0"/>
+        <w:t>ציטוט מדויק (Huguen et al. (2006)) — אומת בעמ' 61 (עמוד 1 בקובץ ה-PDF):</w:t>
+      </w:r>
+    </w:p>
+    <w:p>
+      <w:pPr>
+        <w:spacing w:line="240" w:lineRule="auto" w:after="40" w:before="0"/>
         <w:ind w:left="680" w:start="680"/>
         <w:jc w:val="left"/>
       </w:pPr>
@@ -1209,6 +1209,44 @@
       <w:pPr>
         <w:keepNext/>
         <w:bidi/>
+        <w:spacing w:line="240" w:lineRule="auto" w:after="20" w:before="0"/>
+        <w:ind w:right="283" w:end="283"/>
+        <w:jc w:val="right"/>
+      </w:pPr>
+      <w:r>
+        <w:rPr>
+          <w:rFonts w:ascii="Arial" w:hAnsi="Arial" w:cs="Arial"/>
+          <w:sz w:val="22"/>
+          <w:szCs w:val="22"/>
+          <w:rtl w:val="1"/>
+          <w:lang w:bidi="he-IL" w:val="en-US"/>
+        </w:rPr>
+        <w:t>ציטוט מדויק (Huguen et al. (2006)) — אומת בעמ' 73 (עמוד 13 בקובץ ה-PDF):</w:t>
+      </w:r>
+    </w:p>
+    <w:p>
+      <w:pPr>
+        <w:spacing w:line="240" w:lineRule="auto" w:after="200" w:before="0"/>
+        <w:ind w:left="680" w:start="680"/>
+        <w:jc w:val="left"/>
+      </w:pPr>
+      <w:r>
+        <w:rPr>
+          <w:rFonts w:ascii="Arial" w:hAnsi="Arial" w:cs="Arial"/>
+          <w:i/>
+          <w:iCs/>
+          <w:sz w:val="20"/>
+          <w:szCs w:val="20"/>
+          <w:rtl w:val="0"/>
+          <w:lang w:bidi="he-IL" w:val="en-US"/>
+        </w:rPr>
+        <w:t>“The two continental margins, African and Aegean, are nearly in contact in that area”</w:t>
+      </w:r>
+    </w:p>
+    <w:p>
+      <w:pPr>
+        <w:keepNext/>
+        <w:bidi/>
         <w:spacing w:line="240" w:lineRule="auto" w:after="40" w:before="0"/>
         <w:jc w:val="right"/>
       </w:pPr>
@@ -1371,12 +1409,12 @@
           <w:rtl w:val="1"/>
           <w:lang w:bidi="he-IL" w:val="en-US"/>
         </w:rPr>
-        <w:t>ציטוט מדויק — אומת בפס' 1 (עמוד 1 בקובץ ה-PDF):</w:t>
-      </w:r>
-    </w:p>
-    <w:p>
-      <w:pPr>
-        <w:spacing w:line="240" w:lineRule="auto" w:after="200" w:before="0"/>
+        <w:t>ציטוט מדויק (Royden &amp; Papanikolaou (2011)) — אומת בפס' 1 (עמוד 1 בקובץ ה-PDF):</w:t>
+      </w:r>
+    </w:p>
+    <w:p>
+      <w:pPr>
+        <w:spacing w:line="240" w:lineRule="auto" w:after="40" w:before="0"/>
         <w:ind w:left="680" w:start="680"/>
         <w:jc w:val="left"/>
       </w:pPr>
@@ -1397,6 +1435,44 @@
       <w:pPr>
         <w:keepNext/>
         <w:bidi/>
+        <w:spacing w:line="240" w:lineRule="auto" w:after="20" w:before="0"/>
+        <w:ind w:right="283" w:end="283"/>
+        <w:jc w:val="right"/>
+      </w:pPr>
+      <w:r>
+        <w:rPr>
+          <w:rFonts w:ascii="Arial" w:hAnsi="Arial" w:cs="Arial"/>
+          <w:sz w:val="22"/>
+          <w:szCs w:val="22"/>
+          <w:rtl w:val="1"/>
+          <w:lang w:bidi="he-IL" w:val="en-US"/>
+        </w:rPr>
+        <w:t>ציטוט מדויק (Royden &amp; Papanikolaou (2011)) — אומת בפס' 1 (עמוד 1 בקובץ ה-PDF):</w:t>
+      </w:r>
+    </w:p>
+    <w:p>
+      <w:pPr>
+        <w:spacing w:line="240" w:lineRule="auto" w:after="200" w:before="0"/>
+        <w:ind w:left="680" w:start="680"/>
+        <w:jc w:val="left"/>
+      </w:pPr>
+      <w:r>
+        <w:rPr>
+          <w:rFonts w:ascii="Arial" w:hAnsi="Arial" w:cs="Arial"/>
+          <w:i/>
+          <w:iCs/>
+          <w:sz w:val="20"/>
+          <w:szCs w:val="20"/>
+          <w:rtl w:val="0"/>
+          <w:lang w:bidi="he-IL" w:val="en-US"/>
+        </w:rPr>
+        <w:t>“the junction of a slowly subducting Adriatic continental lithosphere in the north (5-10 mm/yr)”</w:t>
+      </w:r>
+    </w:p>
+    <w:p>
+      <w:pPr>
+        <w:keepNext/>
+        <w:bidi/>
         <w:spacing w:line="240" w:lineRule="auto" w:after="40" w:before="0"/>
         <w:jc w:val="right"/>
       </w:pPr>
@@ -3439,12 +3515,12 @@
           <w:rtl w:val="1"/>
           <w:lang w:bidi="he-IL" w:val="en-US"/>
         </w:rPr>
-        <w:t>ציטוט מדויק — אומת בפס' 6 (עמוד 3 בקובץ ה-PDF):</w:t>
-      </w:r>
-    </w:p>
-    <w:p>
-      <w:pPr>
-        <w:spacing w:line="240" w:lineRule="auto" w:after="200" w:before="0"/>
+        <w:t>ציטוט מדויק (Kopf et al. (2003)) — אומת בפס' 6 (עמוד 3 בקובץ ה-PDF):</w:t>
+      </w:r>
+    </w:p>
+    <w:p>
+      <w:pPr>
+        <w:spacing w:line="240" w:lineRule="auto" w:after="40" w:before="0"/>
         <w:ind w:left="680" w:start="680"/>
         <w:jc w:val="left"/>
       </w:pPr>
@@ -3459,6 +3535,44 @@
           <w:lang w:bidi="he-IL" w:val="en-US"/>
         </w:rPr>
         <w:t>“The entire prism is thrust onto the Libyan Margin to the south, and backthrust over the Cretan Margin to the north [Mascle et al., 1999].”</w:t>
+      </w:r>
+    </w:p>
+    <w:p>
+      <w:pPr>
+        <w:keepNext/>
+        <w:bidi/>
+        <w:spacing w:line="240" w:lineRule="auto" w:after="20" w:before="0"/>
+        <w:ind w:right="283" w:end="283"/>
+        <w:jc w:val="right"/>
+      </w:pPr>
+      <w:r>
+        <w:rPr>
+          <w:rFonts w:ascii="Arial" w:hAnsi="Arial" w:cs="Arial"/>
+          <w:sz w:val="22"/>
+          <w:szCs w:val="22"/>
+          <w:rtl w:val="1"/>
+          <w:lang w:bidi="he-IL" w:val="en-US"/>
+        </w:rPr>
+        <w:t>ציטוט מדויק (Kopf et al. (2003)) — אומת בפס' 6 (עמוד 3 בקובץ ה-PDF):</w:t>
+      </w:r>
+    </w:p>
+    <w:p>
+      <w:pPr>
+        <w:spacing w:line="240" w:lineRule="auto" w:after="200" w:before="0"/>
+        <w:ind w:left="680" w:start="680"/>
+        <w:jc w:val="left"/>
+      </w:pPr>
+      <w:r>
+        <w:rPr>
+          <w:rFonts w:ascii="Arial" w:hAnsi="Arial" w:cs="Arial"/>
+          <w:i/>
+          <w:iCs/>
+          <w:sz w:val="20"/>
+          <w:szCs w:val="20"/>
+          <w:rtl w:val="0"/>
+          <w:lang w:bidi="he-IL" w:val="en-US"/>
+        </w:rPr>
+        <w:t>“In the main collision zone between Lybia and Crete, the entire abyssal plain has undergone subduction.”</w:t>
       </w:r>
     </w:p>
     <w:p>

--- a/hellenic_arc_paper/טבלת_אימות_ציטוטים.docx
+++ b/hellenic_arc_paper/טבלת_אימות_ציטוטים.docx
@@ -1616,7 +1616,7 @@
           <w:rtl w:val="1"/>
           <w:lang w:bidi="he-IL" w:val="en-US"/>
         </w:rPr>
-        <w:t>הטענה בעבודה: אלו הן שקע מטפן, שקע פליני, שקע סטראבו ותעלת רודוס, שעומקן נע בין 3,000 ל-5,000 מטר.</w:t>
+        <w:t>הטענה בעבודה: אלה הם שקע מטפן, שקע פליני, שקע סטראבו ותעלת רודוס, שעומקם נע בין 3,000 ל-5,000 מטר.</w:t>
       </w:r>
     </w:p>
     <w:p>

--- a/hellenic_arc_paper/טבלת_אימות_ציטוטים.docx
+++ b/hellenic_arc_paper/טבלת_אימות_ציטוטים.docx
@@ -3628,7 +3628,7 @@
           <w:rtl w:val="1"/>
           <w:lang w:bidi="he-IL" w:val="en-US"/>
         </w:rPr>
-        <w:t>הטענה בעבודה: Kopf et al. (2003) ביצעו איזון נפחי בין כמות המשקעים הנצברת לזו הנבלעת בהפחתה. הניתוח התבסס על ארבעה חתכים סיסמיים לרוחב המנסרה, שעברו עיבוד של הגירת עומק.</w:t>
+        <w:t>הטענה בעבודה: מאזן המסה של המנסרה נבחן באמצעות איזון נפחי בין כמות המשקעים הנצברת לזו הנבלעת בהפחתה. הניתוח התבסס על ארבעה חתכים סיסמיים לרוחב המנסרה, שעובדו לחתכי עומק אמיתיים.</w:t>
       </w:r>
     </w:p>
     <w:p>
